--- a/2026-Q2/Devotionals/TheSinOfEmpathy.docx
+++ b/2026-Q2/Devotionals/TheSinOfEmpathy.docx
@@ -818,7 +818,27 @@
           <w:szCs w:val="22"/>
           <w14:ligatures w14:val="none"/>
         </w:rPr>
-        <w:t>In other words, God’s word was no longer the highest authority.  Whether one calls that indiscriminate empathy, autonomous reasoning, or misplaced desire, the core problem was the same: God’s command was displaced.</w:t>
+        <w:t>In other words, God’s word was no longer the highest authority.  Whether one calls that indiscriminate empathy, autonomous reasoning, or misplaced desire, the core problem was the same</w:t>
+      </w:r>
+      <w:r>
+        <w:rPr>
+          <w:rFonts w:ascii="Calibri" w:eastAsia="Times New Roman" w:hAnsi="Calibri" w:cs="Calibri"/>
+          <w:kern w:val="0"/>
+          <w:sz w:val="22"/>
+          <w:szCs w:val="22"/>
+          <w14:ligatures w14:val="none"/>
+        </w:rPr>
+        <w:t xml:space="preserve">; </w:t>
+      </w:r>
+      <w:r>
+        <w:rPr>
+          <w:rFonts w:ascii="Calibri" w:eastAsia="Times New Roman" w:hAnsi="Calibri" w:cs="Calibri"/>
+          <w:kern w:val="0"/>
+          <w:sz w:val="22"/>
+          <w:szCs w:val="22"/>
+          <w14:ligatures w14:val="none"/>
+        </w:rPr>
+        <w:t>God’s command was displaced.</w:t>
       </w:r>
     </w:p>
     <w:p>
@@ -1070,7 +1090,27 @@
           <w:szCs w:val="22"/>
           <w14:ligatures w14:val="none"/>
         </w:rPr>
-        <w:t>3. Rather than submitting to God's revealed word, Eve gave weight to another voice and another value system.  The serpent appealed to her desires, perceptions, and judgments.  The result was a replacement of God's authority with a human-centered evaluation of reality.</w:t>
+        <w:t xml:space="preserve">3. Rather than submitting to God's revealed word, Eve gave weight to another voice and another value system.  The serpent appealed to her desires, perceptions, and judgments.  </w:t>
+      </w:r>
+      <w:r>
+        <w:rPr>
+          <w:rFonts w:ascii="Calibri" w:eastAsia="Times New Roman" w:hAnsi="Calibri" w:cs="Calibri"/>
+          <w:kern w:val="0"/>
+          <w:sz w:val="22"/>
+          <w:szCs w:val="22"/>
+          <w14:ligatures w14:val="none"/>
+        </w:rPr>
+        <w:t xml:space="preserve">Adam responded with empathy.  </w:t>
+      </w:r>
+      <w:r>
+        <w:rPr>
+          <w:rFonts w:ascii="Calibri" w:eastAsia="Times New Roman" w:hAnsi="Calibri" w:cs="Calibri"/>
+          <w:kern w:val="0"/>
+          <w:sz w:val="22"/>
+          <w:szCs w:val="22"/>
+          <w14:ligatures w14:val="none"/>
+        </w:rPr>
+        <w:t>The result was a replacement of God's authority with a human-centered evaluation of reality.</w:t>
       </w:r>
     </w:p>
     <w:p>
@@ -1159,7 +1199,67 @@
           <w14:ligatures w14:val="none"/>
         </w:rPr>
         <w:lastRenderedPageBreak/>
-        <w:t>Adam's failure was different but related. Rather than exercising leadership grounded in God's command, he remained passive and later shifted blame.  The discussion connected this pattern to Paul's teaching in 1 Timothy 2:9-15, where Paul references the creation order and the deception of Eve as part of his argument concerning authority, teaching, and responsibility within the church.</w:t>
+        <w:t xml:space="preserve">Adam's failure was different but related. </w:t>
+      </w:r>
+      <w:r>
+        <w:rPr>
+          <w:rFonts w:ascii="Calibri" w:eastAsia="Times New Roman" w:hAnsi="Calibri" w:cs="Calibri"/>
+          <w:kern w:val="0"/>
+          <w:sz w:val="22"/>
+          <w:szCs w:val="22"/>
+          <w14:ligatures w14:val="none"/>
+        </w:rPr>
+        <w:t xml:space="preserve"> </w:t>
+      </w:r>
+      <w:r>
+        <w:rPr>
+          <w:rFonts w:ascii="Calibri" w:eastAsia="Times New Roman" w:hAnsi="Calibri" w:cs="Calibri"/>
+          <w:kern w:val="0"/>
+          <w:sz w:val="22"/>
+          <w:szCs w:val="22"/>
+          <w14:ligatures w14:val="none"/>
+        </w:rPr>
+        <w:t xml:space="preserve">Rather than exercising leadership grounded in God's command, he remained </w:t>
+      </w:r>
+      <w:r>
+        <w:rPr>
+          <w:rFonts w:ascii="Calibri" w:eastAsia="Times New Roman" w:hAnsi="Calibri" w:cs="Calibri"/>
+          <w:kern w:val="0"/>
+          <w:sz w:val="22"/>
+          <w:szCs w:val="22"/>
+          <w14:ligatures w14:val="none"/>
+        </w:rPr>
+        <w:t xml:space="preserve">empathetically </w:t>
+      </w:r>
+      <w:r>
+        <w:rPr>
+          <w:rFonts w:ascii="Calibri" w:eastAsia="Times New Roman" w:hAnsi="Calibri" w:cs="Calibri"/>
+          <w:kern w:val="0"/>
+          <w:sz w:val="22"/>
+          <w:szCs w:val="22"/>
+          <w14:ligatures w14:val="none"/>
+        </w:rPr>
+        <w:t xml:space="preserve">passive and later shifted blame.  The discussion connected this pattern to Paul's teaching in 1 Timothy 2:9-15, where Paul references the creation order and the deception of Eve as part of his argument concerning authority, teaching, and </w:t>
+      </w:r>
+      <w:r>
+        <w:rPr>
+          <w:rFonts w:ascii="Calibri" w:eastAsia="Times New Roman" w:hAnsi="Calibri" w:cs="Calibri"/>
+          <w:kern w:val="0"/>
+          <w:sz w:val="22"/>
+          <w:szCs w:val="22"/>
+          <w14:ligatures w14:val="none"/>
+        </w:rPr>
+        <w:t xml:space="preserve">role-based </w:t>
+      </w:r>
+      <w:r>
+        <w:rPr>
+          <w:rFonts w:ascii="Calibri" w:eastAsia="Times New Roman" w:hAnsi="Calibri" w:cs="Calibri"/>
+          <w:kern w:val="0"/>
+          <w:sz w:val="22"/>
+          <w:szCs w:val="22"/>
+          <w14:ligatures w14:val="none"/>
+        </w:rPr>
+        <w:t>responsibility within the church.</w:t>
       </w:r>
     </w:p>
     <w:p>
@@ -1414,23 +1514,7 @@
           <w:sz w:val="22"/>
           <w:szCs w:val="22"/>
         </w:rPr>
-        <w:t>One prisoner is freed. At first, the light pains him. He resists and prefers the familiar shadows. Eventually he leaves the cave, sees the real world, and finally looks upon the sun itself.</w:t>
-      </w:r>
-      <w:r>
-        <w:rPr>
-          <w:rFonts w:ascii="Calibri" w:hAnsi="Calibri" w:cs="Calibri"/>
-          <w:sz w:val="22"/>
-          <w:szCs w:val="22"/>
-        </w:rPr>
-        <w:t xml:space="preserve">  </w:t>
-      </w:r>
-      <w:r>
-        <w:rPr>
-          <w:rFonts w:ascii="Calibri" w:hAnsi="Calibri" w:cs="Calibri"/>
-          <w:sz w:val="22"/>
-          <w:szCs w:val="22"/>
-        </w:rPr>
-        <w:t xml:space="preserve">The sun represents the highest truth, what Plato calls </w:t>
+        <w:t xml:space="preserve">One prisoner is freed. At first, the light pains him. He resists and prefers the familiar shadows. Eventually he leaves the cave, sees the real world, and finally looks upon the sun itself.  The sun represents the highest truth, what Plato calls </w:t>
       </w:r>
       <w:r>
         <w:rPr>

--- a/2026-Q2/Devotionals/TheSinOfEmpathy.docx
+++ b/2026-Q2/Devotionals/TheSinOfEmpathy.docx
@@ -4,235 +4,176 @@
   <w:body>
     <w:p>
       <w:pPr>
-        <w:spacing w:after="0" w:line="240" w:lineRule="auto"/>
-        <w:rPr>
-          <w:rFonts w:ascii="Calibri" w:eastAsia="Times New Roman" w:hAnsi="Calibri" w:cs="Calibri"/>
-          <w:kern w:val="0"/>
+        <w:rPr>
+          <w:rFonts w:ascii="Calibri" w:hAnsi="Calibri" w:cs="Calibri"/>
           <w:sz w:val="40"/>
           <w:szCs w:val="40"/>
-          <w14:ligatures w14:val="none"/>
-        </w:rPr>
-      </w:pPr>
-      <w:r>
-        <w:rPr>
-          <w:rFonts w:ascii="Calibri" w:eastAsia="Times New Roman" w:hAnsi="Calibri" w:cs="Calibri"/>
+        </w:rPr>
+      </w:pPr>
+      <w:r>
+        <w:rPr>
+          <w:rFonts w:ascii="Calibri" w:hAnsi="Calibri" w:cs="Calibri"/>
           <w:b/>
           <w:bCs/>
-          <w:kern w:val="0"/>
           <w:sz w:val="40"/>
           <w:szCs w:val="40"/>
-          <w14:ligatures w14:val="none"/>
-        </w:rPr>
-        <w:t>Empathy, Truth, and the Cave: Two Competing Paths to Understanding Reality</w:t>
-      </w:r>
-    </w:p>
-    <w:p>
-      <w:pPr>
-        <w:spacing w:after="0" w:line="240" w:lineRule="auto"/>
-        <w:rPr>
-          <w:rFonts w:ascii="Calibri" w:eastAsia="Times New Roman" w:hAnsi="Calibri" w:cs="Calibri"/>
-          <w:kern w:val="0"/>
+        </w:rPr>
+        <w:t>Empathy, Truth, and the Cave: Competing Paths to Understanding Reality</w:t>
+      </w:r>
+    </w:p>
+    <w:p>
+      <w:pPr>
+        <w:rPr>
+          <w:rFonts w:ascii="Calibri" w:hAnsi="Calibri" w:cs="Calibri"/>
           <w:sz w:val="40"/>
           <w:szCs w:val="40"/>
-          <w14:ligatures w14:val="none"/>
-        </w:rPr>
-      </w:pPr>
-      <w:r>
-        <w:rPr>
-          <w:rFonts w:ascii="Calibri" w:eastAsia="Times New Roman" w:hAnsi="Calibri" w:cs="Calibri"/>
-          <w:kern w:val="0"/>
+        </w:rPr>
+      </w:pPr>
+      <w:r>
+        <w:rPr>
+          <w:rFonts w:ascii="Calibri" w:hAnsi="Calibri" w:cs="Calibri"/>
           <w:sz w:val="40"/>
           <w:szCs w:val="40"/>
-          <w14:ligatures w14:val="none"/>
         </w:rPr>
         <w:t> </w:t>
       </w:r>
     </w:p>
     <w:p>
       <w:pPr>
-        <w:spacing w:after="0" w:line="240" w:lineRule="auto"/>
-        <w:rPr>
-          <w:rFonts w:ascii="Calibri" w:eastAsia="Times New Roman" w:hAnsi="Calibri" w:cs="Calibri"/>
-          <w:kern w:val="0"/>
+        <w:rPr>
+          <w:rFonts w:ascii="Calibri" w:hAnsi="Calibri" w:cs="Calibri"/>
           <w:sz w:val="32"/>
           <w:szCs w:val="32"/>
-          <w14:ligatures w14:val="none"/>
-        </w:rPr>
-      </w:pPr>
-      <w:r>
-        <w:rPr>
-          <w:rFonts w:ascii="Calibri" w:eastAsia="Times New Roman" w:hAnsi="Calibri" w:cs="Calibri"/>
+        </w:rPr>
+      </w:pPr>
+      <w:r>
+        <w:rPr>
+          <w:rFonts w:ascii="Calibri" w:hAnsi="Calibri" w:cs="Calibri"/>
           <w:b/>
           <w:bCs/>
-          <w:kern w:val="0"/>
           <w:sz w:val="32"/>
           <w:szCs w:val="32"/>
-          <w14:ligatures w14:val="none"/>
         </w:rPr>
         <w:t>Empathy can create moral blindness</w:t>
       </w:r>
     </w:p>
     <w:p>
       <w:pPr>
-        <w:spacing w:after="0" w:line="240" w:lineRule="auto"/>
-        <w:rPr>
-          <w:rFonts w:ascii="Calibri" w:eastAsia="Times New Roman" w:hAnsi="Calibri" w:cs="Calibri"/>
-          <w:kern w:val="0"/>
+        <w:rPr>
+          <w:rFonts w:ascii="Calibri" w:hAnsi="Calibri" w:cs="Calibri"/>
           <w:sz w:val="32"/>
           <w:szCs w:val="32"/>
-          <w14:ligatures w14:val="none"/>
-        </w:rPr>
-      </w:pPr>
-      <w:r>
-        <w:rPr>
-          <w:rFonts w:ascii="Calibri" w:eastAsia="Times New Roman" w:hAnsi="Calibri" w:cs="Calibri"/>
-          <w:kern w:val="0"/>
-          <w:sz w:val="32"/>
-          <w:szCs w:val="32"/>
-          <w14:ligatures w14:val="none"/>
+        </w:rPr>
+      </w:pPr>
+    </w:p>
+    <w:p>
+      <w:pPr>
+        <w:rPr>
+          <w:rFonts w:ascii="Calibri" w:hAnsi="Calibri" w:cs="Calibri"/>
+          <w:sz w:val="22"/>
+          <w:szCs w:val="22"/>
+        </w:rPr>
+      </w:pPr>
+      <w:r>
+        <w:rPr>
+          <w:rFonts w:ascii="Calibri" w:hAnsi="Calibri" w:cs="Calibri"/>
+          <w:sz w:val="22"/>
+          <w:szCs w:val="22"/>
+        </w:rPr>
+        <w:t>When we come to 1 Timothy 2:9-15, Paul himself appeals to Genesis:</w:t>
+      </w:r>
+    </w:p>
+    <w:p>
+      <w:pPr>
+        <w:rPr>
+          <w:rFonts w:ascii="Calibri" w:hAnsi="Calibri" w:cs="Calibri"/>
+          <w:sz w:val="22"/>
+          <w:szCs w:val="22"/>
+        </w:rPr>
+      </w:pPr>
+      <w:r>
+        <w:rPr>
+          <w:rFonts w:ascii="Calibri" w:hAnsi="Calibri" w:cs="Calibri"/>
+          <w:sz w:val="22"/>
+          <w:szCs w:val="22"/>
         </w:rPr>
         <w:t> </w:t>
       </w:r>
     </w:p>
     <w:p>
       <w:pPr>
-        <w:spacing w:after="0" w:line="240" w:lineRule="auto"/>
-        <w:rPr>
-          <w:rFonts w:ascii="Calibri" w:eastAsia="Times New Roman" w:hAnsi="Calibri" w:cs="Calibri"/>
-          <w:kern w:val="0"/>
-          <w:sz w:val="22"/>
-          <w:szCs w:val="22"/>
-          <w14:ligatures w14:val="none"/>
-        </w:rPr>
-      </w:pPr>
-      <w:r>
-        <w:rPr>
-          <w:rFonts w:ascii="Calibri" w:eastAsia="Times New Roman" w:hAnsi="Calibri" w:cs="Calibri"/>
-          <w:kern w:val="0"/>
-          <w:sz w:val="22"/>
-          <w:szCs w:val="22"/>
-          <w14:ligatures w14:val="none"/>
-        </w:rPr>
-        <w:t>When we come to 1 Timothy 2:9-15, Paul himself appeals to Genesis:</w:t>
-      </w:r>
-    </w:p>
-    <w:p>
-      <w:pPr>
-        <w:spacing w:after="0" w:line="240" w:lineRule="auto"/>
-        <w:rPr>
-          <w:rFonts w:ascii="Calibri" w:eastAsia="Times New Roman" w:hAnsi="Calibri" w:cs="Calibri"/>
-          <w:kern w:val="0"/>
-          <w:sz w:val="22"/>
-          <w:szCs w:val="22"/>
-          <w14:ligatures w14:val="none"/>
-        </w:rPr>
-      </w:pPr>
-      <w:r>
-        <w:rPr>
-          <w:rFonts w:ascii="Calibri" w:eastAsia="Times New Roman" w:hAnsi="Calibri" w:cs="Calibri"/>
-          <w:kern w:val="0"/>
-          <w:sz w:val="22"/>
-          <w:szCs w:val="22"/>
-          <w14:ligatures w14:val="none"/>
-        </w:rPr>
-        <w:t> </w:t>
-      </w:r>
-    </w:p>
-    <w:p>
-      <w:pPr>
-        <w:spacing w:after="0" w:line="240" w:lineRule="auto"/>
         <w:ind w:left="540"/>
         <w:rPr>
-          <w:rFonts w:ascii="Calibri" w:eastAsia="Times New Roman" w:hAnsi="Calibri" w:cs="Calibri"/>
-          <w:kern w:val="0"/>
-          <w:sz w:val="22"/>
-          <w:szCs w:val="22"/>
-          <w14:ligatures w14:val="none"/>
-        </w:rPr>
-      </w:pPr>
-      <w:r>
-        <w:rPr>
-          <w:rFonts w:ascii="Calibri" w:eastAsia="Times New Roman" w:hAnsi="Calibri" w:cs="Calibri"/>
+          <w:rFonts w:ascii="Calibri" w:hAnsi="Calibri" w:cs="Calibri"/>
+          <w:sz w:val="22"/>
+          <w:szCs w:val="22"/>
+        </w:rPr>
+      </w:pPr>
+      <w:r>
+        <w:rPr>
+          <w:rFonts w:ascii="Calibri" w:hAnsi="Calibri" w:cs="Calibri"/>
           <w:i/>
           <w:iCs/>
-          <w:kern w:val="0"/>
-          <w:sz w:val="22"/>
-          <w:szCs w:val="22"/>
-          <w14:ligatures w14:val="none"/>
+          <w:sz w:val="22"/>
+          <w:szCs w:val="22"/>
         </w:rPr>
         <w:t>“For Adam was formed first, then Eve. And Adam was not deceived, but the woman, because she was fully deceived, fell into transgression.”</w:t>
       </w:r>
       <w:r>
         <w:rPr>
-          <w:rFonts w:ascii="Calibri" w:eastAsia="Times New Roman" w:hAnsi="Calibri" w:cs="Calibri"/>
-          <w:kern w:val="0"/>
-          <w:sz w:val="22"/>
-          <w:szCs w:val="22"/>
-          <w14:ligatures w14:val="none"/>
+          <w:rFonts w:ascii="Calibri" w:hAnsi="Calibri" w:cs="Calibri"/>
+          <w:sz w:val="22"/>
+          <w:szCs w:val="22"/>
         </w:rPr>
         <w:t xml:space="preserve"> (1 Tim. 2:13-14, NET)</w:t>
       </w:r>
     </w:p>
     <w:p>
       <w:pPr>
-        <w:spacing w:after="0" w:line="240" w:lineRule="auto"/>
-        <w:rPr>
-          <w:rFonts w:ascii="Calibri" w:eastAsia="Times New Roman" w:hAnsi="Calibri" w:cs="Calibri"/>
-          <w:kern w:val="0"/>
-          <w:sz w:val="22"/>
-          <w:szCs w:val="22"/>
-          <w14:ligatures w14:val="none"/>
-        </w:rPr>
-      </w:pPr>
-      <w:r>
-        <w:rPr>
-          <w:rFonts w:ascii="Calibri" w:eastAsia="Times New Roman" w:hAnsi="Calibri" w:cs="Calibri"/>
-          <w:kern w:val="0"/>
-          <w:sz w:val="22"/>
-          <w:szCs w:val="22"/>
-          <w14:ligatures w14:val="none"/>
+        <w:rPr>
+          <w:rFonts w:ascii="Calibri" w:hAnsi="Calibri" w:cs="Calibri"/>
+          <w:sz w:val="22"/>
+          <w:szCs w:val="22"/>
+        </w:rPr>
+      </w:pPr>
+      <w:r>
+        <w:rPr>
+          <w:rFonts w:ascii="Calibri" w:hAnsi="Calibri" w:cs="Calibri"/>
+          <w:sz w:val="22"/>
+          <w:szCs w:val="22"/>
         </w:rPr>
         <w:t> </w:t>
       </w:r>
     </w:p>
     <w:p>
       <w:pPr>
-        <w:spacing w:after="0" w:line="240" w:lineRule="auto"/>
-        <w:rPr>
-          <w:rFonts w:ascii="Calibri" w:eastAsia="Times New Roman" w:hAnsi="Calibri" w:cs="Calibri"/>
-          <w:kern w:val="0"/>
-          <w:sz w:val="22"/>
-          <w:szCs w:val="22"/>
-          <w14:ligatures w14:val="none"/>
-        </w:rPr>
-      </w:pPr>
-      <w:r>
-        <w:rPr>
-          <w:rFonts w:ascii="Calibri" w:eastAsia="Times New Roman" w:hAnsi="Calibri" w:cs="Calibri"/>
-          <w:kern w:val="0"/>
-          <w:sz w:val="22"/>
-          <w:szCs w:val="22"/>
-          <w14:ligatures w14:val="none"/>
+        <w:rPr>
+          <w:rFonts w:ascii="Calibri" w:hAnsi="Calibri" w:cs="Calibri"/>
+          <w:sz w:val="22"/>
+          <w:szCs w:val="22"/>
+        </w:rPr>
+      </w:pPr>
+      <w:r>
+        <w:rPr>
+          <w:rFonts w:ascii="Calibri" w:hAnsi="Calibri" w:cs="Calibri"/>
+          <w:sz w:val="22"/>
+          <w:szCs w:val="22"/>
         </w:rPr>
         <w:t xml:space="preserve">Notice several things.  </w:t>
       </w:r>
       <w:r>
         <w:rPr>
-          <w:rFonts w:ascii="Calibri" w:eastAsia="Times New Roman" w:hAnsi="Calibri" w:cs="Calibri"/>
-          <w:kern w:val="0"/>
-          <w:sz w:val="22"/>
-          <w:szCs w:val="22"/>
-          <w14:ligatures w14:val="none"/>
+          <w:rFonts w:ascii="Calibri" w:hAnsi="Calibri" w:cs="Calibri"/>
+          <w:sz w:val="22"/>
+          <w:szCs w:val="22"/>
         </w:rPr>
         <w:t xml:space="preserve">Paul is not saying women are morally inferior.  Paul specifically points to Eve being deceived.  </w:t>
       </w:r>
       <w:r>
         <w:rPr>
-          <w:rFonts w:ascii="Calibri" w:eastAsia="Times New Roman" w:hAnsi="Calibri" w:cs="Calibri"/>
-          <w:kern w:val="0"/>
-          <w:sz w:val="22"/>
-          <w:szCs w:val="22"/>
-          <w14:ligatures w14:val="none"/>
+          <w:rFonts w:ascii="Calibri" w:hAnsi="Calibri" w:cs="Calibri"/>
+          <w:sz w:val="22"/>
+          <w:szCs w:val="22"/>
         </w:rPr>
         <w:t>The serpent presents a story:</w:t>
       </w:r>
@@ -243,23 +184,18 @@
           <w:ilvl w:val="0"/>
           <w:numId w:val="1"/>
         </w:numPr>
-        <w:spacing w:after="0" w:line="240" w:lineRule="auto"/>
         <w:textAlignment w:val="center"/>
         <w:rPr>
-          <w:rFonts w:ascii="Calibri" w:eastAsia="Times New Roman" w:hAnsi="Calibri" w:cs="Calibri"/>
-          <w:kern w:val="0"/>
-          <w:sz w:val="22"/>
-          <w:szCs w:val="22"/>
-          <w14:ligatures w14:val="none"/>
-        </w:rPr>
-      </w:pPr>
-      <w:r>
-        <w:rPr>
-          <w:rFonts w:ascii="Calibri" w:eastAsia="Times New Roman" w:hAnsi="Calibri" w:cs="Calibri"/>
-          <w:kern w:val="0"/>
-          <w:sz w:val="22"/>
-          <w:szCs w:val="22"/>
-          <w14:ligatures w14:val="none"/>
+          <w:rFonts w:ascii="Calibri" w:hAnsi="Calibri" w:cs="Calibri"/>
+          <w:sz w:val="22"/>
+          <w:szCs w:val="22"/>
+        </w:rPr>
+      </w:pPr>
+      <w:r>
+        <w:rPr>
+          <w:rFonts w:ascii="Calibri" w:hAnsi="Calibri" w:cs="Calibri"/>
+          <w:sz w:val="22"/>
+          <w:szCs w:val="22"/>
         </w:rPr>
         <w:t>God is withholding something good.</w:t>
       </w:r>
@@ -270,23 +206,18 @@
           <w:ilvl w:val="0"/>
           <w:numId w:val="1"/>
         </w:numPr>
-        <w:spacing w:after="0" w:line="240" w:lineRule="auto"/>
         <w:textAlignment w:val="center"/>
         <w:rPr>
-          <w:rFonts w:ascii="Calibri" w:eastAsia="Times New Roman" w:hAnsi="Calibri" w:cs="Calibri"/>
-          <w:kern w:val="0"/>
-          <w:sz w:val="22"/>
-          <w:szCs w:val="22"/>
-          <w14:ligatures w14:val="none"/>
-        </w:rPr>
-      </w:pPr>
-      <w:r>
-        <w:rPr>
-          <w:rFonts w:ascii="Calibri" w:eastAsia="Times New Roman" w:hAnsi="Calibri" w:cs="Calibri"/>
-          <w:kern w:val="0"/>
-          <w:sz w:val="22"/>
-          <w:szCs w:val="22"/>
-          <w14:ligatures w14:val="none"/>
+          <w:rFonts w:ascii="Calibri" w:hAnsi="Calibri" w:cs="Calibri"/>
+          <w:sz w:val="22"/>
+          <w:szCs w:val="22"/>
+        </w:rPr>
+      </w:pPr>
+      <w:r>
+        <w:rPr>
+          <w:rFonts w:ascii="Calibri" w:hAnsi="Calibri" w:cs="Calibri"/>
+          <w:sz w:val="22"/>
+          <w:szCs w:val="22"/>
         </w:rPr>
         <w:t>You are missing out.</w:t>
       </w:r>
@@ -297,67 +228,52 @@
           <w:ilvl w:val="0"/>
           <w:numId w:val="1"/>
         </w:numPr>
-        <w:spacing w:after="0" w:line="240" w:lineRule="auto"/>
         <w:textAlignment w:val="center"/>
         <w:rPr>
-          <w:rFonts w:ascii="Calibri" w:eastAsia="Times New Roman" w:hAnsi="Calibri" w:cs="Calibri"/>
-          <w:kern w:val="0"/>
-          <w:sz w:val="22"/>
-          <w:szCs w:val="22"/>
-          <w14:ligatures w14:val="none"/>
-        </w:rPr>
-      </w:pPr>
-      <w:r>
-        <w:rPr>
-          <w:rFonts w:ascii="Calibri" w:eastAsia="Times New Roman" w:hAnsi="Calibri" w:cs="Calibri"/>
-          <w:kern w:val="0"/>
-          <w:sz w:val="22"/>
-          <w:szCs w:val="22"/>
-          <w14:ligatures w14:val="none"/>
+          <w:rFonts w:ascii="Calibri" w:hAnsi="Calibri" w:cs="Calibri"/>
+          <w:sz w:val="22"/>
+          <w:szCs w:val="22"/>
+        </w:rPr>
+      </w:pPr>
+      <w:r>
+        <w:rPr>
+          <w:rFonts w:ascii="Calibri" w:hAnsi="Calibri" w:cs="Calibri"/>
+          <w:sz w:val="22"/>
+          <w:szCs w:val="22"/>
         </w:rPr>
         <w:t>You deserve better.</w:t>
       </w:r>
     </w:p>
     <w:p>
       <w:pPr>
-        <w:spacing w:after="0" w:line="240" w:lineRule="auto"/>
-        <w:rPr>
-          <w:rFonts w:ascii="Calibri" w:eastAsia="Times New Roman" w:hAnsi="Calibri" w:cs="Calibri"/>
-          <w:kern w:val="0"/>
-          <w:sz w:val="22"/>
-          <w:szCs w:val="22"/>
-          <w14:ligatures w14:val="none"/>
-        </w:rPr>
-      </w:pPr>
-      <w:r>
-        <w:rPr>
-          <w:rFonts w:ascii="Calibri" w:eastAsia="Times New Roman" w:hAnsi="Calibri" w:cs="Calibri"/>
-          <w:kern w:val="0"/>
-          <w:sz w:val="22"/>
-          <w:szCs w:val="22"/>
-          <w14:ligatures w14:val="none"/>
+        <w:rPr>
+          <w:rFonts w:ascii="Calibri" w:hAnsi="Calibri" w:cs="Calibri"/>
+          <w:sz w:val="22"/>
+          <w:szCs w:val="22"/>
+        </w:rPr>
+      </w:pPr>
+      <w:r>
+        <w:rPr>
+          <w:rFonts w:ascii="Calibri" w:hAnsi="Calibri" w:cs="Calibri"/>
+          <w:sz w:val="22"/>
+          <w:szCs w:val="22"/>
         </w:rPr>
         <w:t> </w:t>
       </w:r>
     </w:p>
     <w:p>
       <w:pPr>
-        <w:spacing w:after="0" w:line="240" w:lineRule="auto"/>
-        <w:rPr>
-          <w:rFonts w:ascii="Calibri" w:eastAsia="Times New Roman" w:hAnsi="Calibri" w:cs="Calibri"/>
-          <w:kern w:val="0"/>
-          <w:sz w:val="22"/>
-          <w:szCs w:val="22"/>
-          <w14:ligatures w14:val="none"/>
-        </w:rPr>
-      </w:pPr>
-      <w:r>
-        <w:rPr>
-          <w:rFonts w:ascii="Calibri" w:eastAsia="Times New Roman" w:hAnsi="Calibri" w:cs="Calibri"/>
-          <w:kern w:val="0"/>
-          <w:sz w:val="22"/>
-          <w:szCs w:val="22"/>
-          <w14:ligatures w14:val="none"/>
+        <w:rPr>
+          <w:rFonts w:ascii="Calibri" w:hAnsi="Calibri" w:cs="Calibri"/>
+          <w:sz w:val="22"/>
+          <w:szCs w:val="22"/>
+        </w:rPr>
+      </w:pPr>
+      <w:r>
+        <w:rPr>
+          <w:rFonts w:ascii="Calibri" w:hAnsi="Calibri" w:cs="Calibri"/>
+          <w:sz w:val="22"/>
+          <w:szCs w:val="22"/>
         </w:rPr>
         <w:t>The serpent persuaded Eve to evaluate God’s command according to another standard:</w:t>
       </w:r>
@@ -368,23 +284,18 @@
           <w:ilvl w:val="0"/>
           <w:numId w:val="2"/>
         </w:numPr>
-        <w:spacing w:after="0" w:line="240" w:lineRule="auto"/>
         <w:textAlignment w:val="center"/>
         <w:rPr>
-          <w:rFonts w:ascii="Calibri" w:eastAsia="Times New Roman" w:hAnsi="Calibri" w:cs="Calibri"/>
-          <w:kern w:val="0"/>
-          <w:sz w:val="22"/>
-          <w:szCs w:val="22"/>
-          <w14:ligatures w14:val="none"/>
-        </w:rPr>
-      </w:pPr>
-      <w:r>
-        <w:rPr>
-          <w:rFonts w:ascii="Calibri" w:eastAsia="Times New Roman" w:hAnsi="Calibri" w:cs="Calibri"/>
-          <w:kern w:val="0"/>
-          <w:sz w:val="22"/>
-          <w:szCs w:val="22"/>
-          <w14:ligatures w14:val="none"/>
+          <w:rFonts w:ascii="Calibri" w:hAnsi="Calibri" w:cs="Calibri"/>
+          <w:sz w:val="22"/>
+          <w:szCs w:val="22"/>
+        </w:rPr>
+      </w:pPr>
+      <w:r>
+        <w:rPr>
+          <w:rFonts w:ascii="Calibri" w:hAnsi="Calibri" w:cs="Calibri"/>
+          <w:sz w:val="22"/>
+          <w:szCs w:val="22"/>
         </w:rPr>
         <w:t>It looked good.</w:t>
       </w:r>
@@ -395,23 +306,18 @@
           <w:ilvl w:val="0"/>
           <w:numId w:val="2"/>
         </w:numPr>
-        <w:spacing w:after="0" w:line="240" w:lineRule="auto"/>
         <w:textAlignment w:val="center"/>
         <w:rPr>
-          <w:rFonts w:ascii="Calibri" w:eastAsia="Times New Roman" w:hAnsi="Calibri" w:cs="Calibri"/>
-          <w:kern w:val="0"/>
-          <w:sz w:val="22"/>
-          <w:szCs w:val="22"/>
-          <w14:ligatures w14:val="none"/>
-        </w:rPr>
-      </w:pPr>
-      <w:r>
-        <w:rPr>
-          <w:rFonts w:ascii="Calibri" w:eastAsia="Times New Roman" w:hAnsi="Calibri" w:cs="Calibri"/>
-          <w:kern w:val="0"/>
-          <w:sz w:val="22"/>
-          <w:szCs w:val="22"/>
-          <w14:ligatures w14:val="none"/>
+          <w:rFonts w:ascii="Calibri" w:hAnsi="Calibri" w:cs="Calibri"/>
+          <w:sz w:val="22"/>
+          <w:szCs w:val="22"/>
+        </w:rPr>
+      </w:pPr>
+      <w:r>
+        <w:rPr>
+          <w:rFonts w:ascii="Calibri" w:hAnsi="Calibri" w:cs="Calibri"/>
+          <w:sz w:val="22"/>
+          <w:szCs w:val="22"/>
         </w:rPr>
         <w:t>It seemed desirable.</w:t>
       </w:r>
@@ -422,23 +328,18 @@
           <w:ilvl w:val="0"/>
           <w:numId w:val="2"/>
         </w:numPr>
-        <w:spacing w:after="0" w:line="240" w:lineRule="auto"/>
         <w:textAlignment w:val="center"/>
         <w:rPr>
-          <w:rFonts w:ascii="Calibri" w:eastAsia="Times New Roman" w:hAnsi="Calibri" w:cs="Calibri"/>
-          <w:kern w:val="0"/>
-          <w:sz w:val="22"/>
-          <w:szCs w:val="22"/>
-          <w14:ligatures w14:val="none"/>
-        </w:rPr>
-      </w:pPr>
-      <w:r>
-        <w:rPr>
-          <w:rFonts w:ascii="Calibri" w:eastAsia="Times New Roman" w:hAnsi="Calibri" w:cs="Calibri"/>
-          <w:kern w:val="0"/>
-          <w:sz w:val="22"/>
-          <w:szCs w:val="22"/>
-          <w14:ligatures w14:val="none"/>
+          <w:rFonts w:ascii="Calibri" w:hAnsi="Calibri" w:cs="Calibri"/>
+          <w:sz w:val="22"/>
+          <w:szCs w:val="22"/>
+        </w:rPr>
+      </w:pPr>
+      <w:r>
+        <w:rPr>
+          <w:rFonts w:ascii="Calibri" w:hAnsi="Calibri" w:cs="Calibri"/>
+          <w:sz w:val="22"/>
+          <w:szCs w:val="22"/>
         </w:rPr>
         <w:t>It promised wisdom.</w:t>
       </w:r>
@@ -449,923 +350,1017 @@
           <w:ilvl w:val="0"/>
           <w:numId w:val="2"/>
         </w:numPr>
-        <w:spacing w:after="0" w:line="240" w:lineRule="auto"/>
         <w:textAlignment w:val="center"/>
         <w:rPr>
-          <w:rFonts w:ascii="Calibri" w:eastAsia="Times New Roman" w:hAnsi="Calibri" w:cs="Calibri"/>
-          <w:kern w:val="0"/>
-          <w:sz w:val="22"/>
-          <w:szCs w:val="22"/>
-          <w14:ligatures w14:val="none"/>
-        </w:rPr>
-      </w:pPr>
-      <w:r>
-        <w:rPr>
-          <w:rFonts w:ascii="Calibri" w:eastAsia="Times New Roman" w:hAnsi="Calibri" w:cs="Calibri"/>
-          <w:kern w:val="0"/>
-          <w:sz w:val="22"/>
-          <w:szCs w:val="22"/>
-          <w14:ligatures w14:val="none"/>
+          <w:rFonts w:ascii="Calibri" w:hAnsi="Calibri" w:cs="Calibri"/>
+          <w:sz w:val="22"/>
+          <w:szCs w:val="22"/>
+        </w:rPr>
+      </w:pPr>
+      <w:r>
+        <w:rPr>
+          <w:rFonts w:ascii="Calibri" w:hAnsi="Calibri" w:cs="Calibri"/>
+          <w:sz w:val="22"/>
+          <w:szCs w:val="22"/>
         </w:rPr>
         <w:t>It appeared beneficial.</w:t>
       </w:r>
     </w:p>
     <w:p>
       <w:pPr>
-        <w:spacing w:after="0" w:line="240" w:lineRule="auto"/>
-        <w:rPr>
-          <w:rFonts w:ascii="Calibri" w:eastAsia="Times New Roman" w:hAnsi="Calibri" w:cs="Calibri"/>
-          <w:kern w:val="0"/>
-          <w:sz w:val="22"/>
-          <w:szCs w:val="22"/>
-          <w14:ligatures w14:val="none"/>
-        </w:rPr>
-      </w:pPr>
-    </w:p>
-    <w:p>
-      <w:pPr>
-        <w:spacing w:after="0" w:line="240" w:lineRule="auto"/>
-        <w:rPr>
-          <w:rFonts w:ascii="Calibri" w:eastAsia="Times New Roman" w:hAnsi="Calibri" w:cs="Calibri"/>
-          <w:kern w:val="0"/>
-          <w:sz w:val="22"/>
-          <w:szCs w:val="22"/>
-          <w14:ligatures w14:val="none"/>
-        </w:rPr>
-      </w:pPr>
-      <w:r>
-        <w:rPr>
-          <w:rFonts w:ascii="Calibri" w:eastAsia="Times New Roman" w:hAnsi="Calibri" w:cs="Calibri"/>
-          <w:kern w:val="0"/>
-          <w:sz w:val="22"/>
-          <w:szCs w:val="22"/>
-          <w14:ligatures w14:val="none"/>
+        <w:rPr>
+          <w:rFonts w:ascii="Calibri" w:hAnsi="Calibri" w:cs="Calibri"/>
+          <w:sz w:val="22"/>
+          <w:szCs w:val="22"/>
+        </w:rPr>
+      </w:pPr>
+    </w:p>
+    <w:p>
+      <w:pPr>
+        <w:rPr>
+          <w:rFonts w:ascii="Calibri" w:hAnsi="Calibri" w:cs="Calibri"/>
+          <w:sz w:val="22"/>
+          <w:szCs w:val="22"/>
+        </w:rPr>
+      </w:pPr>
+      <w:r>
+        <w:rPr>
+          <w:rFonts w:ascii="Calibri" w:hAnsi="Calibri" w:cs="Calibri"/>
+          <w:sz w:val="22"/>
+          <w:szCs w:val="22"/>
         </w:rPr>
         <w:t>Eve begins viewing reality through the lens of the creature’s claim rather than God’s command.  The focus shifts from:</w:t>
       </w:r>
     </w:p>
     <w:p>
       <w:pPr>
-        <w:spacing w:after="0" w:line="240" w:lineRule="auto"/>
         <w:ind w:left="540"/>
         <w:rPr>
-          <w:rFonts w:ascii="Calibri" w:eastAsia="Times New Roman" w:hAnsi="Calibri" w:cs="Calibri"/>
-          <w:kern w:val="0"/>
-          <w:sz w:val="22"/>
-          <w:szCs w:val="22"/>
-          <w14:ligatures w14:val="none"/>
-        </w:rPr>
-      </w:pPr>
-      <w:r>
-        <w:rPr>
-          <w:rFonts w:ascii="Calibri" w:eastAsia="Times New Roman" w:hAnsi="Calibri" w:cs="Calibri"/>
+          <w:rFonts w:ascii="Calibri" w:hAnsi="Calibri" w:cs="Calibri"/>
+          <w:sz w:val="22"/>
+          <w:szCs w:val="22"/>
+        </w:rPr>
+      </w:pPr>
+      <w:r>
+        <w:rPr>
+          <w:rFonts w:ascii="Calibri" w:hAnsi="Calibri" w:cs="Calibri"/>
           <w:i/>
           <w:iCs/>
-          <w:kern w:val="0"/>
-          <w:sz w:val="22"/>
-          <w:szCs w:val="22"/>
-          <w14:ligatures w14:val="none"/>
+          <w:sz w:val="22"/>
+          <w:szCs w:val="22"/>
         </w:rPr>
         <w:t>“What did God say?”</w:t>
       </w:r>
     </w:p>
     <w:p>
       <w:pPr>
-        <w:spacing w:after="0" w:line="240" w:lineRule="auto"/>
-        <w:rPr>
-          <w:rFonts w:ascii="Calibri" w:eastAsia="Times New Roman" w:hAnsi="Calibri" w:cs="Calibri"/>
-          <w:kern w:val="0"/>
-          <w:sz w:val="22"/>
-          <w:szCs w:val="22"/>
-          <w14:ligatures w14:val="none"/>
-        </w:rPr>
-      </w:pPr>
-      <w:r>
-        <w:rPr>
-          <w:rFonts w:ascii="Calibri" w:eastAsia="Times New Roman" w:hAnsi="Calibri" w:cs="Calibri"/>
-          <w:kern w:val="0"/>
-          <w:sz w:val="22"/>
-          <w:szCs w:val="22"/>
-          <w14:ligatures w14:val="none"/>
+        <w:rPr>
+          <w:rFonts w:ascii="Calibri" w:hAnsi="Calibri" w:cs="Calibri"/>
+          <w:sz w:val="22"/>
+          <w:szCs w:val="22"/>
+        </w:rPr>
+      </w:pPr>
+      <w:r>
+        <w:rPr>
+          <w:rFonts w:ascii="Calibri" w:hAnsi="Calibri" w:cs="Calibri"/>
+          <w:sz w:val="22"/>
+          <w:szCs w:val="22"/>
         </w:rPr>
         <w:t>to</w:t>
       </w:r>
     </w:p>
     <w:p>
       <w:pPr>
-        <w:spacing w:after="0" w:line="240" w:lineRule="auto"/>
         <w:ind w:left="540"/>
         <w:rPr>
-          <w:rFonts w:ascii="Calibri" w:eastAsia="Times New Roman" w:hAnsi="Calibri" w:cs="Calibri"/>
-          <w:kern w:val="0"/>
-          <w:sz w:val="22"/>
-          <w:szCs w:val="22"/>
-          <w14:ligatures w14:val="none"/>
-        </w:rPr>
-      </w:pPr>
-      <w:r>
-        <w:rPr>
-          <w:rFonts w:ascii="Calibri" w:eastAsia="Times New Roman" w:hAnsi="Calibri" w:cs="Calibri"/>
+          <w:rFonts w:ascii="Calibri" w:hAnsi="Calibri" w:cs="Calibri"/>
+          <w:sz w:val="22"/>
+          <w:szCs w:val="22"/>
+        </w:rPr>
+      </w:pPr>
+      <w:r>
+        <w:rPr>
+          <w:rFonts w:ascii="Calibri" w:hAnsi="Calibri" w:cs="Calibri"/>
           <w:i/>
           <w:iCs/>
-          <w:kern w:val="0"/>
-          <w:sz w:val="22"/>
-          <w:szCs w:val="22"/>
-          <w14:ligatures w14:val="none"/>
+          <w:sz w:val="22"/>
+          <w:szCs w:val="22"/>
         </w:rPr>
         <w:t>“What seems beneficial, desirable, and understandable?”</w:t>
       </w:r>
     </w:p>
     <w:p>
       <w:pPr>
-        <w:spacing w:after="0" w:line="240" w:lineRule="auto"/>
-        <w:rPr>
-          <w:rFonts w:ascii="Calibri" w:eastAsia="Times New Roman" w:hAnsi="Calibri" w:cs="Calibri"/>
-          <w:kern w:val="0"/>
-          <w:sz w:val="22"/>
-          <w:szCs w:val="22"/>
-          <w14:ligatures w14:val="none"/>
-        </w:rPr>
-      </w:pPr>
-      <w:r>
-        <w:rPr>
-          <w:rFonts w:ascii="Calibri" w:eastAsia="Times New Roman" w:hAnsi="Calibri" w:cs="Calibri"/>
-          <w:kern w:val="0"/>
-          <w:sz w:val="22"/>
-          <w:szCs w:val="22"/>
-          <w14:ligatures w14:val="none"/>
+        <w:rPr>
+          <w:rFonts w:ascii="Calibri" w:hAnsi="Calibri" w:cs="Calibri"/>
+          <w:sz w:val="22"/>
+          <w:szCs w:val="22"/>
+        </w:rPr>
+      </w:pPr>
+      <w:r>
+        <w:rPr>
+          <w:rFonts w:ascii="Calibri" w:hAnsi="Calibri" w:cs="Calibri"/>
+          <w:sz w:val="22"/>
+          <w:szCs w:val="22"/>
         </w:rPr>
         <w:t> </w:t>
       </w:r>
     </w:p>
     <w:p>
       <w:pPr>
-        <w:spacing w:after="0" w:line="240" w:lineRule="auto"/>
-        <w:rPr>
-          <w:rFonts w:ascii="Calibri" w:eastAsia="Times New Roman" w:hAnsi="Calibri" w:cs="Calibri"/>
-          <w:kern w:val="0"/>
-          <w:sz w:val="22"/>
-          <w:szCs w:val="22"/>
-          <w14:ligatures w14:val="none"/>
-        </w:rPr>
-      </w:pPr>
-      <w:r>
-        <w:rPr>
-          <w:rFonts w:ascii="Calibri" w:eastAsia="Times New Roman" w:hAnsi="Calibri" w:cs="Calibri"/>
-          <w:kern w:val="0"/>
-          <w:sz w:val="22"/>
-          <w:szCs w:val="22"/>
-          <w14:ligatures w14:val="none"/>
-        </w:rPr>
-        <w:t xml:space="preserve">When sympathy for the creature outweighs trust in the Creator, judgment becomes distorted.  Adam sinned knowingly. </w:t>
-      </w:r>
-      <w:r>
-        <w:rPr>
-          <w:rFonts w:ascii="Calibri" w:eastAsia="Times New Roman" w:hAnsi="Calibri" w:cs="Calibri"/>
-          <w:kern w:val="0"/>
-          <w:sz w:val="22"/>
-          <w:szCs w:val="22"/>
-          <w14:ligatures w14:val="none"/>
+        <w:rPr>
+          <w:rFonts w:ascii="Calibri" w:hAnsi="Calibri" w:cs="Calibri"/>
+          <w:sz w:val="22"/>
+          <w:szCs w:val="22"/>
+        </w:rPr>
+      </w:pPr>
+      <w:r>
+        <w:rPr>
+          <w:rFonts w:ascii="Calibri" w:hAnsi="Calibri" w:cs="Calibri"/>
+          <w:sz w:val="22"/>
+          <w:szCs w:val="22"/>
+        </w:rPr>
+        <w:t xml:space="preserve">When </w:t>
+      </w:r>
+      <w:r>
+        <w:rPr>
+          <w:rFonts w:ascii="Calibri" w:hAnsi="Calibri" w:cs="Calibri"/>
+          <w:sz w:val="22"/>
+          <w:szCs w:val="22"/>
+        </w:rPr>
+        <w:t>empathy</w:t>
+      </w:r>
+      <w:r>
+        <w:rPr>
+          <w:rFonts w:ascii="Calibri" w:hAnsi="Calibri" w:cs="Calibri"/>
+          <w:sz w:val="22"/>
+          <w:szCs w:val="22"/>
+        </w:rPr>
+        <w:t xml:space="preserve"> for the creature</w:t>
+      </w:r>
+      <w:r>
+        <w:rPr>
+          <w:rFonts w:ascii="Calibri" w:hAnsi="Calibri" w:cs="Calibri"/>
+          <w:sz w:val="22"/>
+          <w:szCs w:val="22"/>
+        </w:rPr>
+        <w:t>’s perspective</w:t>
+      </w:r>
+      <w:r>
+        <w:rPr>
+          <w:rFonts w:ascii="Calibri" w:hAnsi="Calibri" w:cs="Calibri"/>
+          <w:sz w:val="22"/>
+          <w:szCs w:val="22"/>
+        </w:rPr>
+        <w:t xml:space="preserve"> outweighs trust in the Creator, judgment becomes distorted.  Adam sinned knowingly. </w:t>
+      </w:r>
+      <w:r>
+        <w:rPr>
+          <w:rFonts w:ascii="Calibri" w:hAnsi="Calibri" w:cs="Calibri"/>
+          <w:sz w:val="22"/>
+          <w:szCs w:val="22"/>
         </w:rPr>
         <w:t xml:space="preserve"> </w:t>
       </w:r>
       <w:r>
         <w:rPr>
-          <w:rFonts w:ascii="Calibri" w:eastAsia="Times New Roman" w:hAnsi="Calibri" w:cs="Calibri"/>
-          <w:kern w:val="0"/>
-          <w:sz w:val="22"/>
-          <w:szCs w:val="22"/>
-          <w14:ligatures w14:val="none"/>
+          <w:rFonts w:ascii="Calibri" w:hAnsi="Calibri" w:cs="Calibri"/>
+          <w:sz w:val="22"/>
+          <w:szCs w:val="22"/>
         </w:rPr>
         <w:t xml:space="preserve">Eve sinned through deception.  In some ways Adam’s sin is portrayed as worse because he was not deceived. </w:t>
       </w:r>
       <w:r>
         <w:rPr>
-          <w:rFonts w:ascii="Calibri" w:eastAsia="Times New Roman" w:hAnsi="Calibri" w:cs="Calibri"/>
-          <w:kern w:val="0"/>
-          <w:sz w:val="22"/>
-          <w:szCs w:val="22"/>
-          <w14:ligatures w14:val="none"/>
+          <w:rFonts w:ascii="Calibri" w:hAnsi="Calibri" w:cs="Calibri"/>
+          <w:sz w:val="22"/>
+          <w:szCs w:val="22"/>
         </w:rPr>
         <w:t xml:space="preserve"> </w:t>
       </w:r>
       <w:r>
         <w:rPr>
-          <w:rFonts w:ascii="Calibri" w:eastAsia="Times New Roman" w:hAnsi="Calibri" w:cs="Calibri"/>
-          <w:kern w:val="0"/>
-          <w:sz w:val="22"/>
-          <w:szCs w:val="22"/>
-          <w14:ligatures w14:val="none"/>
+          <w:rFonts w:ascii="Calibri" w:hAnsi="Calibri" w:cs="Calibri"/>
+          <w:sz w:val="22"/>
+          <w:szCs w:val="22"/>
         </w:rPr>
         <w:t>He knowingly joined the rebellion</w:t>
       </w:r>
       <w:r>
         <w:rPr>
-          <w:rFonts w:ascii="Calibri" w:eastAsia="Times New Roman" w:hAnsi="Calibri" w:cs="Calibri"/>
-          <w:kern w:val="0"/>
-          <w:sz w:val="22"/>
-          <w:szCs w:val="22"/>
-          <w14:ligatures w14:val="none"/>
+          <w:rFonts w:ascii="Calibri" w:hAnsi="Calibri" w:cs="Calibri"/>
+          <w:sz w:val="22"/>
+          <w:szCs w:val="22"/>
         </w:rPr>
         <w:t xml:space="preserve">, likely </w:t>
       </w:r>
       <w:r>
         <w:rPr>
-          <w:rFonts w:ascii="Calibri" w:eastAsia="Times New Roman" w:hAnsi="Calibri" w:cs="Calibri"/>
-          <w:kern w:val="0"/>
-          <w:sz w:val="22"/>
-          <w:szCs w:val="22"/>
-          <w14:ligatures w14:val="none"/>
+          <w:rFonts w:ascii="Calibri" w:hAnsi="Calibri" w:cs="Calibri"/>
+          <w:sz w:val="22"/>
+          <w:szCs w:val="22"/>
         </w:rPr>
         <w:t>empathizing</w:t>
       </w:r>
       <w:r>
         <w:rPr>
-          <w:rFonts w:ascii="Calibri" w:eastAsia="Times New Roman" w:hAnsi="Calibri" w:cs="Calibri"/>
-          <w:kern w:val="0"/>
-          <w:sz w:val="22"/>
-          <w:szCs w:val="22"/>
-          <w14:ligatures w14:val="none"/>
+          <w:rFonts w:ascii="Calibri" w:hAnsi="Calibri" w:cs="Calibri"/>
+          <w:sz w:val="22"/>
+          <w:szCs w:val="22"/>
         </w:rPr>
         <w:t xml:space="preserve"> with Eve</w:t>
       </w:r>
       <w:r>
         <w:rPr>
-          <w:rFonts w:ascii="Calibri" w:eastAsia="Times New Roman" w:hAnsi="Calibri" w:cs="Calibri"/>
-          <w:kern w:val="0"/>
-          <w:sz w:val="22"/>
-          <w:szCs w:val="22"/>
-          <w14:ligatures w14:val="none"/>
+          <w:rFonts w:ascii="Calibri" w:hAnsi="Calibri" w:cs="Calibri"/>
+          <w:sz w:val="22"/>
+          <w:szCs w:val="22"/>
         </w:rPr>
         <w:t xml:space="preserve">.  Romans </w:t>
       </w:r>
       <w:r>
         <w:rPr>
-          <w:rFonts w:ascii="Calibri" w:eastAsia="Times New Roman" w:hAnsi="Calibri" w:cs="Calibri"/>
-          <w:kern w:val="0"/>
-          <w:sz w:val="22"/>
-          <w:szCs w:val="22"/>
-          <w14:ligatures w14:val="none"/>
+          <w:rFonts w:ascii="Calibri" w:hAnsi="Calibri" w:cs="Calibri"/>
+          <w:sz w:val="22"/>
+          <w:szCs w:val="22"/>
         </w:rPr>
         <w:t xml:space="preserve">chapter </w:t>
       </w:r>
       <w:r>
         <w:rPr>
-          <w:rFonts w:ascii="Calibri" w:eastAsia="Times New Roman" w:hAnsi="Calibri" w:cs="Calibri"/>
-          <w:kern w:val="0"/>
-          <w:sz w:val="22"/>
-          <w:szCs w:val="22"/>
-          <w14:ligatures w14:val="none"/>
+          <w:rFonts w:ascii="Calibri" w:hAnsi="Calibri" w:cs="Calibri"/>
+          <w:sz w:val="22"/>
+          <w:szCs w:val="22"/>
         </w:rPr>
         <w:t>5 repeatedly places primary responsibility for the Fall on Adam, not Eve.</w:t>
       </w:r>
     </w:p>
     <w:p>
       <w:pPr>
-        <w:spacing w:after="0" w:line="240" w:lineRule="auto"/>
-        <w:rPr>
-          <w:rFonts w:ascii="Calibri" w:eastAsia="Times New Roman" w:hAnsi="Calibri" w:cs="Calibri"/>
-          <w:kern w:val="0"/>
-          <w:sz w:val="22"/>
-          <w:szCs w:val="22"/>
-          <w14:ligatures w14:val="none"/>
-        </w:rPr>
-      </w:pPr>
-      <w:r>
-        <w:rPr>
-          <w:rFonts w:ascii="Calibri" w:eastAsia="Times New Roman" w:hAnsi="Calibri" w:cs="Calibri"/>
-          <w:kern w:val="0"/>
-          <w:sz w:val="22"/>
-          <w:szCs w:val="22"/>
-          <w14:ligatures w14:val="none"/>
+        <w:rPr>
+          <w:rFonts w:ascii="Calibri" w:hAnsi="Calibri" w:cs="Calibri"/>
+          <w:sz w:val="22"/>
+          <w:szCs w:val="22"/>
+        </w:rPr>
+      </w:pPr>
+      <w:r>
+        <w:rPr>
+          <w:rFonts w:ascii="Calibri" w:hAnsi="Calibri" w:cs="Calibri"/>
+          <w:sz w:val="22"/>
+          <w:szCs w:val="22"/>
         </w:rPr>
         <w:t> </w:t>
       </w:r>
     </w:p>
     <w:p>
       <w:pPr>
-        <w:spacing w:after="0" w:line="240" w:lineRule="auto"/>
         <w:ind w:left="540"/>
         <w:rPr>
-          <w:rFonts w:ascii="Calibri" w:eastAsia="Times New Roman" w:hAnsi="Calibri" w:cs="Calibri"/>
-          <w:kern w:val="0"/>
-          <w:sz w:val="22"/>
-          <w:szCs w:val="22"/>
-          <w14:ligatures w14:val="none"/>
-        </w:rPr>
-      </w:pPr>
-      <w:r>
-        <w:rPr>
-          <w:rFonts w:ascii="Calibri" w:eastAsia="Times New Roman" w:hAnsi="Calibri" w:cs="Calibri"/>
+          <w:rFonts w:ascii="Calibri" w:hAnsi="Calibri" w:cs="Calibri"/>
+          <w:sz w:val="22"/>
+          <w:szCs w:val="22"/>
+        </w:rPr>
+      </w:pPr>
+      <w:r>
+        <w:rPr>
+          <w:rFonts w:ascii="Calibri" w:hAnsi="Calibri" w:cs="Calibri"/>
           <w:i/>
           <w:iCs/>
-          <w:kern w:val="0"/>
-          <w:sz w:val="22"/>
-          <w:szCs w:val="22"/>
-          <w14:ligatures w14:val="none"/>
+          <w:sz w:val="22"/>
+          <w:szCs w:val="22"/>
         </w:rPr>
         <w:t>“Through one man sin entered into the world…”</w:t>
       </w:r>
       <w:r>
         <w:rPr>
-          <w:rFonts w:ascii="Calibri" w:eastAsia="Times New Roman" w:hAnsi="Calibri" w:cs="Calibri"/>
-          <w:kern w:val="0"/>
-          <w:sz w:val="22"/>
-          <w:szCs w:val="22"/>
-          <w14:ligatures w14:val="none"/>
+          <w:rFonts w:ascii="Calibri" w:hAnsi="Calibri" w:cs="Calibri"/>
+          <w:sz w:val="22"/>
+          <w:szCs w:val="22"/>
         </w:rPr>
         <w:t xml:space="preserve"> (Romans 5:12)</w:t>
       </w:r>
     </w:p>
     <w:p>
       <w:pPr>
-        <w:spacing w:after="0" w:line="240" w:lineRule="auto"/>
-        <w:rPr>
-          <w:rFonts w:ascii="Calibri" w:eastAsia="Times New Roman" w:hAnsi="Calibri" w:cs="Calibri"/>
-          <w:kern w:val="0"/>
-          <w:sz w:val="22"/>
-          <w:szCs w:val="22"/>
-          <w14:ligatures w14:val="none"/>
-        </w:rPr>
-      </w:pPr>
-      <w:r>
-        <w:rPr>
-          <w:rFonts w:ascii="Calibri" w:eastAsia="Times New Roman" w:hAnsi="Calibri" w:cs="Calibri"/>
-          <w:kern w:val="0"/>
-          <w:sz w:val="22"/>
-          <w:szCs w:val="22"/>
-          <w14:ligatures w14:val="none"/>
+        <w:rPr>
+          <w:rFonts w:ascii="Calibri" w:hAnsi="Calibri" w:cs="Calibri"/>
+          <w:sz w:val="22"/>
+          <w:szCs w:val="22"/>
+        </w:rPr>
+      </w:pPr>
+      <w:r>
+        <w:rPr>
+          <w:rFonts w:ascii="Calibri" w:hAnsi="Calibri" w:cs="Calibri"/>
+          <w:sz w:val="22"/>
+          <w:szCs w:val="22"/>
         </w:rPr>
         <w:t> </w:t>
       </w:r>
     </w:p>
     <w:p>
       <w:pPr>
-        <w:spacing w:after="0" w:line="240" w:lineRule="auto"/>
-        <w:rPr>
-          <w:rFonts w:ascii="Calibri" w:eastAsia="Times New Roman" w:hAnsi="Calibri" w:cs="Calibri"/>
-          <w:kern w:val="0"/>
-          <w:sz w:val="22"/>
-          <w:szCs w:val="22"/>
-          <w14:ligatures w14:val="none"/>
-        </w:rPr>
-      </w:pPr>
-      <w:r>
-        <w:rPr>
-          <w:rFonts w:ascii="Calibri" w:eastAsia="Times New Roman" w:hAnsi="Calibri" w:cs="Calibri"/>
-          <w:kern w:val="0"/>
-          <w:sz w:val="22"/>
-          <w:szCs w:val="22"/>
-          <w14:ligatures w14:val="none"/>
+        <w:rPr>
+          <w:rFonts w:ascii="Calibri" w:hAnsi="Calibri" w:cs="Calibri"/>
+          <w:sz w:val="22"/>
+          <w:szCs w:val="22"/>
+        </w:rPr>
+      </w:pPr>
+      <w:r>
+        <w:rPr>
+          <w:rFonts w:ascii="Calibri" w:hAnsi="Calibri" w:cs="Calibri"/>
+          <w:sz w:val="22"/>
+          <w:szCs w:val="22"/>
         </w:rPr>
         <w:t>In other words, God’s word was no longer the highest authority.  Whether one calls that indiscriminate empathy, autonomous reasoning, or misplaced desire, the core problem was the same</w:t>
       </w:r>
       <w:r>
         <w:rPr>
-          <w:rFonts w:ascii="Calibri" w:eastAsia="Times New Roman" w:hAnsi="Calibri" w:cs="Calibri"/>
-          <w:kern w:val="0"/>
-          <w:sz w:val="22"/>
-          <w:szCs w:val="22"/>
-          <w14:ligatures w14:val="none"/>
+          <w:rFonts w:ascii="Calibri" w:hAnsi="Calibri" w:cs="Calibri"/>
+          <w:sz w:val="22"/>
+          <w:szCs w:val="22"/>
         </w:rPr>
         <w:t xml:space="preserve">; </w:t>
       </w:r>
       <w:r>
         <w:rPr>
-          <w:rFonts w:ascii="Calibri" w:eastAsia="Times New Roman" w:hAnsi="Calibri" w:cs="Calibri"/>
-          <w:kern w:val="0"/>
-          <w:sz w:val="22"/>
-          <w:szCs w:val="22"/>
-          <w14:ligatures w14:val="none"/>
+          <w:rFonts w:ascii="Calibri" w:hAnsi="Calibri" w:cs="Calibri"/>
+          <w:sz w:val="22"/>
+          <w:szCs w:val="22"/>
         </w:rPr>
         <w:t>God’s command was displaced.</w:t>
       </w:r>
     </w:p>
     <w:p>
       <w:pPr>
-        <w:spacing w:after="0" w:line="240" w:lineRule="auto"/>
-        <w:rPr>
-          <w:rFonts w:ascii="Calibri" w:eastAsia="Times New Roman" w:hAnsi="Calibri" w:cs="Calibri"/>
-          <w:kern w:val="0"/>
+        <w:rPr>
+          <w:rFonts w:ascii="Calibri" w:hAnsi="Calibri" w:cs="Calibri"/>
           <w:sz w:val="32"/>
           <w:szCs w:val="32"/>
-          <w14:ligatures w14:val="none"/>
-        </w:rPr>
-      </w:pPr>
-      <w:r>
-        <w:rPr>
-          <w:rFonts w:ascii="Calibri" w:eastAsia="Times New Roman" w:hAnsi="Calibri" w:cs="Calibri"/>
-          <w:kern w:val="0"/>
+        </w:rPr>
+      </w:pPr>
+      <w:r>
+        <w:rPr>
+          <w:rFonts w:ascii="Calibri" w:hAnsi="Calibri" w:cs="Calibri"/>
           <w:sz w:val="32"/>
           <w:szCs w:val="32"/>
-          <w14:ligatures w14:val="none"/>
         </w:rPr>
         <w:t> </w:t>
       </w:r>
     </w:p>
     <w:p>
       <w:pPr>
-        <w:spacing w:after="0" w:line="240" w:lineRule="auto"/>
-        <w:rPr>
-          <w:rFonts w:ascii="Calibri" w:eastAsia="Times New Roman" w:hAnsi="Calibri" w:cs="Calibri"/>
-          <w:kern w:val="0"/>
-          <w:sz w:val="22"/>
-          <w:szCs w:val="22"/>
-          <w14:ligatures w14:val="none"/>
-        </w:rPr>
-      </w:pPr>
-      <w:r>
-        <w:rPr>
-          <w:rFonts w:ascii="Calibri" w:eastAsia="Times New Roman" w:hAnsi="Calibri" w:cs="Calibri"/>
-          <w:kern w:val="0"/>
-          <w:sz w:val="22"/>
-          <w:szCs w:val="22"/>
-          <w14:ligatures w14:val="none"/>
-        </w:rPr>
-        <w:t xml:space="preserve">These discussions on </w:t>
-      </w:r>
-      <w:r>
-        <w:rPr>
-          <w:rFonts w:ascii="Calibri" w:eastAsia="Times New Roman" w:hAnsi="Calibri" w:cs="Calibri"/>
+        <w:rPr>
+          <w:rFonts w:ascii="Calibri" w:hAnsi="Calibri" w:cs="Calibri"/>
+          <w:sz w:val="22"/>
+          <w:szCs w:val="22"/>
+        </w:rPr>
+      </w:pPr>
+      <w:r>
+        <w:rPr>
+          <w:rFonts w:ascii="Calibri" w:hAnsi="Calibri" w:cs="Calibri"/>
+          <w:sz w:val="22"/>
+          <w:szCs w:val="22"/>
+        </w:rPr>
+        <w:t>A similar displaced ethos scenario is illustrated</w:t>
+      </w:r>
+      <w:r>
+        <w:rPr>
+          <w:rFonts w:ascii="Calibri" w:hAnsi="Calibri" w:cs="Calibri"/>
+          <w:sz w:val="22"/>
+          <w:szCs w:val="22"/>
+        </w:rPr>
+        <w:t xml:space="preserve"> </w:t>
+      </w:r>
+      <w:r>
+        <w:rPr>
+          <w:rFonts w:ascii="Calibri" w:hAnsi="Calibri" w:cs="Calibri"/>
+          <w:sz w:val="22"/>
+          <w:szCs w:val="22"/>
+        </w:rPr>
+        <w:t>within</w:t>
+      </w:r>
+      <w:r>
+        <w:rPr>
+          <w:rFonts w:ascii="Calibri" w:hAnsi="Calibri" w:cs="Calibri"/>
+          <w:sz w:val="22"/>
+          <w:szCs w:val="22"/>
+        </w:rPr>
+        <w:t xml:space="preserve"> </w:t>
+      </w:r>
+      <w:r>
+        <w:rPr>
+          <w:rFonts w:ascii="Calibri" w:hAnsi="Calibri" w:cs="Calibri"/>
           <w:b/>
           <w:bCs/>
-          <w:kern w:val="0"/>
-          <w:sz w:val="22"/>
-          <w:szCs w:val="22"/>
-          <w14:ligatures w14:val="none"/>
-        </w:rPr>
-        <w:t>"Empathy, Sin, and 1 Timothy"</w:t>
-      </w:r>
-      <w:r>
-        <w:rPr>
-          <w:rFonts w:ascii="Calibri" w:eastAsia="Times New Roman" w:hAnsi="Calibri" w:cs="Calibri"/>
-          <w:kern w:val="0"/>
-          <w:sz w:val="22"/>
-          <w:szCs w:val="22"/>
-          <w14:ligatures w14:val="none"/>
-        </w:rPr>
-        <w:t xml:space="preserve"> and </w:t>
-      </w:r>
-      <w:r>
-        <w:rPr>
-          <w:rFonts w:ascii="Calibri" w:eastAsia="Times New Roman" w:hAnsi="Calibri" w:cs="Calibri"/>
+          <w:sz w:val="22"/>
+          <w:szCs w:val="22"/>
+        </w:rPr>
+        <w:t>Plato's Allegory of the Cave</w:t>
+      </w:r>
+      <w:r>
+        <w:rPr>
+          <w:rFonts w:ascii="Calibri" w:hAnsi="Calibri" w:cs="Calibri"/>
+          <w:sz w:val="22"/>
+          <w:szCs w:val="22"/>
+        </w:rPr>
+        <w:t xml:space="preserve">.  Both perspectives </w:t>
+      </w:r>
+      <w:r>
+        <w:rPr>
+          <w:rFonts w:ascii="Calibri" w:hAnsi="Calibri" w:cs="Calibri"/>
+          <w:sz w:val="22"/>
+          <w:szCs w:val="22"/>
+        </w:rPr>
+        <w:t xml:space="preserve">converge on a common question: </w:t>
+      </w:r>
+    </w:p>
+    <w:p>
+      <w:pPr>
+        <w:rPr>
+          <w:rFonts w:ascii="Calibri" w:hAnsi="Calibri" w:cs="Calibri"/>
+          <w:sz w:val="22"/>
+          <w:szCs w:val="22"/>
+        </w:rPr>
+      </w:pPr>
+      <w:r>
+        <w:rPr>
+          <w:rFonts w:ascii="Calibri" w:hAnsi="Calibri" w:cs="Calibri"/>
+          <w:sz w:val="22"/>
+          <w:szCs w:val="22"/>
+        </w:rPr>
+        <w:t> </w:t>
+      </w:r>
+    </w:p>
+    <w:p>
+      <w:pPr>
+        <w:ind w:left="540"/>
+        <w:rPr>
+          <w:rFonts w:ascii="Calibri" w:hAnsi="Calibri" w:cs="Calibri"/>
           <w:b/>
           <w:bCs/>
-          <w:kern w:val="0"/>
-          <w:sz w:val="22"/>
-          <w:szCs w:val="22"/>
-          <w14:ligatures w14:val="none"/>
-        </w:rPr>
-        <w:t>Plato's Allegory of the Cave</w:t>
-      </w:r>
-      <w:r>
-        <w:rPr>
-          <w:rFonts w:ascii="Calibri" w:eastAsia="Times New Roman" w:hAnsi="Calibri" w:cs="Calibri"/>
-          <w:kern w:val="0"/>
-          <w:sz w:val="22"/>
-          <w:szCs w:val="22"/>
-          <w14:ligatures w14:val="none"/>
-        </w:rPr>
-        <w:t xml:space="preserve"> converge on a common question: </w:t>
-      </w:r>
-    </w:p>
-    <w:p>
-      <w:pPr>
-        <w:spacing w:after="0" w:line="240" w:lineRule="auto"/>
-        <w:rPr>
-          <w:rFonts w:ascii="Calibri" w:eastAsia="Times New Roman" w:hAnsi="Calibri" w:cs="Calibri"/>
-          <w:kern w:val="0"/>
-          <w:sz w:val="22"/>
-          <w:szCs w:val="22"/>
-          <w14:ligatures w14:val="none"/>
-        </w:rPr>
-      </w:pPr>
-      <w:r>
-        <w:rPr>
-          <w:rFonts w:ascii="Calibri" w:eastAsia="Times New Roman" w:hAnsi="Calibri" w:cs="Calibri"/>
-          <w:kern w:val="0"/>
-          <w:sz w:val="22"/>
-          <w:szCs w:val="22"/>
-          <w14:ligatures w14:val="none"/>
-        </w:rPr>
-        <w:t> </w:t>
-      </w:r>
-    </w:p>
-    <w:p>
-      <w:pPr>
-        <w:spacing w:after="0" w:line="240" w:lineRule="auto"/>
-        <w:ind w:left="540"/>
-        <w:rPr>
-          <w:rFonts w:ascii="Calibri" w:eastAsia="Times New Roman" w:hAnsi="Calibri" w:cs="Calibri"/>
-          <w:b/>
-          <w:bCs/>
-          <w:kern w:val="0"/>
-          <w:sz w:val="22"/>
-          <w:szCs w:val="22"/>
-          <w14:ligatures w14:val="none"/>
-        </w:rPr>
-      </w:pPr>
-      <w:r>
-        <w:rPr>
-          <w:rFonts w:ascii="Calibri" w:eastAsia="Times New Roman" w:hAnsi="Calibri" w:cs="Calibri"/>
+          <w:sz w:val="22"/>
+          <w:szCs w:val="22"/>
+        </w:rPr>
+      </w:pPr>
+      <w:r>
+        <w:rPr>
+          <w:rFonts w:ascii="Calibri" w:hAnsi="Calibri" w:cs="Calibri"/>
           <w:b/>
           <w:bCs/>
           <w:i/>
           <w:iCs/>
-          <w:kern w:val="0"/>
-          <w:sz w:val="22"/>
-          <w:szCs w:val="22"/>
-          <w14:ligatures w14:val="none"/>
-        </w:rPr>
-        <w:t>How do human beings discern truth, and what happens when something other than truth becomes the highest authority?</w:t>
-      </w:r>
-    </w:p>
-    <w:p>
-      <w:pPr>
-        <w:spacing w:after="0" w:line="240" w:lineRule="auto"/>
-        <w:ind w:left="540"/>
-        <w:rPr>
-          <w:rFonts w:ascii="Calibri" w:eastAsia="Times New Roman" w:hAnsi="Calibri" w:cs="Calibri"/>
-          <w:kern w:val="0"/>
-          <w:sz w:val="22"/>
-          <w:szCs w:val="22"/>
-          <w14:ligatures w14:val="none"/>
-        </w:rPr>
-      </w:pPr>
-      <w:r>
-        <w:rPr>
-          <w:rFonts w:ascii="Calibri" w:eastAsia="Times New Roman" w:hAnsi="Calibri" w:cs="Calibri"/>
-          <w:kern w:val="0"/>
-          <w:sz w:val="22"/>
-          <w:szCs w:val="22"/>
-          <w14:ligatures w14:val="none"/>
-        </w:rPr>
-        <w:t> </w:t>
-      </w:r>
-    </w:p>
-    <w:p>
-      <w:pPr>
-        <w:spacing w:after="0" w:line="240" w:lineRule="auto"/>
-        <w:rPr>
-          <w:rFonts w:ascii="Calibri" w:eastAsia="Times New Roman" w:hAnsi="Calibri" w:cs="Calibri"/>
+          <w:sz w:val="22"/>
+          <w:szCs w:val="22"/>
+        </w:rPr>
+        <w:t xml:space="preserve">How do human beings discern truth, and what happens when something other than </w:t>
+      </w:r>
+      <w:r>
+        <w:rPr>
+          <w:rFonts w:ascii="Calibri" w:hAnsi="Calibri" w:cs="Calibri"/>
           <w:b/>
           <w:bCs/>
-          <w:kern w:val="0"/>
+          <w:i/>
+          <w:iCs/>
+          <w:sz w:val="22"/>
+          <w:szCs w:val="22"/>
+        </w:rPr>
+        <w:t>T</w:t>
+      </w:r>
+      <w:r>
+        <w:rPr>
+          <w:rFonts w:ascii="Calibri" w:hAnsi="Calibri" w:cs="Calibri"/>
+          <w:b/>
+          <w:bCs/>
+          <w:i/>
+          <w:iCs/>
+          <w:sz w:val="22"/>
+          <w:szCs w:val="22"/>
+        </w:rPr>
+        <w:t>ruth becomes the highest authority?</w:t>
+      </w:r>
+    </w:p>
+    <w:p>
+      <w:pPr>
+        <w:ind w:left="540"/>
+        <w:rPr>
+          <w:rFonts w:ascii="Calibri" w:hAnsi="Calibri" w:cs="Calibri"/>
+          <w:sz w:val="22"/>
+          <w:szCs w:val="22"/>
+        </w:rPr>
+      </w:pPr>
+      <w:r>
+        <w:rPr>
+          <w:rFonts w:ascii="Calibri" w:hAnsi="Calibri" w:cs="Calibri"/>
+          <w:sz w:val="22"/>
+          <w:szCs w:val="22"/>
+        </w:rPr>
+        <w:t> </w:t>
+      </w:r>
+    </w:p>
+    <w:p>
+      <w:pPr>
+        <w:rPr>
+          <w:rFonts w:ascii="Calibri" w:hAnsi="Calibri" w:cs="Calibri"/>
+          <w:b/>
+          <w:bCs/>
           <w:sz w:val="32"/>
           <w:szCs w:val="32"/>
-          <w14:ligatures w14:val="none"/>
-        </w:rPr>
-      </w:pPr>
-      <w:r>
-        <w:rPr>
-          <w:rFonts w:ascii="Calibri" w:eastAsia="Times New Roman" w:hAnsi="Calibri" w:cs="Calibri"/>
+        </w:rPr>
+      </w:pPr>
+      <w:r>
+        <w:rPr>
+          <w:rFonts w:ascii="Calibri" w:hAnsi="Calibri" w:cs="Calibri"/>
           <w:b/>
           <w:bCs/>
-          <w:kern w:val="0"/>
           <w:sz w:val="32"/>
           <w:szCs w:val="32"/>
-          <w14:ligatures w14:val="none"/>
-        </w:rPr>
-        <w:t>Empathy, Sin, and the Reordering of Values</w:t>
-      </w:r>
-    </w:p>
-    <w:p>
-      <w:pPr>
-        <w:spacing w:after="0" w:line="240" w:lineRule="auto"/>
-        <w:rPr>
-          <w:rFonts w:ascii="Calibri" w:eastAsia="Times New Roman" w:hAnsi="Calibri" w:cs="Calibri"/>
-          <w:kern w:val="0"/>
-          <w:sz w:val="22"/>
-          <w:szCs w:val="22"/>
-          <w14:ligatures w14:val="none"/>
-        </w:rPr>
-      </w:pPr>
-      <w:r>
-        <w:rPr>
-          <w:rFonts w:ascii="Calibri" w:eastAsia="Times New Roman" w:hAnsi="Calibri" w:cs="Calibri"/>
-          <w:kern w:val="0"/>
-          <w:sz w:val="22"/>
-          <w:szCs w:val="22"/>
-          <w14:ligatures w14:val="none"/>
+        </w:rPr>
+        <w:t>Plato's Cave and the Pursuit of Truth</w:t>
+      </w:r>
+    </w:p>
+    <w:p>
+      <w:pPr>
+        <w:rPr>
+          <w:rFonts w:ascii="Calibri" w:hAnsi="Calibri" w:cs="Calibri"/>
+          <w:sz w:val="22"/>
+          <w:szCs w:val="22"/>
+        </w:rPr>
+      </w:pPr>
+      <w:r>
+        <w:rPr>
+          <w:rFonts w:ascii="Calibri" w:hAnsi="Calibri" w:cs="Calibri"/>
+          <w:sz w:val="22"/>
+          <w:szCs w:val="22"/>
         </w:rPr>
         <w:t> </w:t>
       </w:r>
     </w:p>
     <w:p>
       <w:pPr>
-        <w:spacing w:after="0" w:line="240" w:lineRule="auto"/>
-        <w:rPr>
-          <w:rFonts w:ascii="Calibri" w:eastAsia="Times New Roman" w:hAnsi="Calibri" w:cs="Calibri"/>
-          <w:kern w:val="0"/>
-          <w:sz w:val="22"/>
-          <w:szCs w:val="22"/>
-          <w14:ligatures w14:val="none"/>
-        </w:rPr>
-      </w:pPr>
-      <w:r>
-        <w:rPr>
-          <w:rFonts w:ascii="Calibri" w:eastAsia="Times New Roman" w:hAnsi="Calibri" w:cs="Calibri"/>
-          <w:kern w:val="0"/>
-          <w:sz w:val="22"/>
-          <w:szCs w:val="22"/>
-          <w14:ligatures w14:val="none"/>
-        </w:rPr>
-        <w:t xml:space="preserve">We have explored the claim that empathy, when elevated above God, can become an idol.  The argument draws a parallel to Eve in Genesis </w:t>
-      </w:r>
-      <w:r>
-        <w:rPr>
-          <w:rFonts w:ascii="Calibri" w:eastAsia="Times New Roman" w:hAnsi="Calibri" w:cs="Calibri"/>
-          <w:kern w:val="0"/>
-          <w:sz w:val="22"/>
-          <w:szCs w:val="22"/>
-          <w14:ligatures w14:val="none"/>
-        </w:rPr>
-        <w:t xml:space="preserve">chapter </w:t>
-      </w:r>
-      <w:r>
-        <w:rPr>
-          <w:rFonts w:ascii="Calibri" w:eastAsia="Times New Roman" w:hAnsi="Calibri" w:cs="Calibri"/>
-          <w:kern w:val="0"/>
-          <w:sz w:val="22"/>
-          <w:szCs w:val="22"/>
-          <w14:ligatures w14:val="none"/>
-        </w:rPr>
-        <w:t xml:space="preserve">3. Rather than submitting to God's revealed word, Eve gave weight to another voice and another value system.  The serpent appealed to her desires, perceptions, and judgments.  </w:t>
-      </w:r>
-      <w:r>
-        <w:rPr>
-          <w:rFonts w:ascii="Calibri" w:eastAsia="Times New Roman" w:hAnsi="Calibri" w:cs="Calibri"/>
-          <w:kern w:val="0"/>
-          <w:sz w:val="22"/>
-          <w:szCs w:val="22"/>
-          <w14:ligatures w14:val="none"/>
-        </w:rPr>
-        <w:t xml:space="preserve">Adam responded with empathy.  </w:t>
-      </w:r>
-      <w:r>
-        <w:rPr>
-          <w:rFonts w:ascii="Calibri" w:eastAsia="Times New Roman" w:hAnsi="Calibri" w:cs="Calibri"/>
-          <w:kern w:val="0"/>
-          <w:sz w:val="22"/>
-          <w:szCs w:val="22"/>
-          <w14:ligatures w14:val="none"/>
-        </w:rPr>
-        <w:t>The result was a replacement of God's authority with a human-centered evaluation of reality.</w:t>
-      </w:r>
-    </w:p>
-    <w:p>
-      <w:pPr>
-        <w:spacing w:after="0" w:line="240" w:lineRule="auto"/>
-        <w:rPr>
-          <w:rFonts w:ascii="Calibri" w:eastAsia="Times New Roman" w:hAnsi="Calibri" w:cs="Calibri"/>
-          <w:kern w:val="0"/>
-          <w:sz w:val="22"/>
-          <w:szCs w:val="22"/>
-          <w14:ligatures w14:val="none"/>
-        </w:rPr>
-      </w:pPr>
-      <w:r>
-        <w:rPr>
-          <w:rFonts w:ascii="Calibri" w:eastAsia="Times New Roman" w:hAnsi="Calibri" w:cs="Calibri"/>
-          <w:kern w:val="0"/>
-          <w:sz w:val="22"/>
-          <w:szCs w:val="22"/>
-          <w14:ligatures w14:val="none"/>
-        </w:rPr>
-        <w:t> </w:t>
-      </w:r>
-    </w:p>
-    <w:p>
-      <w:pPr>
-        <w:spacing w:after="0" w:line="240" w:lineRule="auto"/>
-        <w:rPr>
-          <w:rFonts w:ascii="Calibri" w:eastAsia="Times New Roman" w:hAnsi="Calibri" w:cs="Calibri"/>
-          <w:kern w:val="0"/>
-          <w:sz w:val="22"/>
-          <w:szCs w:val="22"/>
-          <w14:ligatures w14:val="none"/>
-        </w:rPr>
-      </w:pPr>
-      <w:r>
-        <w:rPr>
-          <w:rFonts w:ascii="Calibri" w:eastAsia="Times New Roman" w:hAnsi="Calibri" w:cs="Calibri"/>
-          <w:kern w:val="0"/>
-          <w:sz w:val="22"/>
-          <w:szCs w:val="22"/>
-          <w14:ligatures w14:val="none"/>
-        </w:rPr>
-        <w:t>Within this framework, empathy becomes dangerous when it ceases to be governed by truth.  Compassion is a virtue, but compassion detached from God's will can justify disobedience, excuse sin, or manipulate others through emotional pressure. In this sense, empathy can become a tool of dominance.  Rather than persuading through truth, individuals may seek to control others through guilt, sympathy, or emotional obligation.</w:t>
-      </w:r>
-    </w:p>
-    <w:p>
-      <w:pPr>
-        <w:spacing w:after="0" w:line="240" w:lineRule="auto"/>
-        <w:rPr>
-          <w:rFonts w:ascii="Calibri" w:eastAsia="Times New Roman" w:hAnsi="Calibri" w:cs="Calibri"/>
-          <w:kern w:val="0"/>
-          <w:sz w:val="22"/>
-          <w:szCs w:val="22"/>
-          <w14:ligatures w14:val="none"/>
-        </w:rPr>
-      </w:pPr>
-      <w:r>
-        <w:rPr>
-          <w:rFonts w:ascii="Calibri" w:eastAsia="Times New Roman" w:hAnsi="Calibri" w:cs="Calibri"/>
-          <w:kern w:val="0"/>
-          <w:sz w:val="22"/>
-          <w:szCs w:val="22"/>
-          <w14:ligatures w14:val="none"/>
-        </w:rPr>
-        <w:t> </w:t>
-      </w:r>
-    </w:p>
-    <w:p>
-      <w:pPr>
-        <w:spacing w:after="0" w:line="240" w:lineRule="auto"/>
-        <w:rPr>
-          <w:rFonts w:ascii="Calibri" w:eastAsia="Times New Roman" w:hAnsi="Calibri" w:cs="Calibri"/>
-          <w:kern w:val="0"/>
-          <w:sz w:val="22"/>
-          <w:szCs w:val="22"/>
-          <w14:ligatures w14:val="none"/>
-        </w:rPr>
-      </w:pPr>
-      <w:r>
-        <w:rPr>
-          <w:rFonts w:ascii="Calibri" w:eastAsia="Times New Roman" w:hAnsi="Calibri" w:cs="Calibri"/>
-          <w:kern w:val="0"/>
-          <w:sz w:val="22"/>
-          <w:szCs w:val="22"/>
-          <w14:ligatures w14:val="none"/>
-        </w:rPr>
-        <w:lastRenderedPageBreak/>
-        <w:t xml:space="preserve">Adam's failure was different but related. </w:t>
-      </w:r>
-      <w:r>
-        <w:rPr>
-          <w:rFonts w:ascii="Calibri" w:eastAsia="Times New Roman" w:hAnsi="Calibri" w:cs="Calibri"/>
-          <w:kern w:val="0"/>
-          <w:sz w:val="22"/>
-          <w:szCs w:val="22"/>
-          <w14:ligatures w14:val="none"/>
+        <w:rPr>
+          <w:rFonts w:ascii="Calibri" w:hAnsi="Calibri" w:cs="Calibri"/>
+          <w:sz w:val="22"/>
+          <w:szCs w:val="22"/>
+        </w:rPr>
+      </w:pPr>
+      <w:r>
+        <w:rPr>
+          <w:rFonts w:ascii="Calibri" w:hAnsi="Calibri" w:cs="Calibri"/>
+          <w:sz w:val="22"/>
+          <w:szCs w:val="22"/>
+        </w:rPr>
+        <w:t xml:space="preserve">Plato's </w:t>
+      </w:r>
+      <w:r>
+        <w:rPr>
+          <w:rFonts w:ascii="Calibri" w:hAnsi="Calibri" w:cs="Calibri"/>
+          <w:i/>
+          <w:iCs/>
+          <w:sz w:val="22"/>
+          <w:szCs w:val="22"/>
+        </w:rPr>
+        <w:t>Republic</w:t>
+      </w:r>
+      <w:r>
+        <w:rPr>
+          <w:rFonts w:ascii="Calibri" w:hAnsi="Calibri" w:cs="Calibri"/>
+          <w:sz w:val="22"/>
+          <w:szCs w:val="22"/>
+        </w:rPr>
+        <w:t xml:space="preserve"> presents the Allegory of the Cave (Book VII) as a picture of human ignorance, education, and the pursuit of truth.</w:t>
+      </w:r>
+      <w:r>
+        <w:rPr>
+          <w:rFonts w:ascii="Calibri" w:hAnsi="Calibri" w:cs="Calibri"/>
+          <w:sz w:val="22"/>
+          <w:szCs w:val="22"/>
+        </w:rPr>
+        <w:t xml:space="preserve">  </w:t>
+      </w:r>
+      <w:r>
+        <w:rPr>
+          <w:rFonts w:ascii="Calibri" w:hAnsi="Calibri" w:cs="Calibri"/>
+          <w:sz w:val="22"/>
+          <w:szCs w:val="22"/>
+        </w:rPr>
+        <w:t>Plato</w:t>
+      </w:r>
+      <w:r>
+        <w:rPr>
+          <w:rFonts w:ascii="Calibri" w:hAnsi="Calibri" w:cs="Calibri"/>
+          <w:sz w:val="22"/>
+          <w:szCs w:val="22"/>
         </w:rPr>
         <w:t xml:space="preserve"> </w:t>
       </w:r>
       <w:r>
         <w:rPr>
-          <w:rFonts w:ascii="Calibri" w:eastAsia="Times New Roman" w:hAnsi="Calibri" w:cs="Calibri"/>
-          <w:kern w:val="0"/>
-          <w:sz w:val="22"/>
-          <w:szCs w:val="22"/>
-          <w14:ligatures w14:val="none"/>
-        </w:rPr>
-        <w:t xml:space="preserve">Rather than exercising leadership grounded in God's command, he remained </w:t>
-      </w:r>
-      <w:r>
-        <w:rPr>
-          <w:rFonts w:ascii="Calibri" w:eastAsia="Times New Roman" w:hAnsi="Calibri" w:cs="Calibri"/>
-          <w:kern w:val="0"/>
-          <w:sz w:val="22"/>
-          <w:szCs w:val="22"/>
-          <w14:ligatures w14:val="none"/>
-        </w:rPr>
-        <w:t xml:space="preserve">empathetically </w:t>
-      </w:r>
-      <w:r>
-        <w:rPr>
-          <w:rFonts w:ascii="Calibri" w:eastAsia="Times New Roman" w:hAnsi="Calibri" w:cs="Calibri"/>
-          <w:kern w:val="0"/>
-          <w:sz w:val="22"/>
-          <w:szCs w:val="22"/>
-          <w14:ligatures w14:val="none"/>
-        </w:rPr>
-        <w:t xml:space="preserve">passive and later shifted blame.  The discussion connected this pattern to Paul's teaching in 1 Timothy 2:9-15, where Paul references the creation order and the deception of Eve as part of his argument concerning authority, teaching, and </w:t>
-      </w:r>
-      <w:r>
-        <w:rPr>
-          <w:rFonts w:ascii="Calibri" w:eastAsia="Times New Roman" w:hAnsi="Calibri" w:cs="Calibri"/>
-          <w:kern w:val="0"/>
-          <w:sz w:val="22"/>
-          <w:szCs w:val="22"/>
-          <w14:ligatures w14:val="none"/>
-        </w:rPr>
-        <w:t xml:space="preserve">role-based </w:t>
-      </w:r>
-      <w:r>
-        <w:rPr>
-          <w:rFonts w:ascii="Calibri" w:eastAsia="Times New Roman" w:hAnsi="Calibri" w:cs="Calibri"/>
-          <w:kern w:val="0"/>
-          <w:sz w:val="22"/>
-          <w:szCs w:val="22"/>
-          <w14:ligatures w14:val="none"/>
-        </w:rPr>
-        <w:t>responsibility within the church.</w:t>
-      </w:r>
-    </w:p>
-    <w:p>
-      <w:pPr>
-        <w:spacing w:after="0" w:line="240" w:lineRule="auto"/>
-        <w:rPr>
-          <w:rFonts w:ascii="Calibri" w:eastAsia="Times New Roman" w:hAnsi="Calibri" w:cs="Calibri"/>
-          <w:kern w:val="0"/>
-          <w:sz w:val="36"/>
-          <w:szCs w:val="36"/>
-          <w14:ligatures w14:val="none"/>
-        </w:rPr>
-      </w:pPr>
-      <w:r>
-        <w:rPr>
-          <w:rFonts w:ascii="Calibri" w:eastAsia="Times New Roman" w:hAnsi="Calibri" w:cs="Calibri"/>
-          <w:kern w:val="0"/>
-          <w:sz w:val="36"/>
-          <w:szCs w:val="36"/>
-          <w14:ligatures w14:val="none"/>
-        </w:rPr>
-        <w:t> </w:t>
-      </w:r>
-    </w:p>
-    <w:p>
-      <w:pPr>
-        <w:spacing w:after="0" w:line="240" w:lineRule="auto"/>
-        <w:rPr>
-          <w:rFonts w:ascii="Calibri" w:eastAsia="Times New Roman" w:hAnsi="Calibri" w:cs="Calibri"/>
+          <w:rFonts w:ascii="Calibri" w:hAnsi="Calibri" w:cs="Calibri"/>
+          <w:sz w:val="22"/>
+          <w:szCs w:val="22"/>
+        </w:rPr>
+        <w:t xml:space="preserve">presents a similar concern </w:t>
+      </w:r>
+      <w:r>
+        <w:rPr>
+          <w:rFonts w:ascii="Calibri" w:hAnsi="Calibri" w:cs="Calibri"/>
+          <w:sz w:val="22"/>
+          <w:szCs w:val="22"/>
+        </w:rPr>
+        <w:t xml:space="preserve">as the Apostle Paul, but </w:t>
+      </w:r>
+      <w:r>
+        <w:rPr>
+          <w:rFonts w:ascii="Calibri" w:hAnsi="Calibri" w:cs="Calibri"/>
+          <w:sz w:val="22"/>
+          <w:szCs w:val="22"/>
+        </w:rPr>
+        <w:t xml:space="preserve">from a philosophical perspective.  </w:t>
+      </w:r>
+    </w:p>
+    <w:p>
+      <w:pPr>
+        <w:rPr>
+          <w:rFonts w:ascii="Calibri" w:hAnsi="Calibri" w:cs="Calibri"/>
+          <w:sz w:val="22"/>
+          <w:szCs w:val="22"/>
+        </w:rPr>
+      </w:pPr>
+    </w:p>
+    <w:p>
+      <w:pPr>
+        <w:pStyle w:val="NormalWeb"/>
+        <w:spacing w:before="0" w:beforeAutospacing="0" w:after="0" w:afterAutospacing="0"/>
+        <w:rPr>
+          <w:rFonts w:ascii="Calibri" w:hAnsi="Calibri" w:cs="Calibri"/>
+          <w:sz w:val="22"/>
+          <w:szCs w:val="22"/>
+        </w:rPr>
+      </w:pPr>
+      <w:r>
+        <w:rPr>
+          <w:rFonts w:ascii="Calibri" w:hAnsi="Calibri" w:cs="Calibri"/>
+          <w:sz w:val="22"/>
+          <w:szCs w:val="22"/>
+        </w:rPr>
+        <w:t xml:space="preserve">Plato asks us to imagine prisoners chained inside a cave from birth. </w:t>
+      </w:r>
+      <w:r>
+        <w:rPr>
+          <w:rFonts w:ascii="Calibri" w:hAnsi="Calibri" w:cs="Calibri"/>
+          <w:sz w:val="22"/>
+          <w:szCs w:val="22"/>
+        </w:rPr>
+        <w:t xml:space="preserve"> </w:t>
+      </w:r>
+      <w:r>
+        <w:rPr>
+          <w:rFonts w:ascii="Calibri" w:hAnsi="Calibri" w:cs="Calibri"/>
+          <w:sz w:val="22"/>
+          <w:szCs w:val="22"/>
+        </w:rPr>
+        <w:t xml:space="preserve">They can only see shadows cast on a wall by objects passing in front of a fire behind them. </w:t>
+      </w:r>
+      <w:r>
+        <w:rPr>
+          <w:rFonts w:ascii="Calibri" w:hAnsi="Calibri" w:cs="Calibri"/>
+          <w:sz w:val="22"/>
+          <w:szCs w:val="22"/>
+        </w:rPr>
+        <w:t xml:space="preserve"> </w:t>
+      </w:r>
+      <w:r>
+        <w:rPr>
+          <w:rFonts w:ascii="Calibri" w:hAnsi="Calibri" w:cs="Calibri"/>
+          <w:sz w:val="22"/>
+          <w:szCs w:val="22"/>
+        </w:rPr>
+        <w:t>Since they have never seen anything else, they mistake the shadows for reality.</w:t>
+      </w:r>
+    </w:p>
+    <w:p>
+      <w:pPr>
+        <w:pStyle w:val="NormalWeb"/>
+        <w:spacing w:before="0" w:beforeAutospacing="0" w:after="0" w:afterAutospacing="0"/>
+        <w:rPr>
+          <w:rFonts w:ascii="Calibri" w:hAnsi="Calibri" w:cs="Calibri"/>
+          <w:sz w:val="22"/>
+          <w:szCs w:val="22"/>
+        </w:rPr>
+      </w:pPr>
+    </w:p>
+    <w:p>
+      <w:pPr>
+        <w:pStyle w:val="NormalWeb"/>
+        <w:spacing w:before="0" w:beforeAutospacing="0" w:after="0" w:afterAutospacing="0"/>
+        <w:rPr>
+          <w:rFonts w:ascii="Calibri" w:hAnsi="Calibri" w:cs="Calibri"/>
+          <w:sz w:val="22"/>
+          <w:szCs w:val="22"/>
+        </w:rPr>
+      </w:pPr>
+      <w:r>
+        <w:rPr>
+          <w:rFonts w:ascii="Calibri" w:hAnsi="Calibri" w:cs="Calibri"/>
+          <w:sz w:val="22"/>
+          <w:szCs w:val="22"/>
+        </w:rPr>
+        <w:t xml:space="preserve">One prisoner is freed. At first, the light pains him. He resists and prefers the familiar shadows. Eventually he leaves the cave, sees the real world, and finally looks upon the sun itself.  The sun represents the highest truth, what Plato calls </w:t>
+      </w:r>
+      <w:r>
+        <w:rPr>
+          <w:rFonts w:ascii="Calibri" w:hAnsi="Calibri" w:cs="Calibri"/>
           <w:b/>
           <w:bCs/>
-          <w:kern w:val="0"/>
+          <w:sz w:val="22"/>
+          <w:szCs w:val="22"/>
+        </w:rPr>
+        <w:t>the Form of the Good</w:t>
+      </w:r>
+      <w:r>
+        <w:rPr>
+          <w:rFonts w:ascii="Calibri" w:hAnsi="Calibri" w:cs="Calibri"/>
+          <w:sz w:val="22"/>
+          <w:szCs w:val="22"/>
+        </w:rPr>
+        <w:t xml:space="preserve">. </w:t>
+      </w:r>
+      <w:r>
+        <w:rPr>
+          <w:rFonts w:ascii="Calibri" w:hAnsi="Calibri" w:cs="Calibri"/>
+          <w:sz w:val="22"/>
+          <w:szCs w:val="22"/>
+        </w:rPr>
+        <w:t xml:space="preserve"> </w:t>
+      </w:r>
+      <w:r>
+        <w:rPr>
+          <w:rFonts w:ascii="Calibri" w:hAnsi="Calibri" w:cs="Calibri"/>
+          <w:sz w:val="22"/>
+          <w:szCs w:val="22"/>
+        </w:rPr>
+        <w:t>The freed prisoner then returns to the cave to help the others, but they reject him and may even kill him.</w:t>
+      </w:r>
+    </w:p>
+    <w:p>
+      <w:pPr>
+        <w:rPr>
+          <w:rFonts w:ascii="Calibri" w:hAnsi="Calibri" w:cs="Calibri"/>
+          <w:sz w:val="22"/>
+          <w:szCs w:val="22"/>
+        </w:rPr>
+      </w:pPr>
+      <w:r>
+        <w:rPr>
+          <w:rFonts w:ascii="Calibri" w:hAnsi="Calibri" w:cs="Calibri"/>
+          <w:sz w:val="22"/>
+          <w:szCs w:val="22"/>
+        </w:rPr>
+        <w:t> </w:t>
+      </w:r>
+    </w:p>
+    <w:p>
+      <w:pPr>
+        <w:rPr>
+          <w:rFonts w:ascii="Calibri" w:hAnsi="Calibri" w:cs="Calibri"/>
+          <w:sz w:val="22"/>
+          <w:szCs w:val="22"/>
+        </w:rPr>
+      </w:pPr>
+      <w:r>
+        <w:rPr>
+          <w:rFonts w:ascii="Calibri" w:hAnsi="Calibri" w:cs="Calibri"/>
+          <w:sz w:val="22"/>
+          <w:szCs w:val="22"/>
+        </w:rPr>
+        <w:lastRenderedPageBreak/>
+        <w:t>Plato's central lesson is that people naturally confuse perception, opinion, and social consensus with truth.  Genuine education requires turning away from comforting illusions and toward reality itself.  This process is often painful because it forces individuals to abandon long-held assumptions.</w:t>
+      </w:r>
+    </w:p>
+    <w:p>
+      <w:pPr>
+        <w:rPr>
+          <w:rFonts w:ascii="Calibri" w:hAnsi="Calibri" w:cs="Calibri"/>
+          <w:sz w:val="22"/>
+          <w:szCs w:val="22"/>
+        </w:rPr>
+      </w:pPr>
+      <w:r>
+        <w:rPr>
+          <w:rFonts w:ascii="Calibri" w:hAnsi="Calibri" w:cs="Calibri"/>
+          <w:sz w:val="22"/>
+          <w:szCs w:val="22"/>
+        </w:rPr>
+        <w:t> </w:t>
+      </w:r>
+    </w:p>
+    <w:p>
+      <w:pPr>
+        <w:rPr>
+          <w:rFonts w:ascii="Calibri" w:hAnsi="Calibri" w:cs="Calibri"/>
+          <w:sz w:val="22"/>
+          <w:szCs w:val="22"/>
+        </w:rPr>
+      </w:pPr>
+      <w:r>
+        <w:rPr>
+          <w:rFonts w:ascii="Calibri" w:hAnsi="Calibri" w:cs="Calibri"/>
+          <w:sz w:val="22"/>
+          <w:szCs w:val="22"/>
+        </w:rPr>
+        <w:t>The allegory also illustrates society's resistance to truth.  Those who remain in the cave reject the testimony of the one who has seen beyond the shadows.  Plato likely intended this as a reflection on the fate of Socrates, who challenged accepted beliefs and was ultimately condemned by Athens.</w:t>
+      </w:r>
+    </w:p>
+    <w:p>
+      <w:pPr>
+        <w:rPr>
+          <w:rFonts w:ascii="Calibri" w:hAnsi="Calibri" w:cs="Calibri"/>
+          <w:b/>
+          <w:bCs/>
           <w:sz w:val="32"/>
           <w:szCs w:val="32"/>
-          <w14:ligatures w14:val="none"/>
-        </w:rPr>
-      </w:pPr>
-      <w:r>
-        <w:rPr>
-          <w:rFonts w:ascii="Calibri" w:eastAsia="Times New Roman" w:hAnsi="Calibri" w:cs="Calibri"/>
+        </w:rPr>
+      </w:pPr>
+    </w:p>
+    <w:p>
+      <w:pPr>
+        <w:rPr>
+          <w:rFonts w:ascii="Calibri" w:hAnsi="Calibri" w:cs="Calibri"/>
           <w:b/>
           <w:bCs/>
-          <w:kern w:val="0"/>
           <w:sz w:val="32"/>
           <w:szCs w:val="32"/>
-          <w14:ligatures w14:val="none"/>
-        </w:rPr>
-        <w:t>Plato's Cave and the Pursuit of Truth</w:t>
-      </w:r>
-    </w:p>
-    <w:p>
-      <w:pPr>
-        <w:spacing w:after="0" w:line="240" w:lineRule="auto"/>
-        <w:rPr>
-          <w:rFonts w:ascii="Calibri" w:eastAsia="Times New Roman" w:hAnsi="Calibri" w:cs="Calibri"/>
-          <w:kern w:val="0"/>
-          <w:sz w:val="22"/>
-          <w:szCs w:val="22"/>
-          <w14:ligatures w14:val="none"/>
-        </w:rPr>
-      </w:pPr>
-      <w:r>
-        <w:rPr>
-          <w:rFonts w:ascii="Calibri" w:eastAsia="Times New Roman" w:hAnsi="Calibri" w:cs="Calibri"/>
-          <w:kern w:val="0"/>
-          <w:sz w:val="22"/>
-          <w:szCs w:val="22"/>
-          <w14:ligatures w14:val="none"/>
+        </w:rPr>
+      </w:pPr>
+      <w:r>
+        <w:rPr>
+          <w:rFonts w:ascii="Calibri" w:hAnsi="Calibri" w:cs="Calibri"/>
+          <w:b/>
+          <w:bCs/>
+          <w:sz w:val="32"/>
+          <w:szCs w:val="32"/>
+        </w:rPr>
+        <w:t>A Shared Theme</w:t>
+      </w:r>
+    </w:p>
+    <w:p>
+      <w:pPr>
+        <w:rPr>
+          <w:rFonts w:ascii="Calibri" w:hAnsi="Calibri" w:cs="Calibri"/>
+          <w:sz w:val="22"/>
+          <w:szCs w:val="22"/>
+        </w:rPr>
+      </w:pPr>
+      <w:r>
+        <w:rPr>
+          <w:rFonts w:ascii="Calibri" w:hAnsi="Calibri" w:cs="Calibri"/>
+          <w:sz w:val="22"/>
+          <w:szCs w:val="22"/>
         </w:rPr>
         <w:t> </w:t>
       </w:r>
     </w:p>
     <w:p>
       <w:pPr>
-        <w:spacing w:after="0" w:line="240" w:lineRule="auto"/>
-        <w:rPr>
-          <w:rFonts w:ascii="Calibri" w:hAnsi="Calibri" w:cs="Calibri"/>
-          <w:sz w:val="22"/>
-          <w:szCs w:val="22"/>
-        </w:rPr>
-      </w:pPr>
-      <w:r>
-        <w:rPr>
-          <w:rFonts w:ascii="Calibri" w:hAnsi="Calibri" w:cs="Calibri"/>
-          <w:sz w:val="22"/>
-          <w:szCs w:val="22"/>
-        </w:rPr>
-        <w:t xml:space="preserve">Plato's </w:t>
-      </w:r>
-      <w:r>
-        <w:rPr>
-          <w:rFonts w:ascii="Calibri" w:hAnsi="Calibri" w:cs="Calibri"/>
-          <w:i/>
-          <w:iCs/>
-          <w:sz w:val="22"/>
-          <w:szCs w:val="22"/>
-        </w:rPr>
-        <w:t>Republic</w:t>
-      </w:r>
-      <w:r>
-        <w:rPr>
-          <w:rFonts w:ascii="Calibri" w:hAnsi="Calibri" w:cs="Calibri"/>
-          <w:sz w:val="22"/>
-          <w:szCs w:val="22"/>
-        </w:rPr>
-        <w:t xml:space="preserve"> presents the Allegory of the Cave (Book VII) as a picture of human ignorance, education, and the pursuit of truth.</w:t>
+        <w:rPr>
+          <w:rFonts w:ascii="Calibri" w:hAnsi="Calibri" w:cs="Calibri"/>
+          <w:sz w:val="22"/>
+          <w:szCs w:val="22"/>
+        </w:rPr>
+      </w:pPr>
+      <w:r>
+        <w:rPr>
+          <w:rFonts w:ascii="Calibri" w:hAnsi="Calibri" w:cs="Calibri"/>
+          <w:sz w:val="22"/>
+          <w:szCs w:val="22"/>
+        </w:rPr>
+        <w:t>Both discussions center on the danger of allowing something other than truth to govern human judgment.</w:t>
+      </w:r>
+    </w:p>
+    <w:p>
+      <w:pPr>
+        <w:rPr>
+          <w:rFonts w:ascii="Calibri" w:hAnsi="Calibri" w:cs="Calibri"/>
+          <w:sz w:val="22"/>
+          <w:szCs w:val="22"/>
+        </w:rPr>
+      </w:pPr>
+    </w:p>
+    <w:p>
+      <w:pPr>
+        <w:rPr>
+          <w:rFonts w:ascii="Calibri" w:hAnsi="Calibri" w:cs="Calibri"/>
+          <w:sz w:val="22"/>
+          <w:szCs w:val="22"/>
+        </w:rPr>
+      </w:pPr>
+      <w:r>
+        <w:rPr>
+          <w:rFonts w:ascii="Calibri" w:hAnsi="Calibri" w:cs="Calibri"/>
+          <w:sz w:val="22"/>
+          <w:szCs w:val="22"/>
+        </w:rPr>
+        <w:t xml:space="preserve">In the Genesis account, emotional appeal and human desire eclipse God's revealed word.  In Plato's cave, appearances and social assumptions eclipse reality.  In both cases, error persists because individuals trust what feels persuasive rather than what is </w:t>
+      </w:r>
+      <w:r>
+        <w:rPr>
+          <w:rFonts w:ascii="Calibri" w:hAnsi="Calibri" w:cs="Calibri"/>
+          <w:sz w:val="22"/>
+          <w:szCs w:val="22"/>
+        </w:rPr>
+        <w:t>actual and</w:t>
+      </w:r>
+      <w:r>
+        <w:rPr>
+          <w:rFonts w:ascii="Calibri" w:hAnsi="Calibri" w:cs="Calibri"/>
+          <w:sz w:val="22"/>
+          <w:szCs w:val="22"/>
+        </w:rPr>
+        <w:t xml:space="preserve"> true.</w:t>
+      </w:r>
+    </w:p>
+    <w:p>
+      <w:pPr>
+        <w:rPr>
+          <w:rFonts w:ascii="Calibri" w:hAnsi="Calibri" w:cs="Calibri"/>
+          <w:sz w:val="22"/>
+          <w:szCs w:val="22"/>
+        </w:rPr>
+      </w:pPr>
+      <w:r>
+        <w:rPr>
+          <w:rFonts w:ascii="Calibri" w:hAnsi="Calibri" w:cs="Calibri"/>
+          <w:sz w:val="22"/>
+          <w:szCs w:val="22"/>
+        </w:rPr>
+        <w:t> </w:t>
+      </w:r>
+    </w:p>
+    <w:p>
+      <w:pPr>
+        <w:rPr>
+          <w:rFonts w:ascii="Calibri" w:hAnsi="Calibri" w:cs="Calibri"/>
+          <w:sz w:val="22"/>
+          <w:szCs w:val="22"/>
+        </w:rPr>
+      </w:pPr>
+      <w:r>
+        <w:rPr>
+          <w:rFonts w:ascii="Calibri" w:hAnsi="Calibri" w:cs="Calibri"/>
+          <w:sz w:val="22"/>
+          <w:szCs w:val="22"/>
+        </w:rPr>
+        <w:t>The difference lies in the source of truth itself.  Plato locates ultimate reality in the realm of eternal Forms, culminating in the Form of the Good.  Scripture locates ultimate reality in God Himself.  The Christian is therefore called not merely to escape ignorance but to submit to the One who is the source of all truth.</w:t>
+      </w:r>
+    </w:p>
+    <w:p>
+      <w:pPr>
+        <w:rPr>
+          <w:rFonts w:ascii="Calibri" w:hAnsi="Calibri" w:cs="Calibri"/>
+          <w:sz w:val="22"/>
+          <w:szCs w:val="22"/>
+        </w:rPr>
+      </w:pPr>
+      <w:r>
+        <w:rPr>
+          <w:rFonts w:ascii="Calibri" w:hAnsi="Calibri" w:cs="Calibri"/>
+          <w:sz w:val="22"/>
+          <w:szCs w:val="22"/>
+        </w:rPr>
+        <w:t> </w:t>
+      </w:r>
+    </w:p>
+    <w:p>
+      <w:pPr>
+        <w:rPr>
+          <w:rFonts w:ascii="Calibri" w:hAnsi="Calibri" w:cs="Calibri"/>
+          <w:sz w:val="22"/>
+          <w:szCs w:val="22"/>
+        </w:rPr>
+      </w:pPr>
+      <w:r>
+        <w:rPr>
+          <w:rFonts w:ascii="Calibri" w:hAnsi="Calibri" w:cs="Calibri"/>
+          <w:sz w:val="22"/>
+          <w:szCs w:val="22"/>
+        </w:rPr>
+        <w:t>The common warning is clear</w:t>
+      </w:r>
+      <w:r>
+        <w:rPr>
+          <w:rFonts w:ascii="Calibri" w:hAnsi="Calibri" w:cs="Calibri"/>
+          <w:sz w:val="22"/>
+          <w:szCs w:val="22"/>
+        </w:rPr>
+        <w:t xml:space="preserve">, </w:t>
+      </w:r>
+      <w:r>
+        <w:rPr>
+          <w:rFonts w:ascii="Calibri" w:hAnsi="Calibri" w:cs="Calibri"/>
+          <w:sz w:val="22"/>
+          <w:szCs w:val="22"/>
+        </w:rPr>
+        <w:t>whether through emotional manipulation, cultural assumptions, or intellectual complacency, human beings are always tempted to prefer comfortable shadows over reality.</w:t>
       </w:r>
       <w:r>
         <w:rPr>
@@ -1377,58 +1372,151 @@
       </w:r>
       <w:r>
         <w:rPr>
-          <w:rFonts w:ascii="Calibri" w:eastAsia="Times New Roman" w:hAnsi="Calibri" w:cs="Calibri"/>
-          <w:kern w:val="0"/>
-          <w:sz w:val="22"/>
-          <w:szCs w:val="22"/>
-          <w14:ligatures w14:val="none"/>
-        </w:rPr>
-        <w:t>Plato</w:t>
-      </w:r>
-      <w:r>
-        <w:rPr>
-          <w:rFonts w:ascii="Calibri" w:eastAsia="Times New Roman" w:hAnsi="Calibri" w:cs="Calibri"/>
-          <w:kern w:val="0"/>
-          <w:sz w:val="22"/>
-          <w:szCs w:val="22"/>
-          <w14:ligatures w14:val="none"/>
-        </w:rPr>
-        <w:t xml:space="preserve"> </w:t>
-      </w:r>
-      <w:r>
-        <w:rPr>
-          <w:rFonts w:ascii="Calibri" w:eastAsia="Times New Roman" w:hAnsi="Calibri" w:cs="Calibri"/>
-          <w:kern w:val="0"/>
-          <w:sz w:val="22"/>
-          <w:szCs w:val="22"/>
-          <w14:ligatures w14:val="none"/>
-        </w:rPr>
-        <w:t xml:space="preserve">presents a similar concern </w:t>
-      </w:r>
-      <w:r>
-        <w:rPr>
-          <w:rFonts w:ascii="Calibri" w:eastAsia="Times New Roman" w:hAnsi="Calibri" w:cs="Calibri"/>
-          <w:kern w:val="0"/>
-          <w:sz w:val="22"/>
-          <w:szCs w:val="22"/>
-          <w14:ligatures w14:val="none"/>
-        </w:rPr>
-        <w:t xml:space="preserve">as the Apostle Paul, but </w:t>
-      </w:r>
-      <w:r>
-        <w:rPr>
-          <w:rFonts w:ascii="Calibri" w:eastAsia="Times New Roman" w:hAnsi="Calibri" w:cs="Calibri"/>
-          <w:kern w:val="0"/>
-          <w:sz w:val="22"/>
-          <w:szCs w:val="22"/>
-          <w14:ligatures w14:val="none"/>
-        </w:rPr>
-        <w:t xml:space="preserve">from a philosophical perspective.  </w:t>
-      </w:r>
-    </w:p>
-    <w:p>
-      <w:pPr>
-        <w:spacing w:after="0" w:line="240" w:lineRule="auto"/>
+          <w:rFonts w:ascii="Calibri" w:hAnsi="Calibri" w:cs="Calibri"/>
+          <w:sz w:val="22"/>
+          <w:szCs w:val="22"/>
+        </w:rPr>
+        <w:t>Wisdom requires the courage to test every claim against the highest standard of truth rather than allowing feelings, appearances, or popular opinion to become the final authority.</w:t>
+      </w:r>
+    </w:p>
+    <w:p>
+      <w:pPr>
+        <w:rPr>
+          <w:rFonts w:ascii="Calibri" w:hAnsi="Calibri" w:cs="Calibri"/>
+          <w:sz w:val="22"/>
+          <w:szCs w:val="22"/>
+        </w:rPr>
+      </w:pPr>
+      <w:r>
+        <w:rPr>
+          <w:rFonts w:ascii="Calibri" w:hAnsi="Calibri" w:cs="Calibri"/>
+          <w:sz w:val="22"/>
+          <w:szCs w:val="22"/>
+        </w:rPr>
+        <w:t> </w:t>
+      </w:r>
+    </w:p>
+    <w:p>
+      <w:pPr>
+        <w:rPr>
+          <w:rFonts w:ascii="Calibri" w:hAnsi="Calibri" w:cs="Calibri"/>
+          <w:b/>
+          <w:bCs/>
+          <w:sz w:val="32"/>
+          <w:szCs w:val="32"/>
+        </w:rPr>
+      </w:pPr>
+      <w:r>
+        <w:rPr>
+          <w:rFonts w:ascii="Calibri" w:hAnsi="Calibri" w:cs="Calibri"/>
+          <w:b/>
+          <w:bCs/>
+          <w:sz w:val="32"/>
+          <w:szCs w:val="32"/>
+        </w:rPr>
+        <w:t>Empathy, Sin, and the Reordering of Values</w:t>
+      </w:r>
+    </w:p>
+    <w:p>
+      <w:pPr>
+        <w:rPr>
+          <w:rFonts w:ascii="Calibri" w:hAnsi="Calibri" w:cs="Calibri"/>
+          <w:sz w:val="22"/>
+          <w:szCs w:val="22"/>
+        </w:rPr>
+      </w:pPr>
+      <w:r>
+        <w:rPr>
+          <w:rFonts w:ascii="Calibri" w:hAnsi="Calibri" w:cs="Calibri"/>
+          <w:sz w:val="22"/>
+          <w:szCs w:val="22"/>
+        </w:rPr>
+        <w:t> </w:t>
+      </w:r>
+    </w:p>
+    <w:p>
+      <w:pPr>
+        <w:rPr>
+          <w:rFonts w:ascii="Calibri" w:hAnsi="Calibri" w:cs="Calibri"/>
+          <w:sz w:val="22"/>
+          <w:szCs w:val="22"/>
+        </w:rPr>
+      </w:pPr>
+      <w:r>
+        <w:rPr>
+          <w:rFonts w:ascii="Calibri" w:hAnsi="Calibri" w:cs="Calibri"/>
+          <w:sz w:val="22"/>
+          <w:szCs w:val="22"/>
+        </w:rPr>
+        <w:t>Empathy</w:t>
+      </w:r>
+      <w:r>
+        <w:rPr>
+          <w:rFonts w:ascii="Calibri" w:hAnsi="Calibri" w:cs="Calibri"/>
+          <w:sz w:val="22"/>
+          <w:szCs w:val="22"/>
+        </w:rPr>
+        <w:t xml:space="preserve">, when elevated above God, can become an idol.  The argument draws a parallel to Eve in Genesis </w:t>
+      </w:r>
+      <w:r>
+        <w:rPr>
+          <w:rFonts w:ascii="Calibri" w:hAnsi="Calibri" w:cs="Calibri"/>
+          <w:sz w:val="22"/>
+          <w:szCs w:val="22"/>
+        </w:rPr>
+        <w:t xml:space="preserve">chapter </w:t>
+      </w:r>
+      <w:r>
+        <w:rPr>
+          <w:rFonts w:ascii="Calibri" w:hAnsi="Calibri" w:cs="Calibri"/>
+          <w:sz w:val="22"/>
+          <w:szCs w:val="22"/>
+        </w:rPr>
+        <w:t xml:space="preserve">3. Rather than submitting to God's revealed word, Eve gave weight to another voice and another value system.  The serpent appealed to her desires, perceptions, and judgments.  </w:t>
+      </w:r>
+      <w:r>
+        <w:rPr>
+          <w:rFonts w:ascii="Calibri" w:hAnsi="Calibri" w:cs="Calibri"/>
+          <w:sz w:val="22"/>
+          <w:szCs w:val="22"/>
+        </w:rPr>
+        <w:t xml:space="preserve">Adam responded with empathy.  </w:t>
+      </w:r>
+      <w:r>
+        <w:rPr>
+          <w:rFonts w:ascii="Calibri" w:hAnsi="Calibri" w:cs="Calibri"/>
+          <w:sz w:val="22"/>
+          <w:szCs w:val="22"/>
+        </w:rPr>
+        <w:t xml:space="preserve">Rather than exercising leadership grounded in God's command, he remained </w:t>
+      </w:r>
+      <w:r>
+        <w:rPr>
+          <w:rFonts w:ascii="Calibri" w:hAnsi="Calibri" w:cs="Calibri"/>
+          <w:sz w:val="22"/>
+          <w:szCs w:val="22"/>
+        </w:rPr>
+        <w:t xml:space="preserve">empathetically </w:t>
+      </w:r>
+      <w:r>
+        <w:rPr>
+          <w:rFonts w:ascii="Calibri" w:hAnsi="Calibri" w:cs="Calibri"/>
+          <w:sz w:val="22"/>
+          <w:szCs w:val="22"/>
+        </w:rPr>
+        <w:t xml:space="preserve">passive and later shifted blame.  </w:t>
+      </w:r>
+      <w:r>
+        <w:rPr>
+          <w:rFonts w:ascii="Calibri" w:hAnsi="Calibri" w:cs="Calibri"/>
+          <w:sz w:val="22"/>
+          <w:szCs w:val="22"/>
+        </w:rPr>
+        <w:t>The result was a replacement of God's authority with a human-centered evaluation of reality.</w:t>
+      </w:r>
+    </w:p>
+    <w:p>
+      <w:pPr>
         <w:rPr>
           <w:rFonts w:ascii="Calibri" w:hAnsi="Calibri" w:cs="Calibri"/>
           <w:sz w:val="22"/>
@@ -1452,40 +1540,57 @@
           <w:sz w:val="22"/>
           <w:szCs w:val="22"/>
         </w:rPr>
-        <w:t xml:space="preserve">Plato asks us to imagine prisoners chained inside a cave from birth. </w:t>
-      </w:r>
-      <w:r>
-        <w:rPr>
-          <w:rFonts w:ascii="Calibri" w:hAnsi="Calibri" w:cs="Calibri"/>
-          <w:sz w:val="22"/>
-          <w:szCs w:val="22"/>
-        </w:rPr>
-        <w:t xml:space="preserve"> </w:t>
-      </w:r>
-      <w:r>
-        <w:rPr>
-          <w:rFonts w:ascii="Calibri" w:hAnsi="Calibri" w:cs="Calibri"/>
-          <w:sz w:val="22"/>
-          <w:szCs w:val="22"/>
-        </w:rPr>
-        <w:t xml:space="preserve">They can only see shadows cast on a wall by objects passing in front of a fire behind them. </w:t>
-      </w:r>
-      <w:r>
-        <w:rPr>
-          <w:rFonts w:ascii="Calibri" w:hAnsi="Calibri" w:cs="Calibri"/>
-          <w:sz w:val="22"/>
-          <w:szCs w:val="22"/>
-        </w:rPr>
-        <w:t xml:space="preserve"> </w:t>
-      </w:r>
-      <w:r>
-        <w:rPr>
-          <w:rFonts w:ascii="Calibri" w:hAnsi="Calibri" w:cs="Calibri"/>
-          <w:sz w:val="22"/>
-          <w:szCs w:val="22"/>
-        </w:rPr>
-        <w:t>Since they have never seen anything else, they mistake the shadows for reality.</w:t>
-      </w:r>
+        <w:t>I</w:t>
+      </w:r>
+      <w:r>
+        <w:rPr>
+          <w:rFonts w:ascii="Calibri" w:hAnsi="Calibri" w:cs="Calibri"/>
+          <w:sz w:val="22"/>
+          <w:szCs w:val="22"/>
+        </w:rPr>
+        <w:t xml:space="preserve">n 1 Timothy 2:9-15, Paul references the creation order and the deception of Eve as part of his argument concerning authority, teaching, and </w:t>
+      </w:r>
+      <w:r>
+        <w:rPr>
+          <w:rFonts w:ascii="Calibri" w:hAnsi="Calibri" w:cs="Calibri"/>
+          <w:sz w:val="22"/>
+          <w:szCs w:val="22"/>
+        </w:rPr>
+        <w:t xml:space="preserve">role-based </w:t>
+      </w:r>
+      <w:r>
+        <w:rPr>
+          <w:rFonts w:ascii="Calibri" w:hAnsi="Calibri" w:cs="Calibri"/>
+          <w:sz w:val="22"/>
+          <w:szCs w:val="22"/>
+        </w:rPr>
+        <w:t>responsibility within the church.</w:t>
+      </w:r>
+      <w:r>
+        <w:rPr>
+          <w:rFonts w:ascii="Calibri" w:hAnsi="Calibri" w:cs="Calibri"/>
+          <w:sz w:val="22"/>
+          <w:szCs w:val="22"/>
+        </w:rPr>
+        <w:t xml:space="preserve">  </w:t>
+      </w:r>
+      <w:r>
+        <w:rPr>
+          <w:rFonts w:ascii="Calibri" w:hAnsi="Calibri" w:cs="Calibri"/>
+          <w:sz w:val="22"/>
+          <w:szCs w:val="22"/>
+        </w:rPr>
+        <w:t>The Genesis appeal serves as a warning about what happens when God’s order is abandoned and deception gains influence.</w:t>
+      </w:r>
+    </w:p>
+    <w:p>
+      <w:pPr>
+        <w:rPr>
+          <w:rFonts w:ascii="Calibri" w:hAnsi="Calibri" w:cs="Calibri"/>
+          <w:sz w:val="22"/>
+          <w:szCs w:val="22"/>
+        </w:rPr>
+      </w:pPr>
     </w:p>
     <w:p>
       <w:pPr>
@@ -1497,6 +1602,54 @@
           <w:szCs w:val="22"/>
         </w:rPr>
       </w:pPr>
+      <w:r>
+        <w:rPr>
+          <w:rFonts w:ascii="Calibri" w:hAnsi="Calibri" w:cs="Calibri"/>
+          <w:sz w:val="22"/>
+          <w:szCs w:val="22"/>
+        </w:rPr>
+        <w:t xml:space="preserve">The Apostle’s authoritative </w:t>
+      </w:r>
+      <w:r>
+        <w:rPr>
+          <w:rFonts w:ascii="Calibri" w:hAnsi="Calibri" w:cs="Calibri"/>
+          <w:sz w:val="22"/>
+          <w:szCs w:val="22"/>
+        </w:rPr>
+        <w:t xml:space="preserve">concern appears to be that the church </w:t>
+      </w:r>
+      <w:r>
+        <w:rPr>
+          <w:rFonts w:ascii="Calibri" w:hAnsi="Calibri" w:cs="Calibri"/>
+          <w:sz w:val="22"/>
+          <w:szCs w:val="22"/>
+        </w:rPr>
+        <w:t>does not repeat</w:t>
+      </w:r>
+      <w:r>
+        <w:rPr>
+          <w:rFonts w:ascii="Calibri" w:hAnsi="Calibri" w:cs="Calibri"/>
+          <w:sz w:val="22"/>
+          <w:szCs w:val="22"/>
+        </w:rPr>
+        <w:t xml:space="preserve"> the pattern of Eden.</w:t>
+      </w:r>
+      <w:r>
+        <w:rPr>
+          <w:rFonts w:ascii="Calibri" w:hAnsi="Calibri" w:cs="Calibri"/>
+          <w:sz w:val="22"/>
+          <w:szCs w:val="22"/>
+        </w:rPr>
+        <w:t xml:space="preserve">  </w:t>
+      </w:r>
+      <w:r>
+        <w:rPr>
+          <w:rFonts w:ascii="Calibri" w:hAnsi="Calibri" w:cs="Calibri"/>
+          <w:sz w:val="22"/>
+          <w:szCs w:val="22"/>
+        </w:rPr>
+        <w:t>The false teachers in Ephesus were spreading deception (1 Tim. 1:3-7; 4:1-3; 5:13-15).</w:t>
+      </w:r>
     </w:p>
     <w:p>
       <w:pPr>
@@ -1514,426 +1667,183 @@
           <w:sz w:val="22"/>
           <w:szCs w:val="22"/>
         </w:rPr>
-        <w:t xml:space="preserve">One prisoner is freed. At first, the light pains him. He resists and prefers the familiar shadows. Eventually he leaves the cave, sees the real world, and finally looks upon the sun itself.  The sun represents the highest truth, what Plato calls </w:t>
-      </w:r>
-      <w:r>
-        <w:rPr>
-          <w:rFonts w:ascii="Calibri" w:hAnsi="Calibri" w:cs="Calibri"/>
-          <w:b/>
-          <w:bCs/>
-          <w:sz w:val="22"/>
-          <w:szCs w:val="22"/>
-        </w:rPr>
-        <w:t>the Form of the Good</w:t>
-      </w:r>
-      <w:r>
-        <w:rPr>
-          <w:rFonts w:ascii="Calibri" w:hAnsi="Calibri" w:cs="Calibri"/>
-          <w:sz w:val="22"/>
-          <w:szCs w:val="22"/>
-        </w:rPr>
-        <w:t xml:space="preserve">. </w:t>
-      </w:r>
-      <w:r>
-        <w:rPr>
-          <w:rFonts w:ascii="Calibri" w:hAnsi="Calibri" w:cs="Calibri"/>
-          <w:sz w:val="22"/>
-          <w:szCs w:val="22"/>
-        </w:rPr>
-        <w:t xml:space="preserve"> </w:t>
-      </w:r>
-      <w:r>
-        <w:rPr>
-          <w:rFonts w:ascii="Calibri" w:hAnsi="Calibri" w:cs="Calibri"/>
-          <w:sz w:val="22"/>
-          <w:szCs w:val="22"/>
-        </w:rPr>
-        <w:t>The freed prisoner then returns to the cave to help the others, but they reject him and may even kill him.</w:t>
-      </w:r>
-    </w:p>
-    <w:p>
-      <w:pPr>
-        <w:spacing w:after="0" w:line="240" w:lineRule="auto"/>
-        <w:rPr>
-          <w:rFonts w:ascii="Calibri" w:eastAsia="Times New Roman" w:hAnsi="Calibri" w:cs="Calibri"/>
-          <w:kern w:val="0"/>
-          <w:sz w:val="22"/>
-          <w:szCs w:val="22"/>
-          <w14:ligatures w14:val="none"/>
-        </w:rPr>
-      </w:pPr>
-      <w:r>
-        <w:rPr>
-          <w:rFonts w:ascii="Calibri" w:eastAsia="Times New Roman" w:hAnsi="Calibri" w:cs="Calibri"/>
-          <w:kern w:val="0"/>
-          <w:sz w:val="22"/>
-          <w:szCs w:val="22"/>
-          <w14:ligatures w14:val="none"/>
-        </w:rPr>
         <w:t> </w:t>
       </w:r>
     </w:p>
     <w:p>
       <w:pPr>
-        <w:spacing w:after="0" w:line="240" w:lineRule="auto"/>
-        <w:rPr>
-          <w:rFonts w:ascii="Calibri" w:eastAsia="Times New Roman" w:hAnsi="Calibri" w:cs="Calibri"/>
-          <w:kern w:val="0"/>
-          <w:sz w:val="22"/>
-          <w:szCs w:val="22"/>
-          <w14:ligatures w14:val="none"/>
-        </w:rPr>
-      </w:pPr>
-      <w:r>
-        <w:rPr>
-          <w:rFonts w:ascii="Calibri" w:eastAsia="Times New Roman" w:hAnsi="Calibri" w:cs="Calibri"/>
-          <w:kern w:val="0"/>
-          <w:sz w:val="22"/>
-          <w:szCs w:val="22"/>
-          <w14:ligatures w14:val="none"/>
-        </w:rPr>
-        <w:t>Plato's central lesson is that people naturally confuse perception, opinion, and social consensus with truth.  Genuine education requires turning away from comforting illusions and toward reality itself.  This process is often painful because it forces individuals to abandon long-held assumptions.</w:t>
-      </w:r>
-    </w:p>
-    <w:p>
-      <w:pPr>
-        <w:spacing w:after="0" w:line="240" w:lineRule="auto"/>
-        <w:rPr>
-          <w:rFonts w:ascii="Calibri" w:eastAsia="Times New Roman" w:hAnsi="Calibri" w:cs="Calibri"/>
-          <w:kern w:val="0"/>
-          <w:sz w:val="22"/>
-          <w:szCs w:val="22"/>
-          <w14:ligatures w14:val="none"/>
-        </w:rPr>
-      </w:pPr>
-      <w:r>
-        <w:rPr>
-          <w:rFonts w:ascii="Calibri" w:eastAsia="Times New Roman" w:hAnsi="Calibri" w:cs="Calibri"/>
-          <w:kern w:val="0"/>
-          <w:sz w:val="22"/>
-          <w:szCs w:val="22"/>
-          <w14:ligatures w14:val="none"/>
+        <w:pStyle w:val="NormalWeb"/>
+        <w:spacing w:before="0" w:beforeAutospacing="0" w:after="0" w:afterAutospacing="0"/>
+        <w:rPr>
+          <w:rFonts w:ascii="Calibri" w:hAnsi="Calibri" w:cs="Calibri"/>
+          <w:sz w:val="22"/>
+          <w:szCs w:val="22"/>
+        </w:rPr>
+      </w:pPr>
+      <w:r>
+        <w:rPr>
+          <w:rFonts w:ascii="Calibri" w:hAnsi="Calibri" w:cs="Calibri"/>
+          <w:sz w:val="22"/>
+          <w:szCs w:val="22"/>
+        </w:rPr>
+        <w:t>Paul therefore emphasizes:</w:t>
+      </w:r>
+    </w:p>
+    <w:p>
+      <w:pPr>
+        <w:numPr>
+          <w:ilvl w:val="0"/>
+          <w:numId w:val="3"/>
+        </w:numPr>
+        <w:textAlignment w:val="center"/>
+        <w:rPr>
+          <w:rFonts w:ascii="Calibri" w:hAnsi="Calibri" w:cs="Calibri"/>
+          <w:sz w:val="22"/>
+          <w:szCs w:val="22"/>
+        </w:rPr>
+      </w:pPr>
+      <w:r>
+        <w:rPr>
+          <w:rFonts w:ascii="Calibri" w:hAnsi="Calibri" w:cs="Calibri"/>
+          <w:sz w:val="22"/>
+          <w:szCs w:val="22"/>
+        </w:rPr>
+        <w:t>learning before teaching,</w:t>
+      </w:r>
+    </w:p>
+    <w:p>
+      <w:pPr>
+        <w:numPr>
+          <w:ilvl w:val="0"/>
+          <w:numId w:val="3"/>
+        </w:numPr>
+        <w:textAlignment w:val="center"/>
+        <w:rPr>
+          <w:rFonts w:ascii="Calibri" w:hAnsi="Calibri" w:cs="Calibri"/>
+          <w:sz w:val="22"/>
+          <w:szCs w:val="22"/>
+        </w:rPr>
+      </w:pPr>
+      <w:r>
+        <w:rPr>
+          <w:rFonts w:ascii="Calibri" w:hAnsi="Calibri" w:cs="Calibri"/>
+          <w:sz w:val="22"/>
+          <w:szCs w:val="22"/>
+        </w:rPr>
+        <w:t>submission to apostolic doctrine,</w:t>
+      </w:r>
+    </w:p>
+    <w:p>
+      <w:pPr>
+        <w:numPr>
+          <w:ilvl w:val="0"/>
+          <w:numId w:val="3"/>
+        </w:numPr>
+        <w:textAlignment w:val="center"/>
+        <w:rPr>
+          <w:rFonts w:ascii="Calibri" w:hAnsi="Calibri" w:cs="Calibri"/>
+          <w:sz w:val="22"/>
+          <w:szCs w:val="22"/>
+        </w:rPr>
+      </w:pPr>
+      <w:r>
+        <w:rPr>
+          <w:rFonts w:ascii="Calibri" w:hAnsi="Calibri" w:cs="Calibri"/>
+          <w:sz w:val="22"/>
+          <w:szCs w:val="22"/>
+        </w:rPr>
+        <w:t>protection from deception,</w:t>
+      </w:r>
+    </w:p>
+    <w:p>
+      <w:pPr>
+        <w:numPr>
+          <w:ilvl w:val="0"/>
+          <w:numId w:val="3"/>
+        </w:numPr>
+        <w:textAlignment w:val="center"/>
+        <w:rPr>
+          <w:rFonts w:ascii="Calibri" w:hAnsi="Calibri" w:cs="Calibri"/>
+          <w:sz w:val="22"/>
+          <w:szCs w:val="22"/>
+        </w:rPr>
+      </w:pPr>
+      <w:r>
+        <w:rPr>
+          <w:rFonts w:ascii="Calibri" w:hAnsi="Calibri" w:cs="Calibri"/>
+          <w:sz w:val="22"/>
+          <w:szCs w:val="22"/>
+        </w:rPr>
+        <w:t xml:space="preserve">proper </w:t>
+      </w:r>
+      <w:r>
+        <w:rPr>
+          <w:rFonts w:ascii="Calibri" w:hAnsi="Calibri" w:cs="Calibri"/>
+          <w:sz w:val="22"/>
+          <w:szCs w:val="22"/>
+        </w:rPr>
+        <w:t xml:space="preserve">role-based </w:t>
+      </w:r>
+      <w:r>
+        <w:rPr>
+          <w:rFonts w:ascii="Calibri" w:hAnsi="Calibri" w:cs="Calibri"/>
+          <w:sz w:val="22"/>
+          <w:szCs w:val="22"/>
+        </w:rPr>
+        <w:t>order in the church.</w:t>
+      </w:r>
+    </w:p>
+    <w:p>
+      <w:pPr>
+        <w:rPr>
+          <w:rFonts w:ascii="Calibri" w:hAnsi="Calibri" w:cs="Calibri"/>
+          <w:sz w:val="22"/>
+          <w:szCs w:val="22"/>
+        </w:rPr>
+      </w:pPr>
+    </w:p>
+    <w:p>
+      <w:pPr>
+        <w:rPr>
+          <w:rFonts w:ascii="Calibri" w:hAnsi="Calibri" w:cs="Calibri"/>
+          <w:sz w:val="22"/>
+          <w:szCs w:val="22"/>
+        </w:rPr>
+      </w:pPr>
+      <w:r>
+        <w:rPr>
+          <w:rFonts w:ascii="Calibri" w:hAnsi="Calibri" w:cs="Calibri"/>
+          <w:sz w:val="22"/>
+          <w:szCs w:val="22"/>
+        </w:rPr>
+        <w:t>Within this framework, empathy becomes dangerous when it ceases to be governed by truth.  Compassion is a virtue, but compassion detached from God's will can justify disobedience, excuse sin, or manipulate others through emotional pressure. In this sense, empathy can become a tool of dominance.  Rather than persuading through truth, individuals may seek to control others through guilt, sympathy, or emotional obligation.</w:t>
+      </w:r>
+    </w:p>
+    <w:p>
+      <w:pPr>
+        <w:rPr>
+          <w:rFonts w:ascii="Calibri" w:hAnsi="Calibri" w:cs="Calibri"/>
+          <w:sz w:val="22"/>
+          <w:szCs w:val="22"/>
+        </w:rPr>
+      </w:pPr>
+      <w:r>
+        <w:rPr>
+          <w:rFonts w:ascii="Calibri" w:hAnsi="Calibri" w:cs="Calibri"/>
+          <w:sz w:val="22"/>
+          <w:szCs w:val="22"/>
         </w:rPr>
         <w:t> </w:t>
       </w:r>
     </w:p>
     <w:p>
       <w:pPr>
-        <w:spacing w:after="0" w:line="240" w:lineRule="auto"/>
-        <w:rPr>
-          <w:rFonts w:ascii="Calibri" w:eastAsia="Times New Roman" w:hAnsi="Calibri" w:cs="Calibri"/>
-          <w:kern w:val="0"/>
-          <w:sz w:val="22"/>
-          <w:szCs w:val="22"/>
-          <w14:ligatures w14:val="none"/>
-        </w:rPr>
-      </w:pPr>
-      <w:r>
-        <w:rPr>
-          <w:rFonts w:ascii="Calibri" w:eastAsia="Times New Roman" w:hAnsi="Calibri" w:cs="Calibri"/>
-          <w:kern w:val="0"/>
-          <w:sz w:val="22"/>
-          <w:szCs w:val="22"/>
-          <w14:ligatures w14:val="none"/>
-        </w:rPr>
-        <w:t>The allegory also illustrates society's resistance to truth.  Those who remain in the cave reject the testimony of the one who has seen beyond the shadows.  Plato likely intended this as a reflection on the fate of Socrates, who challenged accepted beliefs and was ultimately condemned by Athens.</w:t>
-      </w:r>
-    </w:p>
-    <w:p>
-      <w:pPr>
-        <w:spacing w:after="0" w:line="240" w:lineRule="auto"/>
-        <w:rPr>
-          <w:rFonts w:ascii="Calibri" w:eastAsia="Times New Roman" w:hAnsi="Calibri" w:cs="Calibri"/>
-          <w:kern w:val="0"/>
-          <w:sz w:val="36"/>
-          <w:szCs w:val="36"/>
-          <w14:ligatures w14:val="none"/>
-        </w:rPr>
-      </w:pPr>
-      <w:r>
-        <w:rPr>
-          <w:rFonts w:ascii="Calibri" w:eastAsia="Times New Roman" w:hAnsi="Calibri" w:cs="Calibri"/>
-          <w:kern w:val="0"/>
-          <w:sz w:val="36"/>
-          <w:szCs w:val="36"/>
-          <w14:ligatures w14:val="none"/>
-        </w:rPr>
-        <w:t> </w:t>
-      </w:r>
-    </w:p>
-    <w:p>
-      <w:pPr>
-        <w:spacing w:after="0" w:line="240" w:lineRule="auto"/>
-        <w:rPr>
-          <w:rFonts w:ascii="Calibri" w:eastAsia="Times New Roman" w:hAnsi="Calibri" w:cs="Calibri"/>
-          <w:b/>
-          <w:bCs/>
-          <w:kern w:val="0"/>
-          <w:sz w:val="32"/>
-          <w:szCs w:val="32"/>
-          <w14:ligatures w14:val="none"/>
-        </w:rPr>
-      </w:pPr>
-      <w:r>
-        <w:rPr>
-          <w:rFonts w:ascii="Calibri" w:eastAsia="Times New Roman" w:hAnsi="Calibri" w:cs="Calibri"/>
-          <w:b/>
-          <w:bCs/>
-          <w:kern w:val="0"/>
-          <w:sz w:val="32"/>
-          <w:szCs w:val="32"/>
-          <w14:ligatures w14:val="none"/>
-        </w:rPr>
-        <w:t>A Shared Theme</w:t>
-      </w:r>
-    </w:p>
-    <w:p>
-      <w:pPr>
-        <w:spacing w:after="0" w:line="240" w:lineRule="auto"/>
-        <w:rPr>
-          <w:rFonts w:ascii="Calibri" w:eastAsia="Times New Roman" w:hAnsi="Calibri" w:cs="Calibri"/>
-          <w:kern w:val="0"/>
-          <w:sz w:val="22"/>
-          <w:szCs w:val="22"/>
-          <w14:ligatures w14:val="none"/>
-        </w:rPr>
-      </w:pPr>
-      <w:r>
-        <w:rPr>
-          <w:rFonts w:ascii="Calibri" w:eastAsia="Times New Roman" w:hAnsi="Calibri" w:cs="Calibri"/>
-          <w:kern w:val="0"/>
-          <w:sz w:val="22"/>
-          <w:szCs w:val="22"/>
-          <w14:ligatures w14:val="none"/>
-        </w:rPr>
-        <w:t> </w:t>
-      </w:r>
-    </w:p>
-    <w:p>
-      <w:pPr>
-        <w:spacing w:after="0" w:line="240" w:lineRule="auto"/>
-        <w:rPr>
-          <w:rFonts w:ascii="Calibri" w:eastAsia="Times New Roman" w:hAnsi="Calibri" w:cs="Calibri"/>
-          <w:kern w:val="0"/>
-          <w:sz w:val="22"/>
-          <w:szCs w:val="22"/>
-          <w14:ligatures w14:val="none"/>
-        </w:rPr>
-      </w:pPr>
-      <w:r>
-        <w:rPr>
-          <w:rFonts w:ascii="Calibri" w:eastAsia="Times New Roman" w:hAnsi="Calibri" w:cs="Calibri"/>
-          <w:kern w:val="0"/>
-          <w:sz w:val="22"/>
-          <w:szCs w:val="22"/>
-          <w14:ligatures w14:val="none"/>
-        </w:rPr>
-        <w:t>Both discussions center on the danger of allowing something other than truth to govern human judgment.</w:t>
-      </w:r>
-    </w:p>
-    <w:p>
-      <w:pPr>
-        <w:spacing w:after="0" w:line="240" w:lineRule="auto"/>
-        <w:rPr>
-          <w:rFonts w:ascii="Calibri" w:eastAsia="Times New Roman" w:hAnsi="Calibri" w:cs="Calibri"/>
-          <w:kern w:val="0"/>
-          <w:sz w:val="22"/>
-          <w:szCs w:val="22"/>
-          <w14:ligatures w14:val="none"/>
-        </w:rPr>
-      </w:pPr>
-    </w:p>
-    <w:p>
-      <w:pPr>
-        <w:spacing w:after="0" w:line="240" w:lineRule="auto"/>
-        <w:rPr>
-          <w:rFonts w:ascii="Calibri" w:eastAsia="Times New Roman" w:hAnsi="Calibri" w:cs="Calibri"/>
-          <w:kern w:val="0"/>
-          <w:sz w:val="22"/>
-          <w:szCs w:val="22"/>
-          <w14:ligatures w14:val="none"/>
-        </w:rPr>
-      </w:pPr>
-      <w:r>
-        <w:rPr>
-          <w:rFonts w:ascii="Calibri" w:eastAsia="Times New Roman" w:hAnsi="Calibri" w:cs="Calibri"/>
-          <w:kern w:val="0"/>
-          <w:sz w:val="22"/>
-          <w:szCs w:val="22"/>
-          <w14:ligatures w14:val="none"/>
-        </w:rPr>
-        <w:t xml:space="preserve">In the Genesis account, emotional appeal and human desire eclipse God's revealed word.  In Plato's cave, appearances and social assumptions eclipse reality.  In both cases, error persists because individuals trust what feels persuasive rather than what is </w:t>
-      </w:r>
-      <w:r>
-        <w:rPr>
-          <w:rFonts w:ascii="Calibri" w:eastAsia="Times New Roman" w:hAnsi="Calibri" w:cs="Calibri"/>
-          <w:kern w:val="0"/>
-          <w:sz w:val="22"/>
-          <w:szCs w:val="22"/>
-          <w14:ligatures w14:val="none"/>
-        </w:rPr>
-        <w:t>actual and</w:t>
-      </w:r>
-      <w:r>
-        <w:rPr>
-          <w:rFonts w:ascii="Calibri" w:eastAsia="Times New Roman" w:hAnsi="Calibri" w:cs="Calibri"/>
-          <w:kern w:val="0"/>
-          <w:sz w:val="22"/>
-          <w:szCs w:val="22"/>
-          <w14:ligatures w14:val="none"/>
-        </w:rPr>
-        <w:t xml:space="preserve"> true.</w:t>
-      </w:r>
-    </w:p>
-    <w:p>
-      <w:pPr>
-        <w:spacing w:after="0" w:line="240" w:lineRule="auto"/>
-        <w:rPr>
-          <w:rFonts w:ascii="Calibri" w:eastAsia="Times New Roman" w:hAnsi="Calibri" w:cs="Calibri"/>
-          <w:kern w:val="0"/>
-          <w:sz w:val="22"/>
-          <w:szCs w:val="22"/>
-          <w14:ligatures w14:val="none"/>
-        </w:rPr>
-      </w:pPr>
-      <w:r>
-        <w:rPr>
-          <w:rFonts w:ascii="Calibri" w:eastAsia="Times New Roman" w:hAnsi="Calibri" w:cs="Calibri"/>
-          <w:kern w:val="0"/>
-          <w:sz w:val="22"/>
-          <w:szCs w:val="22"/>
-          <w14:ligatures w14:val="none"/>
-        </w:rPr>
-        <w:t> </w:t>
-      </w:r>
-    </w:p>
-    <w:p>
-      <w:pPr>
-        <w:spacing w:after="0" w:line="240" w:lineRule="auto"/>
-        <w:rPr>
-          <w:rFonts w:ascii="Calibri" w:eastAsia="Times New Roman" w:hAnsi="Calibri" w:cs="Calibri"/>
-          <w:kern w:val="0"/>
-          <w:sz w:val="22"/>
-          <w:szCs w:val="22"/>
-          <w14:ligatures w14:val="none"/>
-        </w:rPr>
-      </w:pPr>
-      <w:r>
-        <w:rPr>
-          <w:rFonts w:ascii="Calibri" w:eastAsia="Times New Roman" w:hAnsi="Calibri" w:cs="Calibri"/>
-          <w:kern w:val="0"/>
-          <w:sz w:val="22"/>
-          <w:szCs w:val="22"/>
-          <w14:ligatures w14:val="none"/>
-        </w:rPr>
-        <w:t>The difference lies in the source of truth itself.  Plato locates ultimate reality in the realm of eternal Forms, culminating in the Form of the Good.  Scripture locates ultimate reality in God Himself.  The Christian is therefore called not merely to escape ignorance but to submit to the One who is the source of all truth.</w:t>
-      </w:r>
-    </w:p>
-    <w:p>
-      <w:pPr>
-        <w:spacing w:after="0" w:line="240" w:lineRule="auto"/>
-        <w:rPr>
-          <w:rFonts w:ascii="Calibri" w:eastAsia="Times New Roman" w:hAnsi="Calibri" w:cs="Calibri"/>
-          <w:kern w:val="0"/>
-          <w:sz w:val="22"/>
-          <w:szCs w:val="22"/>
-          <w14:ligatures w14:val="none"/>
-        </w:rPr>
-      </w:pPr>
-      <w:r>
-        <w:rPr>
-          <w:rFonts w:ascii="Calibri" w:eastAsia="Times New Roman" w:hAnsi="Calibri" w:cs="Calibri"/>
-          <w:kern w:val="0"/>
-          <w:sz w:val="22"/>
-          <w:szCs w:val="22"/>
-          <w14:ligatures w14:val="none"/>
-        </w:rPr>
-        <w:t> </w:t>
-      </w:r>
-    </w:p>
-    <w:p>
-      <w:pPr>
-        <w:spacing w:after="0" w:line="240" w:lineRule="auto"/>
-        <w:rPr>
-          <w:rFonts w:ascii="Calibri" w:eastAsia="Times New Roman" w:hAnsi="Calibri" w:cs="Calibri"/>
-          <w:kern w:val="0"/>
-          <w:sz w:val="22"/>
-          <w:szCs w:val="22"/>
-          <w14:ligatures w14:val="none"/>
-        </w:rPr>
-      </w:pPr>
-      <w:r>
-        <w:rPr>
-          <w:rFonts w:ascii="Calibri" w:eastAsia="Times New Roman" w:hAnsi="Calibri" w:cs="Calibri"/>
-          <w:kern w:val="0"/>
-          <w:sz w:val="22"/>
-          <w:szCs w:val="22"/>
-          <w14:ligatures w14:val="none"/>
-        </w:rPr>
-        <w:t>The common warning is clear</w:t>
-      </w:r>
-      <w:r>
-        <w:rPr>
-          <w:rFonts w:ascii="Calibri" w:eastAsia="Times New Roman" w:hAnsi="Calibri" w:cs="Calibri"/>
-          <w:kern w:val="0"/>
-          <w:sz w:val="22"/>
-          <w:szCs w:val="22"/>
-          <w14:ligatures w14:val="none"/>
-        </w:rPr>
-        <w:t xml:space="preserve">, </w:t>
-      </w:r>
-      <w:r>
-        <w:rPr>
-          <w:rFonts w:ascii="Calibri" w:eastAsia="Times New Roman" w:hAnsi="Calibri" w:cs="Calibri"/>
-          <w:kern w:val="0"/>
-          <w:sz w:val="22"/>
-          <w:szCs w:val="22"/>
-          <w14:ligatures w14:val="none"/>
-        </w:rPr>
-        <w:t>whether through emotional manipulation, cultural assumptions, or intellectual complacency, human beings are always tempted to prefer comfortable shadows over reality.</w:t>
-      </w:r>
-      <w:r>
-        <w:rPr>
-          <w:rFonts w:ascii="Calibri" w:eastAsia="Times New Roman" w:hAnsi="Calibri" w:cs="Calibri"/>
-          <w:kern w:val="0"/>
-          <w:sz w:val="22"/>
-          <w:szCs w:val="22"/>
-          <w14:ligatures w14:val="none"/>
-        </w:rPr>
-        <w:t xml:space="preserve">  </w:t>
-      </w:r>
-      <w:r>
-        <w:rPr>
-          <w:rFonts w:ascii="Calibri" w:eastAsia="Times New Roman" w:hAnsi="Calibri" w:cs="Calibri"/>
-          <w:kern w:val="0"/>
-          <w:sz w:val="22"/>
-          <w:szCs w:val="22"/>
-          <w14:ligatures w14:val="none"/>
-        </w:rPr>
-        <w:t>Wisdom requires the courage to test every claim against the highest standard of truth rather than allowing feelings, appearances, or popular opinion to become the final authority.</w:t>
-      </w:r>
-    </w:p>
-    <w:p>
-      <w:pPr>
-        <w:spacing w:after="0" w:line="240" w:lineRule="auto"/>
-        <w:rPr>
-          <w:rFonts w:ascii="Calibri" w:eastAsia="Times New Roman" w:hAnsi="Calibri" w:cs="Calibri"/>
-          <w:kern w:val="0"/>
-          <w:sz w:val="22"/>
-          <w:szCs w:val="22"/>
-          <w14:ligatures w14:val="none"/>
-        </w:rPr>
-      </w:pPr>
-      <w:r>
-        <w:rPr>
-          <w:rFonts w:ascii="Calibri" w:eastAsia="Times New Roman" w:hAnsi="Calibri" w:cs="Calibri"/>
-          <w:kern w:val="0"/>
-          <w:sz w:val="22"/>
-          <w:szCs w:val="22"/>
-          <w14:ligatures w14:val="none"/>
-        </w:rPr>
-        <w:t> </w:t>
-      </w:r>
+        <w:rPr>
+          <w:rFonts w:ascii="Calibri" w:hAnsi="Calibri" w:cs="Calibri"/>
+          <w:sz w:val="22"/>
+          <w:szCs w:val="22"/>
+        </w:rPr>
+      </w:pPr>
     </w:p>
     <w:sectPr>
       <w:footerReference w:type="even" r:id="rId7"/>
@@ -1951,9 +1861,6 @@
 <w:endnotes xmlns:wpc="http://schemas.microsoft.com/office/word/2010/wordprocessingCanvas" xmlns:cx="http://schemas.microsoft.com/office/drawing/2014/chartex" xmlns:cx1="http://schemas.microsoft.com/office/drawing/2015/9/8/chartex" xmlns:cx2="http://schemas.microsoft.com/office/drawing/2015/10/21/chartex" xmlns:cx3="http://schemas.microsoft.com/office/drawing/2016/5/9/chartex" xmlns:cx4="http://schemas.microsoft.com/office/drawing/2016/5/10/chartex" xmlns:cx5="http://schemas.microsoft.com/office/drawing/2016/5/11/chartex" xmlns:cx6="http://schemas.microsoft.com/office/drawing/2016/5/12/chartex" xmlns:cx7="http://schemas.microsoft.com/office/drawing/2016/5/13/chartex" xmlns:cx8="http://schemas.microsoft.com/office/drawing/2016/5/14/chartex" xmlns:mc="http://schemas.openxmlformats.org/markup-compatibility/2006" xmlns:aink="http://schemas.microsoft.com/office/drawing/2016/ink" xmlns:am3d="http://schemas.microsoft.com/office/drawing/2017/model3d" xmlns:o="urn:schemas-microsoft-com:office:office" xmlns:oel="http://schemas.microsoft.com/office/2019/extlst" xmlns:r="http://schemas.openxmlformats.org/officeDocument/2006/relationships" xmlns:m="http://schemas.openxmlformats.org/officeDocument/2006/math" xmlns:v="urn:schemas-microsoft-com:vml" xmlns:wp14="http://schemas.microsoft.com/office/word/2010/wordprocessingDrawing" xmlns:wp="http://schemas.openxmlformats.org/drawingml/2006/wordprocessingDrawing" xmlns:w10="urn:schemas-microsoft-com:office:word" xmlns:w="http://schemas.openxmlformats.org/wordprocessingml/2006/main" xmlns:w14="http://schemas.microsoft.com/office/word/2010/wordml" xmlns:w15="http://schemas.microsoft.com/office/word/2012/wordml" xmlns:w16cex="http://schemas.microsoft.com/office/word/2018/wordml/cex" xmlns:w16cid="http://schemas.microsoft.com/office/word/2016/wordml/cid" xmlns:w16="http://schemas.microsoft.com/office/word/2018/wordml" xmlns:w16du="http://schemas.microsoft.com/office/word/2023/wordml/word16du" xmlns:w16sdtdh="http://schemas.microsoft.com/office/word/2020/wordml/sdtdatahash" xmlns:w16sdtfl="http://schemas.microsoft.com/office/word/2024/wordml/sdtformatlock" xmlns:w16se="http://schemas.microsoft.com/office/word/2015/wordml/symex" xmlns:wpg="http://schemas.microsoft.com/office/word/2010/wordprocessingGroup" xmlns:wpi="http://schemas.microsoft.com/office/word/2010/wordprocessingInk" xmlns:wne="http://schemas.microsoft.com/office/word/2006/wordml" xmlns:wps="http://schemas.microsoft.com/office/word/2010/wordprocessingShape" mc:Ignorable="w14 w15 w16se w16cid w16 w16cex w16sdtdh w16sdtfl w16du wp14">
   <w:endnote w:type="separator" w:id="-1">
     <w:p>
-      <w:pPr>
-        <w:spacing w:after="0" w:line="240" w:lineRule="auto"/>
-      </w:pPr>
       <w:r>
         <w:separator/>
       </w:r>
@@ -1961,9 +1868,6 @@
   </w:endnote>
   <w:endnote w:type="continuationSeparator" w:id="0">
     <w:p>
-      <w:pPr>
-        <w:spacing w:after="0" w:line="240" w:lineRule="auto"/>
-      </w:pPr>
       <w:r>
         <w:continuationSeparator/>
       </w:r>
@@ -2111,9 +2015,6 @@
 <w:footnotes xmlns:wpc="http://schemas.microsoft.com/office/word/2010/wordprocessingCanvas" xmlns:cx="http://schemas.microsoft.com/office/drawing/2014/chartex" xmlns:cx1="http://schemas.microsoft.com/office/drawing/2015/9/8/chartex" xmlns:cx2="http://schemas.microsoft.com/office/drawing/2015/10/21/chartex" xmlns:cx3="http://schemas.microsoft.com/office/drawing/2016/5/9/chartex" xmlns:cx4="http://schemas.microsoft.com/office/drawing/2016/5/10/chartex" xmlns:cx5="http://schemas.microsoft.com/office/drawing/2016/5/11/chartex" xmlns:cx6="http://schemas.microsoft.com/office/drawing/2016/5/12/chartex" xmlns:cx7="http://schemas.microsoft.com/office/drawing/2016/5/13/chartex" xmlns:cx8="http://schemas.microsoft.com/office/drawing/2016/5/14/chartex" xmlns:mc="http://schemas.openxmlformats.org/markup-compatibility/2006" xmlns:aink="http://schemas.microsoft.com/office/drawing/2016/ink" xmlns:am3d="http://schemas.microsoft.com/office/drawing/2017/model3d" xmlns:o="urn:schemas-microsoft-com:office:office" xmlns:oel="http://schemas.microsoft.com/office/2019/extlst" xmlns:r="http://schemas.openxmlformats.org/officeDocument/2006/relationships" xmlns:m="http://schemas.openxmlformats.org/officeDocument/2006/math" xmlns:v="urn:schemas-microsoft-com:vml" xmlns:wp14="http://schemas.microsoft.com/office/word/2010/wordprocessingDrawing" xmlns:wp="http://schemas.openxmlformats.org/drawingml/2006/wordprocessingDrawing" xmlns:w10="urn:schemas-microsoft-com:office:word" xmlns:w="http://schemas.openxmlformats.org/wordprocessingml/2006/main" xmlns:w14="http://schemas.microsoft.com/office/word/2010/wordml" xmlns:w15="http://schemas.microsoft.com/office/word/2012/wordml" xmlns:w16cex="http://schemas.microsoft.com/office/word/2018/wordml/cex" xmlns:w16cid="http://schemas.microsoft.com/office/word/2016/wordml/cid" xmlns:w16="http://schemas.microsoft.com/office/word/2018/wordml" xmlns:w16du="http://schemas.microsoft.com/office/word/2023/wordml/word16du" xmlns:w16sdtdh="http://schemas.microsoft.com/office/word/2020/wordml/sdtdatahash" xmlns:w16sdtfl="http://schemas.microsoft.com/office/word/2024/wordml/sdtformatlock" xmlns:w16se="http://schemas.microsoft.com/office/word/2015/wordml/symex" xmlns:wpg="http://schemas.microsoft.com/office/word/2010/wordprocessingGroup" xmlns:wpi="http://schemas.microsoft.com/office/word/2010/wordprocessingInk" xmlns:wne="http://schemas.microsoft.com/office/word/2006/wordml" xmlns:wps="http://schemas.microsoft.com/office/word/2010/wordprocessingShape" mc:Ignorable="w14 w15 w16se w16cid w16 w16cex w16sdtdh w16sdtfl w16du wp14">
   <w:footnote w:type="separator" w:id="-1">
     <w:p>
-      <w:pPr>
-        <w:spacing w:after="0" w:line="240" w:lineRule="auto"/>
-      </w:pPr>
       <w:r>
         <w:separator/>
       </w:r>
@@ -2121,9 +2022,6 @@
   </w:footnote>
   <w:footnote w:type="continuationSeparator" w:id="0">
     <w:p>
-      <w:pPr>
-        <w:spacing w:after="0" w:line="240" w:lineRule="auto"/>
-      </w:pPr>
       <w:r>
         <w:continuationSeparator/>
       </w:r>
@@ -2432,11 +2330,163 @@
       </w:rPr>
     </w:lvl>
   </w:abstractNum>
+  <w:abstractNum w:abstractNumId="2" w15:restartNumberingAfterBreak="0">
+    <w:nsid w:val="5E117E66"/>
+    <w:multiLevelType w:val="multilevel"/>
+    <w:tmpl w:val="BC3018C8"/>
+    <w:lvl w:ilvl="0">
+      <w:start w:val="1"/>
+      <w:numFmt w:val="bullet"/>
+      <w:lvlText w:val=""/>
+      <w:lvlJc w:val="left"/>
+      <w:pPr>
+        <w:tabs>
+          <w:tab w:val="num" w:pos="720"/>
+        </w:tabs>
+        <w:ind w:left="720" w:hanging="360"/>
+      </w:pPr>
+      <w:rPr>
+        <w:rFonts w:ascii="Symbol" w:hAnsi="Symbol" w:hint="default"/>
+        <w:sz w:val="20"/>
+      </w:rPr>
+    </w:lvl>
+    <w:lvl w:ilvl="1" w:tentative="1">
+      <w:start w:val="1"/>
+      <w:numFmt w:val="bullet"/>
+      <w:lvlText w:val=""/>
+      <w:lvlJc w:val="left"/>
+      <w:pPr>
+        <w:tabs>
+          <w:tab w:val="num" w:pos="1440"/>
+        </w:tabs>
+        <w:ind w:left="1440" w:hanging="360"/>
+      </w:pPr>
+      <w:rPr>
+        <w:rFonts w:ascii="Symbol" w:hAnsi="Symbol" w:hint="default"/>
+        <w:sz w:val="20"/>
+      </w:rPr>
+    </w:lvl>
+    <w:lvl w:ilvl="2" w:tentative="1">
+      <w:start w:val="1"/>
+      <w:numFmt w:val="bullet"/>
+      <w:lvlText w:val=""/>
+      <w:lvlJc w:val="left"/>
+      <w:pPr>
+        <w:tabs>
+          <w:tab w:val="num" w:pos="2160"/>
+        </w:tabs>
+        <w:ind w:left="2160" w:hanging="360"/>
+      </w:pPr>
+      <w:rPr>
+        <w:rFonts w:ascii="Symbol" w:hAnsi="Symbol" w:hint="default"/>
+        <w:sz w:val="20"/>
+      </w:rPr>
+    </w:lvl>
+    <w:lvl w:ilvl="3" w:tentative="1">
+      <w:start w:val="1"/>
+      <w:numFmt w:val="bullet"/>
+      <w:lvlText w:val=""/>
+      <w:lvlJc w:val="left"/>
+      <w:pPr>
+        <w:tabs>
+          <w:tab w:val="num" w:pos="2880"/>
+        </w:tabs>
+        <w:ind w:left="2880" w:hanging="360"/>
+      </w:pPr>
+      <w:rPr>
+        <w:rFonts w:ascii="Symbol" w:hAnsi="Symbol" w:hint="default"/>
+        <w:sz w:val="20"/>
+      </w:rPr>
+    </w:lvl>
+    <w:lvl w:ilvl="4" w:tentative="1">
+      <w:start w:val="1"/>
+      <w:numFmt w:val="bullet"/>
+      <w:lvlText w:val=""/>
+      <w:lvlJc w:val="left"/>
+      <w:pPr>
+        <w:tabs>
+          <w:tab w:val="num" w:pos="3600"/>
+        </w:tabs>
+        <w:ind w:left="3600" w:hanging="360"/>
+      </w:pPr>
+      <w:rPr>
+        <w:rFonts w:ascii="Symbol" w:hAnsi="Symbol" w:hint="default"/>
+        <w:sz w:val="20"/>
+      </w:rPr>
+    </w:lvl>
+    <w:lvl w:ilvl="5" w:tentative="1">
+      <w:start w:val="1"/>
+      <w:numFmt w:val="bullet"/>
+      <w:lvlText w:val=""/>
+      <w:lvlJc w:val="left"/>
+      <w:pPr>
+        <w:tabs>
+          <w:tab w:val="num" w:pos="4320"/>
+        </w:tabs>
+        <w:ind w:left="4320" w:hanging="360"/>
+      </w:pPr>
+      <w:rPr>
+        <w:rFonts w:ascii="Symbol" w:hAnsi="Symbol" w:hint="default"/>
+        <w:sz w:val="20"/>
+      </w:rPr>
+    </w:lvl>
+    <w:lvl w:ilvl="6" w:tentative="1">
+      <w:start w:val="1"/>
+      <w:numFmt w:val="bullet"/>
+      <w:lvlText w:val=""/>
+      <w:lvlJc w:val="left"/>
+      <w:pPr>
+        <w:tabs>
+          <w:tab w:val="num" w:pos="5040"/>
+        </w:tabs>
+        <w:ind w:left="5040" w:hanging="360"/>
+      </w:pPr>
+      <w:rPr>
+        <w:rFonts w:ascii="Symbol" w:hAnsi="Symbol" w:hint="default"/>
+        <w:sz w:val="20"/>
+      </w:rPr>
+    </w:lvl>
+    <w:lvl w:ilvl="7" w:tentative="1">
+      <w:start w:val="1"/>
+      <w:numFmt w:val="bullet"/>
+      <w:lvlText w:val=""/>
+      <w:lvlJc w:val="left"/>
+      <w:pPr>
+        <w:tabs>
+          <w:tab w:val="num" w:pos="5760"/>
+        </w:tabs>
+        <w:ind w:left="5760" w:hanging="360"/>
+      </w:pPr>
+      <w:rPr>
+        <w:rFonts w:ascii="Symbol" w:hAnsi="Symbol" w:hint="default"/>
+        <w:sz w:val="20"/>
+      </w:rPr>
+    </w:lvl>
+    <w:lvl w:ilvl="8" w:tentative="1">
+      <w:start w:val="1"/>
+      <w:numFmt w:val="bullet"/>
+      <w:lvlText w:val=""/>
+      <w:lvlJc w:val="left"/>
+      <w:pPr>
+        <w:tabs>
+          <w:tab w:val="num" w:pos="6480"/>
+        </w:tabs>
+        <w:ind w:left="6480" w:hanging="360"/>
+      </w:pPr>
+      <w:rPr>
+        <w:rFonts w:ascii="Symbol" w:hAnsi="Symbol" w:hint="default"/>
+        <w:sz w:val="20"/>
+      </w:rPr>
+    </w:lvl>
+  </w:abstractNum>
   <w:num w:numId="1" w16cid:durableId="1502894092">
     <w:abstractNumId w:val="1"/>
   </w:num>
   <w:num w:numId="2" w16cid:durableId="1871995624">
     <w:abstractNumId w:val="0"/>
+  </w:num>
+  <w:num w:numId="3" w16cid:durableId="472916689">
+    <w:abstractNumId w:val="2"/>
   </w:num>
 </w:numbering>
 </file>
@@ -2841,6 +2891,15 @@
   <w:style w:type="paragraph" w:default="1" w:styleId="Normal">
     <w:name w:val="Normal"/>
     <w:qFormat/>
+    <w:rsid w:val="007C199C"/>
+    <w:pPr>
+      <w:spacing w:after="0" w:line="240" w:lineRule="auto"/>
+    </w:pPr>
+    <w:rPr>
+      <w:rFonts w:ascii="Times New Roman" w:eastAsia="Times New Roman" w:hAnsi="Times New Roman" w:cs="Times New Roman"/>
+      <w:kern w:val="0"/>
+      <w14:ligatures w14:val="none"/>
+    </w:rPr>
   </w:style>
   <w:style w:type="paragraph" w:styleId="Heading1">
     <w:name w:val="heading 1"/>
@@ -2966,7 +3025,7 @@
     <w:pPr>
       <w:keepNext/>
       <w:keepLines/>
-      <w:spacing w:before="40" w:after="0"/>
+      <w:spacing w:before="40"/>
       <w:outlineLvl w:val="5"/>
     </w:pPr>
     <w:rPr>
@@ -2989,7 +3048,7 @@
     <w:pPr>
       <w:keepNext/>
       <w:keepLines/>
-      <w:spacing w:before="40" w:after="0"/>
+      <w:spacing w:before="40"/>
       <w:outlineLvl w:val="6"/>
     </w:pPr>
     <w:rPr>
@@ -3010,7 +3069,6 @@
     <w:pPr>
       <w:keepNext/>
       <w:keepLines/>
-      <w:spacing w:after="0"/>
       <w:outlineLvl w:val="7"/>
     </w:pPr>
     <w:rPr>
@@ -3033,7 +3091,6 @@
     <w:pPr>
       <w:keepNext/>
       <w:keepLines/>
-      <w:spacing w:after="0"/>
       <w:outlineLvl w:val="8"/>
     </w:pPr>
     <w:rPr>
@@ -3196,7 +3253,7 @@
     <w:qFormat/>
     <w:rsid w:val="007C4E55"/>
     <w:pPr>
-      <w:spacing w:after="80" w:line="240" w:lineRule="auto"/>
+      <w:spacing w:after="80"/>
       <w:contextualSpacing/>
     </w:pPr>
     <w:rPr>
@@ -3365,13 +3422,8 @@
     <w:unhideWhenUsed/>
     <w:rsid w:val="007C4E55"/>
     <w:pPr>
-      <w:spacing w:before="100" w:beforeAutospacing="1" w:after="100" w:afterAutospacing="1" w:line="240" w:lineRule="auto"/>
+      <w:spacing w:before="100" w:beforeAutospacing="1" w:after="100" w:afterAutospacing="1"/>
     </w:pPr>
-    <w:rPr>
-      <w:rFonts w:ascii="Times New Roman" w:eastAsia="Times New Roman" w:hAnsi="Times New Roman" w:cs="Times New Roman"/>
-      <w:kern w:val="0"/>
-      <w14:ligatures w14:val="none"/>
-    </w:rPr>
   </w:style>
   <w:style w:type="paragraph" w:styleId="Header">
     <w:name w:val="header"/>
@@ -3385,7 +3437,6 @@
         <w:tab w:val="center" w:pos="4680"/>
         <w:tab w:val="right" w:pos="9360"/>
       </w:tabs>
-      <w:spacing w:after="0" w:line="240" w:lineRule="auto"/>
     </w:pPr>
   </w:style>
   <w:style w:type="character" w:customStyle="1" w:styleId="HeaderChar">
@@ -3407,7 +3458,6 @@
         <w:tab w:val="center" w:pos="4680"/>
         <w:tab w:val="right" w:pos="9360"/>
       </w:tabs>
-      <w:spacing w:after="0" w:line="240" w:lineRule="auto"/>
     </w:pPr>
   </w:style>
   <w:style w:type="character" w:customStyle="1" w:styleId="FooterChar">

--- a/2026-Q2/Devotionals/TheSinOfEmpathy.docx
+++ b/2026-Q2/Devotionals/TheSinOfEmpathy.docx
@@ -1,6 +1,6 @@
 
 <file path=word/document.xml><?xml version="1.0" encoding="utf-8"?>
-<w:document xmlns:wpc="http://schemas.microsoft.com/office/word/2010/wordprocessingCanvas" xmlns:cx="http://schemas.microsoft.com/office/drawing/2014/chartex" xmlns:cx1="http://schemas.microsoft.com/office/drawing/2015/9/8/chartex" xmlns:cx2="http://schemas.microsoft.com/office/drawing/2015/10/21/chartex" xmlns:cx3="http://schemas.microsoft.com/office/drawing/2016/5/9/chartex" xmlns:cx4="http://schemas.microsoft.com/office/drawing/2016/5/10/chartex" xmlns:cx5="http://schemas.microsoft.com/office/drawing/2016/5/11/chartex" xmlns:cx6="http://schemas.microsoft.com/office/drawing/2016/5/12/chartex" xmlns:cx7="http://schemas.microsoft.com/office/drawing/2016/5/13/chartex" xmlns:cx8="http://schemas.microsoft.com/office/drawing/2016/5/14/chartex" xmlns:mc="http://schemas.openxmlformats.org/markup-compatibility/2006" xmlns:aink="http://schemas.microsoft.com/office/drawing/2016/ink" xmlns:am3d="http://schemas.microsoft.com/office/drawing/2017/model3d" xmlns:o="urn:schemas-microsoft-com:office:office" xmlns:oel="http://schemas.microsoft.com/office/2019/extlst" xmlns:r="http://schemas.openxmlformats.org/officeDocument/2006/relationships" xmlns:m="http://schemas.openxmlformats.org/officeDocument/2006/math" xmlns:v="urn:schemas-microsoft-com:vml" xmlns:wp14="http://schemas.microsoft.com/office/word/2010/wordprocessingDrawing" xmlns:wp="http://schemas.openxmlformats.org/drawingml/2006/wordprocessingDrawing" xmlns:w10="urn:schemas-microsoft-com:office:word" xmlns:w="http://schemas.openxmlformats.org/wordprocessingml/2006/main" xmlns:w14="http://schemas.microsoft.com/office/word/2010/wordml" xmlns:w15="http://schemas.microsoft.com/office/word/2012/wordml" xmlns:w16cex="http://schemas.microsoft.com/office/word/2018/wordml/cex" xmlns:w16cid="http://schemas.microsoft.com/office/word/2016/wordml/cid" xmlns:w16="http://schemas.microsoft.com/office/word/2018/wordml" xmlns:w16du="http://schemas.microsoft.com/office/word/2023/wordml/word16du" xmlns:w16sdtdh="http://schemas.microsoft.com/office/word/2020/wordml/sdtdatahash" xmlns:w16sdtfl="http://schemas.microsoft.com/office/word/2024/wordml/sdtformatlock" xmlns:w16se="http://schemas.microsoft.com/office/word/2015/wordml/symex" xmlns:wpg="http://schemas.microsoft.com/office/word/2010/wordprocessingGroup" xmlns:wpi="http://schemas.microsoft.com/office/word/2010/wordprocessingInk" xmlns:wne="http://schemas.microsoft.com/office/word/2006/wordml" xmlns:wps="http://schemas.microsoft.com/office/word/2010/wordprocessingShape" mc:Ignorable="w14 w15 w16se w16cid w16 w16cex w16sdtdh w16sdtfl w16du wp14">
+<w:document xmlns:wpc="http://schemas.microsoft.com/office/word/2010/wordprocessingCanvas" xmlns:cx="http://schemas.microsoft.com/office/drawing/2014/chartex" xmlns:cx1="http://schemas.microsoft.com/office/drawing/2015/9/8/chartex" xmlns:cx2="http://schemas.microsoft.com/office/drawing/2015/10/21/chartex" xmlns:cx3="http://schemas.microsoft.com/office/drawing/2016/5/9/chartex" xmlns:cx4="http://schemas.microsoft.com/office/drawing/2016/5/10/chartex" xmlns:cx5="http://schemas.microsoft.com/office/drawing/2016/5/11/chartex" xmlns:cx6="http://schemas.microsoft.com/office/drawing/2016/5/12/chartex" xmlns:cx7="http://schemas.microsoft.com/office/drawing/2016/5/13/chartex" xmlns:cx8="http://schemas.microsoft.com/office/drawing/2016/5/14/chartex" xmlns:mc="http://schemas.openxmlformats.org/markup-compatibility/2006" xmlns:m="http://schemas.openxmlformats.org/officeDocument/2006/math" xmlns:aink="http://schemas.microsoft.com/office/drawing/2016/ink" xmlns:am3d="http://schemas.microsoft.com/office/drawing/2017/model3d" xmlns:oel="http://schemas.microsoft.com/office/2019/extlst" xmlns:r="http://schemas.openxmlformats.org/officeDocument/2006/relationships" xmlns:wp14="http://schemas.microsoft.com/office/word/2010/wordprocessingDrawing" xmlns:wp="http://schemas.openxmlformats.org/drawingml/2006/wordprocessingDrawing" xmlns:wpg="http://schemas.microsoft.com/office/word/2010/wordprocessingGroup" xmlns:wpi="http://schemas.microsoft.com/office/word/2010/wordprocessingInk" xmlns:wps="http://schemas.microsoft.com/office/word/2010/wordprocessingShape" xmlns:o="urn:schemas-microsoft-com:office:office" xmlns:v="urn:schemas-microsoft-com:vml" xmlns:w10="urn:schemas-microsoft-com:office:word" xmlns:w="http://schemas.openxmlformats.org/wordprocessingml/2006/main" xmlns:w14="http://schemas.microsoft.com/office/word/2010/wordml" xmlns:w15="http://schemas.microsoft.com/office/word/2012/wordml" xmlns:w16cei="http://schemas.microsoft.com/office/word/2026/wordml/cei" xmlns:w16cex="http://schemas.microsoft.com/office/word/2018/wordml/cex" xmlns:w16cid="http://schemas.microsoft.com/office/word/2016/wordml/cid" xmlns:w16="http://schemas.microsoft.com/office/word/2018/wordml" xmlns:w16sdtdh="http://schemas.microsoft.com/office/word/2020/wordml/sdtdatahash" xmlns:w16sdtfl="http://schemas.microsoft.com/office/word/2024/wordml/sdtformatlock" xmlns:w16se="http://schemas.microsoft.com/office/word/2015/wordml/symex" xmlns:w16du="http://schemas.microsoft.com/office/word/2023/wordml/word16du" xmlns:wne="http://schemas.microsoft.com/office/word/2006/wordml" mc:Ignorable="w14 w15 w16se w16cid w16 w16cex w16sdtdh w16sdtfl w16du wp14">
   <w:body>
     <w:p>
       <w:pPr>
@@ -544,39 +544,7 @@
           <w:sz w:val="22"/>
           <w:szCs w:val="22"/>
         </w:rPr>
-        <w:t>He knowingly joined the rebellion</w:t>
-      </w:r>
-      <w:r>
-        <w:rPr>
-          <w:rFonts w:ascii="Calibri" w:hAnsi="Calibri" w:cs="Calibri"/>
-          <w:sz w:val="22"/>
-          <w:szCs w:val="22"/>
-        </w:rPr>
-        <w:t xml:space="preserve">, likely </w:t>
-      </w:r>
-      <w:r>
-        <w:rPr>
-          <w:rFonts w:ascii="Calibri" w:hAnsi="Calibri" w:cs="Calibri"/>
-          <w:sz w:val="22"/>
-          <w:szCs w:val="22"/>
-        </w:rPr>
-        <w:t>empathizing</w:t>
-      </w:r>
-      <w:r>
-        <w:rPr>
-          <w:rFonts w:ascii="Calibri" w:hAnsi="Calibri" w:cs="Calibri"/>
-          <w:sz w:val="22"/>
-          <w:szCs w:val="22"/>
-        </w:rPr>
-        <w:t xml:space="preserve"> with Eve</w:t>
-      </w:r>
-      <w:r>
-        <w:rPr>
-          <w:rFonts w:ascii="Calibri" w:hAnsi="Calibri" w:cs="Calibri"/>
-          <w:sz w:val="22"/>
-          <w:szCs w:val="22"/>
-        </w:rPr>
-        <w:t xml:space="preserve">.  Romans </w:t>
+        <w:t xml:space="preserve">He knowingly joined the rebellion.  Romans </w:t>
       </w:r>
       <w:r>
         <w:rPr>
@@ -1632,23 +1600,7 @@
           <w:sz w:val="22"/>
           <w:szCs w:val="22"/>
         </w:rPr>
-        <w:t xml:space="preserve"> the pattern of Eden.</w:t>
-      </w:r>
-      <w:r>
-        <w:rPr>
-          <w:rFonts w:ascii="Calibri" w:hAnsi="Calibri" w:cs="Calibri"/>
-          <w:sz w:val="22"/>
-          <w:szCs w:val="22"/>
-        </w:rPr>
-        <w:t xml:space="preserve">  </w:t>
-      </w:r>
-      <w:r>
-        <w:rPr>
-          <w:rFonts w:ascii="Calibri" w:hAnsi="Calibri" w:cs="Calibri"/>
-          <w:sz w:val="22"/>
-          <w:szCs w:val="22"/>
-        </w:rPr>
-        <w:t>The false teachers in Ephesus were spreading deception (1 Tim. 1:3-7; 4:1-3; 5:13-15).</w:t>
+        <w:t xml:space="preserve"> the pattern of Eden.  The false teachers in Ephesus were spreading deception (1 Tim. 1:3-7; 4:1-3; 5:13-15).</w:t>
       </w:r>
     </w:p>
     <w:p>
@@ -1774,23 +1726,7 @@
           <w:sz w:val="22"/>
           <w:szCs w:val="22"/>
         </w:rPr>
-        <w:t xml:space="preserve">proper </w:t>
-      </w:r>
-      <w:r>
-        <w:rPr>
-          <w:rFonts w:ascii="Calibri" w:hAnsi="Calibri" w:cs="Calibri"/>
-          <w:sz w:val="22"/>
-          <w:szCs w:val="22"/>
-        </w:rPr>
-        <w:t xml:space="preserve">role-based </w:t>
-      </w:r>
-      <w:r>
-        <w:rPr>
-          <w:rFonts w:ascii="Calibri" w:hAnsi="Calibri" w:cs="Calibri"/>
-          <w:sz w:val="22"/>
-          <w:szCs w:val="22"/>
-        </w:rPr>
-        <w:t>order in the church.</w:t>
+        <w:t>proper role-based order in the church.</w:t>
       </w:r>
     </w:p>
     <w:p>
@@ -1858,7 +1794,7 @@
 </file>
 
 <file path=word/endnotes.xml><?xml version="1.0" encoding="utf-8"?>
-<w:endnotes xmlns:wpc="http://schemas.microsoft.com/office/word/2010/wordprocessingCanvas" xmlns:cx="http://schemas.microsoft.com/office/drawing/2014/chartex" xmlns:cx1="http://schemas.microsoft.com/office/drawing/2015/9/8/chartex" xmlns:cx2="http://schemas.microsoft.com/office/drawing/2015/10/21/chartex" xmlns:cx3="http://schemas.microsoft.com/office/drawing/2016/5/9/chartex" xmlns:cx4="http://schemas.microsoft.com/office/drawing/2016/5/10/chartex" xmlns:cx5="http://schemas.microsoft.com/office/drawing/2016/5/11/chartex" xmlns:cx6="http://schemas.microsoft.com/office/drawing/2016/5/12/chartex" xmlns:cx7="http://schemas.microsoft.com/office/drawing/2016/5/13/chartex" xmlns:cx8="http://schemas.microsoft.com/office/drawing/2016/5/14/chartex" xmlns:mc="http://schemas.openxmlformats.org/markup-compatibility/2006" xmlns:aink="http://schemas.microsoft.com/office/drawing/2016/ink" xmlns:am3d="http://schemas.microsoft.com/office/drawing/2017/model3d" xmlns:o="urn:schemas-microsoft-com:office:office" xmlns:oel="http://schemas.microsoft.com/office/2019/extlst" xmlns:r="http://schemas.openxmlformats.org/officeDocument/2006/relationships" xmlns:m="http://schemas.openxmlformats.org/officeDocument/2006/math" xmlns:v="urn:schemas-microsoft-com:vml" xmlns:wp14="http://schemas.microsoft.com/office/word/2010/wordprocessingDrawing" xmlns:wp="http://schemas.openxmlformats.org/drawingml/2006/wordprocessingDrawing" xmlns:w10="urn:schemas-microsoft-com:office:word" xmlns:w="http://schemas.openxmlformats.org/wordprocessingml/2006/main" xmlns:w14="http://schemas.microsoft.com/office/word/2010/wordml" xmlns:w15="http://schemas.microsoft.com/office/word/2012/wordml" xmlns:w16cex="http://schemas.microsoft.com/office/word/2018/wordml/cex" xmlns:w16cid="http://schemas.microsoft.com/office/word/2016/wordml/cid" xmlns:w16="http://schemas.microsoft.com/office/word/2018/wordml" xmlns:w16du="http://schemas.microsoft.com/office/word/2023/wordml/word16du" xmlns:w16sdtdh="http://schemas.microsoft.com/office/word/2020/wordml/sdtdatahash" xmlns:w16sdtfl="http://schemas.microsoft.com/office/word/2024/wordml/sdtformatlock" xmlns:w16se="http://schemas.microsoft.com/office/word/2015/wordml/symex" xmlns:wpg="http://schemas.microsoft.com/office/word/2010/wordprocessingGroup" xmlns:wpi="http://schemas.microsoft.com/office/word/2010/wordprocessingInk" xmlns:wne="http://schemas.microsoft.com/office/word/2006/wordml" xmlns:wps="http://schemas.microsoft.com/office/word/2010/wordprocessingShape" mc:Ignorable="w14 w15 w16se w16cid w16 w16cex w16sdtdh w16sdtfl w16du wp14">
+<w:endnotes xmlns:wpc="http://schemas.microsoft.com/office/word/2010/wordprocessingCanvas" xmlns:cx="http://schemas.microsoft.com/office/drawing/2014/chartex" xmlns:cx1="http://schemas.microsoft.com/office/drawing/2015/9/8/chartex" xmlns:cx2="http://schemas.microsoft.com/office/drawing/2015/10/21/chartex" xmlns:cx3="http://schemas.microsoft.com/office/drawing/2016/5/9/chartex" xmlns:cx4="http://schemas.microsoft.com/office/drawing/2016/5/10/chartex" xmlns:cx5="http://schemas.microsoft.com/office/drawing/2016/5/11/chartex" xmlns:cx6="http://schemas.microsoft.com/office/drawing/2016/5/12/chartex" xmlns:cx7="http://schemas.microsoft.com/office/drawing/2016/5/13/chartex" xmlns:cx8="http://schemas.microsoft.com/office/drawing/2016/5/14/chartex" xmlns:mc="http://schemas.openxmlformats.org/markup-compatibility/2006" xmlns:m="http://schemas.openxmlformats.org/officeDocument/2006/math" xmlns:aink="http://schemas.microsoft.com/office/drawing/2016/ink" xmlns:am3d="http://schemas.microsoft.com/office/drawing/2017/model3d" xmlns:oel="http://schemas.microsoft.com/office/2019/extlst" xmlns:r="http://schemas.openxmlformats.org/officeDocument/2006/relationships" xmlns:wp14="http://schemas.microsoft.com/office/word/2010/wordprocessingDrawing" xmlns:wp="http://schemas.openxmlformats.org/drawingml/2006/wordprocessingDrawing" xmlns:wpg="http://schemas.microsoft.com/office/word/2010/wordprocessingGroup" xmlns:wpi="http://schemas.microsoft.com/office/word/2010/wordprocessingInk" xmlns:wps="http://schemas.microsoft.com/office/word/2010/wordprocessingShape" xmlns:o="urn:schemas-microsoft-com:office:office" xmlns:v="urn:schemas-microsoft-com:vml" xmlns:w10="urn:schemas-microsoft-com:office:word" xmlns:w="http://schemas.openxmlformats.org/wordprocessingml/2006/main" xmlns:w14="http://schemas.microsoft.com/office/word/2010/wordml" xmlns:w15="http://schemas.microsoft.com/office/word/2012/wordml" xmlns:w16cei="http://schemas.microsoft.com/office/word/2026/wordml/cei" xmlns:w16cex="http://schemas.microsoft.com/office/word/2018/wordml/cex" xmlns:w16cid="http://schemas.microsoft.com/office/word/2016/wordml/cid" xmlns:w16="http://schemas.microsoft.com/office/word/2018/wordml" xmlns:w16sdtdh="http://schemas.microsoft.com/office/word/2020/wordml/sdtdatahash" xmlns:w16sdtfl="http://schemas.microsoft.com/office/word/2024/wordml/sdtformatlock" xmlns:w16se="http://schemas.microsoft.com/office/word/2015/wordml/symex" xmlns:w16du="http://schemas.microsoft.com/office/word/2023/wordml/word16du" xmlns:wne="http://schemas.microsoft.com/office/word/2006/wordml" mc:Ignorable="w14 w15 w16se w16cid w16 w16cex w16sdtdh w16sdtfl w16du wp14">
   <w:endnote w:type="separator" w:id="-1">
     <w:p>
       <w:r>
@@ -1877,7 +1813,7 @@
 </file>
 
 <file path=word/footer1.xml><?xml version="1.0" encoding="utf-8"?>
-<w:ftr xmlns:wpc="http://schemas.microsoft.com/office/word/2010/wordprocessingCanvas" xmlns:cx="http://schemas.microsoft.com/office/drawing/2014/chartex" xmlns:cx1="http://schemas.microsoft.com/office/drawing/2015/9/8/chartex" xmlns:cx2="http://schemas.microsoft.com/office/drawing/2015/10/21/chartex" xmlns:cx3="http://schemas.microsoft.com/office/drawing/2016/5/9/chartex" xmlns:cx4="http://schemas.microsoft.com/office/drawing/2016/5/10/chartex" xmlns:cx5="http://schemas.microsoft.com/office/drawing/2016/5/11/chartex" xmlns:cx6="http://schemas.microsoft.com/office/drawing/2016/5/12/chartex" xmlns:cx7="http://schemas.microsoft.com/office/drawing/2016/5/13/chartex" xmlns:cx8="http://schemas.microsoft.com/office/drawing/2016/5/14/chartex" xmlns:mc="http://schemas.openxmlformats.org/markup-compatibility/2006" xmlns:aink="http://schemas.microsoft.com/office/drawing/2016/ink" xmlns:am3d="http://schemas.microsoft.com/office/drawing/2017/model3d" xmlns:o="urn:schemas-microsoft-com:office:office" xmlns:oel="http://schemas.microsoft.com/office/2019/extlst" xmlns:r="http://schemas.openxmlformats.org/officeDocument/2006/relationships" xmlns:m="http://schemas.openxmlformats.org/officeDocument/2006/math" xmlns:v="urn:schemas-microsoft-com:vml" xmlns:wp14="http://schemas.microsoft.com/office/word/2010/wordprocessingDrawing" xmlns:wp="http://schemas.openxmlformats.org/drawingml/2006/wordprocessingDrawing" xmlns:w10="urn:schemas-microsoft-com:office:word" xmlns:w="http://schemas.openxmlformats.org/wordprocessingml/2006/main" xmlns:w14="http://schemas.microsoft.com/office/word/2010/wordml" xmlns:w15="http://schemas.microsoft.com/office/word/2012/wordml" xmlns:w16cex="http://schemas.microsoft.com/office/word/2018/wordml/cex" xmlns:w16cid="http://schemas.microsoft.com/office/word/2016/wordml/cid" xmlns:w16="http://schemas.microsoft.com/office/word/2018/wordml" xmlns:w16du="http://schemas.microsoft.com/office/word/2023/wordml/word16du" xmlns:w16sdtdh="http://schemas.microsoft.com/office/word/2020/wordml/sdtdatahash" xmlns:w16sdtfl="http://schemas.microsoft.com/office/word/2024/wordml/sdtformatlock" xmlns:w16se="http://schemas.microsoft.com/office/word/2015/wordml/symex" xmlns:wpg="http://schemas.microsoft.com/office/word/2010/wordprocessingGroup" xmlns:wpi="http://schemas.microsoft.com/office/word/2010/wordprocessingInk" xmlns:wne="http://schemas.microsoft.com/office/word/2006/wordml" xmlns:wps="http://schemas.microsoft.com/office/word/2010/wordprocessingShape" mc:Ignorable="w14 w15 w16se w16cid w16 w16cex w16sdtdh w16sdtfl w16du wp14">
+<w:ftr xmlns:wpc="http://schemas.microsoft.com/office/word/2010/wordprocessingCanvas" xmlns:cx="http://schemas.microsoft.com/office/drawing/2014/chartex" xmlns:cx1="http://schemas.microsoft.com/office/drawing/2015/9/8/chartex" xmlns:cx2="http://schemas.microsoft.com/office/drawing/2015/10/21/chartex" xmlns:cx3="http://schemas.microsoft.com/office/drawing/2016/5/9/chartex" xmlns:cx4="http://schemas.microsoft.com/office/drawing/2016/5/10/chartex" xmlns:cx5="http://schemas.microsoft.com/office/drawing/2016/5/11/chartex" xmlns:cx6="http://schemas.microsoft.com/office/drawing/2016/5/12/chartex" xmlns:cx7="http://schemas.microsoft.com/office/drawing/2016/5/13/chartex" xmlns:cx8="http://schemas.microsoft.com/office/drawing/2016/5/14/chartex" xmlns:mc="http://schemas.openxmlformats.org/markup-compatibility/2006" xmlns:m="http://schemas.openxmlformats.org/officeDocument/2006/math" xmlns:aink="http://schemas.microsoft.com/office/drawing/2016/ink" xmlns:am3d="http://schemas.microsoft.com/office/drawing/2017/model3d" xmlns:oel="http://schemas.microsoft.com/office/2019/extlst" xmlns:r="http://schemas.openxmlformats.org/officeDocument/2006/relationships" xmlns:wp14="http://schemas.microsoft.com/office/word/2010/wordprocessingDrawing" xmlns:wp="http://schemas.openxmlformats.org/drawingml/2006/wordprocessingDrawing" xmlns:wpg="http://schemas.microsoft.com/office/word/2010/wordprocessingGroup" xmlns:wpi="http://schemas.microsoft.com/office/word/2010/wordprocessingInk" xmlns:wps="http://schemas.microsoft.com/office/word/2010/wordprocessingShape" xmlns:o="urn:schemas-microsoft-com:office:office" xmlns:v="urn:schemas-microsoft-com:vml" xmlns:w10="urn:schemas-microsoft-com:office:word" xmlns:w="http://schemas.openxmlformats.org/wordprocessingml/2006/main" xmlns:w14="http://schemas.microsoft.com/office/word/2010/wordml" xmlns:w15="http://schemas.microsoft.com/office/word/2012/wordml" xmlns:w16cei="http://schemas.microsoft.com/office/word/2026/wordml/cei" xmlns:w16cex="http://schemas.microsoft.com/office/word/2018/wordml/cex" xmlns:w16cid="http://schemas.microsoft.com/office/word/2016/wordml/cid" xmlns:w16="http://schemas.microsoft.com/office/word/2018/wordml" xmlns:w16sdtdh="http://schemas.microsoft.com/office/word/2020/wordml/sdtdatahash" xmlns:w16sdtfl="http://schemas.microsoft.com/office/word/2024/wordml/sdtformatlock" xmlns:w16se="http://schemas.microsoft.com/office/word/2015/wordml/symex" xmlns:w16du="http://schemas.microsoft.com/office/word/2023/wordml/word16du" xmlns:wne="http://schemas.microsoft.com/office/word/2006/wordml" mc:Ignorable="w14 w15 w16se w16cid w16 w16cex w16sdtdh w16sdtfl w16du wp14">
   <w:sdt>
     <w:sdtPr>
       <w:rPr>
@@ -1935,7 +1871,7 @@
 </file>
 
 <file path=word/footer2.xml><?xml version="1.0" encoding="utf-8"?>
-<w:ftr xmlns:wpc="http://schemas.microsoft.com/office/word/2010/wordprocessingCanvas" xmlns:cx="http://schemas.microsoft.com/office/drawing/2014/chartex" xmlns:cx1="http://schemas.microsoft.com/office/drawing/2015/9/8/chartex" xmlns:cx2="http://schemas.microsoft.com/office/drawing/2015/10/21/chartex" xmlns:cx3="http://schemas.microsoft.com/office/drawing/2016/5/9/chartex" xmlns:cx4="http://schemas.microsoft.com/office/drawing/2016/5/10/chartex" xmlns:cx5="http://schemas.microsoft.com/office/drawing/2016/5/11/chartex" xmlns:cx6="http://schemas.microsoft.com/office/drawing/2016/5/12/chartex" xmlns:cx7="http://schemas.microsoft.com/office/drawing/2016/5/13/chartex" xmlns:cx8="http://schemas.microsoft.com/office/drawing/2016/5/14/chartex" xmlns:mc="http://schemas.openxmlformats.org/markup-compatibility/2006" xmlns:aink="http://schemas.microsoft.com/office/drawing/2016/ink" xmlns:am3d="http://schemas.microsoft.com/office/drawing/2017/model3d" xmlns:o="urn:schemas-microsoft-com:office:office" xmlns:oel="http://schemas.microsoft.com/office/2019/extlst" xmlns:r="http://schemas.openxmlformats.org/officeDocument/2006/relationships" xmlns:m="http://schemas.openxmlformats.org/officeDocument/2006/math" xmlns:v="urn:schemas-microsoft-com:vml" xmlns:wp14="http://schemas.microsoft.com/office/word/2010/wordprocessingDrawing" xmlns:wp="http://schemas.openxmlformats.org/drawingml/2006/wordprocessingDrawing" xmlns:w10="urn:schemas-microsoft-com:office:word" xmlns:w="http://schemas.openxmlformats.org/wordprocessingml/2006/main" xmlns:w14="http://schemas.microsoft.com/office/word/2010/wordml" xmlns:w15="http://schemas.microsoft.com/office/word/2012/wordml" xmlns:w16cex="http://schemas.microsoft.com/office/word/2018/wordml/cex" xmlns:w16cid="http://schemas.microsoft.com/office/word/2016/wordml/cid" xmlns:w16="http://schemas.microsoft.com/office/word/2018/wordml" xmlns:w16du="http://schemas.microsoft.com/office/word/2023/wordml/word16du" xmlns:w16sdtdh="http://schemas.microsoft.com/office/word/2020/wordml/sdtdatahash" xmlns:w16sdtfl="http://schemas.microsoft.com/office/word/2024/wordml/sdtformatlock" xmlns:w16se="http://schemas.microsoft.com/office/word/2015/wordml/symex" xmlns:wpg="http://schemas.microsoft.com/office/word/2010/wordprocessingGroup" xmlns:wpi="http://schemas.microsoft.com/office/word/2010/wordprocessingInk" xmlns:wne="http://schemas.microsoft.com/office/word/2006/wordml" xmlns:wps="http://schemas.microsoft.com/office/word/2010/wordprocessingShape" mc:Ignorable="w14 w15 w16se w16cid w16 w16cex w16sdtdh w16sdtfl w16du wp14">
+<w:ftr xmlns:wpc="http://schemas.microsoft.com/office/word/2010/wordprocessingCanvas" xmlns:cx="http://schemas.microsoft.com/office/drawing/2014/chartex" xmlns:cx1="http://schemas.microsoft.com/office/drawing/2015/9/8/chartex" xmlns:cx2="http://schemas.microsoft.com/office/drawing/2015/10/21/chartex" xmlns:cx3="http://schemas.microsoft.com/office/drawing/2016/5/9/chartex" xmlns:cx4="http://schemas.microsoft.com/office/drawing/2016/5/10/chartex" xmlns:cx5="http://schemas.microsoft.com/office/drawing/2016/5/11/chartex" xmlns:cx6="http://schemas.microsoft.com/office/drawing/2016/5/12/chartex" xmlns:cx7="http://schemas.microsoft.com/office/drawing/2016/5/13/chartex" xmlns:cx8="http://schemas.microsoft.com/office/drawing/2016/5/14/chartex" xmlns:mc="http://schemas.openxmlformats.org/markup-compatibility/2006" xmlns:m="http://schemas.openxmlformats.org/officeDocument/2006/math" xmlns:aink="http://schemas.microsoft.com/office/drawing/2016/ink" xmlns:am3d="http://schemas.microsoft.com/office/drawing/2017/model3d" xmlns:oel="http://schemas.microsoft.com/office/2019/extlst" xmlns:r="http://schemas.openxmlformats.org/officeDocument/2006/relationships" xmlns:wp14="http://schemas.microsoft.com/office/word/2010/wordprocessingDrawing" xmlns:wp="http://schemas.openxmlformats.org/drawingml/2006/wordprocessingDrawing" xmlns:wpg="http://schemas.microsoft.com/office/word/2010/wordprocessingGroup" xmlns:wpi="http://schemas.microsoft.com/office/word/2010/wordprocessingInk" xmlns:wps="http://schemas.microsoft.com/office/word/2010/wordprocessingShape" xmlns:o="urn:schemas-microsoft-com:office:office" xmlns:v="urn:schemas-microsoft-com:vml" xmlns:w10="urn:schemas-microsoft-com:office:word" xmlns:w="http://schemas.openxmlformats.org/wordprocessingml/2006/main" xmlns:w14="http://schemas.microsoft.com/office/word/2010/wordml" xmlns:w15="http://schemas.microsoft.com/office/word/2012/wordml" xmlns:w16cei="http://schemas.microsoft.com/office/word/2026/wordml/cei" xmlns:w16cex="http://schemas.microsoft.com/office/word/2018/wordml/cex" xmlns:w16cid="http://schemas.microsoft.com/office/word/2016/wordml/cid" xmlns:w16="http://schemas.microsoft.com/office/word/2018/wordml" xmlns:w16sdtdh="http://schemas.microsoft.com/office/word/2020/wordml/sdtdatahash" xmlns:w16sdtfl="http://schemas.microsoft.com/office/word/2024/wordml/sdtformatlock" xmlns:w16se="http://schemas.microsoft.com/office/word/2015/wordml/symex" xmlns:w16du="http://schemas.microsoft.com/office/word/2023/wordml/word16du" xmlns:wne="http://schemas.microsoft.com/office/word/2006/wordml" mc:Ignorable="w14 w15 w16se w16cid w16 w16cex w16sdtdh w16sdtfl w16du wp14">
   <w:sdt>
     <w:sdtPr>
       <w:rPr>
@@ -2012,7 +1948,7 @@
 </file>
 
 <file path=word/footnotes.xml><?xml version="1.0" encoding="utf-8"?>
-<w:footnotes xmlns:wpc="http://schemas.microsoft.com/office/word/2010/wordprocessingCanvas" xmlns:cx="http://schemas.microsoft.com/office/drawing/2014/chartex" xmlns:cx1="http://schemas.microsoft.com/office/drawing/2015/9/8/chartex" xmlns:cx2="http://schemas.microsoft.com/office/drawing/2015/10/21/chartex" xmlns:cx3="http://schemas.microsoft.com/office/drawing/2016/5/9/chartex" xmlns:cx4="http://schemas.microsoft.com/office/drawing/2016/5/10/chartex" xmlns:cx5="http://schemas.microsoft.com/office/drawing/2016/5/11/chartex" xmlns:cx6="http://schemas.microsoft.com/office/drawing/2016/5/12/chartex" xmlns:cx7="http://schemas.microsoft.com/office/drawing/2016/5/13/chartex" xmlns:cx8="http://schemas.microsoft.com/office/drawing/2016/5/14/chartex" xmlns:mc="http://schemas.openxmlformats.org/markup-compatibility/2006" xmlns:aink="http://schemas.microsoft.com/office/drawing/2016/ink" xmlns:am3d="http://schemas.microsoft.com/office/drawing/2017/model3d" xmlns:o="urn:schemas-microsoft-com:office:office" xmlns:oel="http://schemas.microsoft.com/office/2019/extlst" xmlns:r="http://schemas.openxmlformats.org/officeDocument/2006/relationships" xmlns:m="http://schemas.openxmlformats.org/officeDocument/2006/math" xmlns:v="urn:schemas-microsoft-com:vml" xmlns:wp14="http://schemas.microsoft.com/office/word/2010/wordprocessingDrawing" xmlns:wp="http://schemas.openxmlformats.org/drawingml/2006/wordprocessingDrawing" xmlns:w10="urn:schemas-microsoft-com:office:word" xmlns:w="http://schemas.openxmlformats.org/wordprocessingml/2006/main" xmlns:w14="http://schemas.microsoft.com/office/word/2010/wordml" xmlns:w15="http://schemas.microsoft.com/office/word/2012/wordml" xmlns:w16cex="http://schemas.microsoft.com/office/word/2018/wordml/cex" xmlns:w16cid="http://schemas.microsoft.com/office/word/2016/wordml/cid" xmlns:w16="http://schemas.microsoft.com/office/word/2018/wordml" xmlns:w16du="http://schemas.microsoft.com/office/word/2023/wordml/word16du" xmlns:w16sdtdh="http://schemas.microsoft.com/office/word/2020/wordml/sdtdatahash" xmlns:w16sdtfl="http://schemas.microsoft.com/office/word/2024/wordml/sdtformatlock" xmlns:w16se="http://schemas.microsoft.com/office/word/2015/wordml/symex" xmlns:wpg="http://schemas.microsoft.com/office/word/2010/wordprocessingGroup" xmlns:wpi="http://schemas.microsoft.com/office/word/2010/wordprocessingInk" xmlns:wne="http://schemas.microsoft.com/office/word/2006/wordml" xmlns:wps="http://schemas.microsoft.com/office/word/2010/wordprocessingShape" mc:Ignorable="w14 w15 w16se w16cid w16 w16cex w16sdtdh w16sdtfl w16du wp14">
+<w:footnotes xmlns:wpc="http://schemas.microsoft.com/office/word/2010/wordprocessingCanvas" xmlns:cx="http://schemas.microsoft.com/office/drawing/2014/chartex" xmlns:cx1="http://schemas.microsoft.com/office/drawing/2015/9/8/chartex" xmlns:cx2="http://schemas.microsoft.com/office/drawing/2015/10/21/chartex" xmlns:cx3="http://schemas.microsoft.com/office/drawing/2016/5/9/chartex" xmlns:cx4="http://schemas.microsoft.com/office/drawing/2016/5/10/chartex" xmlns:cx5="http://schemas.microsoft.com/office/drawing/2016/5/11/chartex" xmlns:cx6="http://schemas.microsoft.com/office/drawing/2016/5/12/chartex" xmlns:cx7="http://schemas.microsoft.com/office/drawing/2016/5/13/chartex" xmlns:cx8="http://schemas.microsoft.com/office/drawing/2016/5/14/chartex" xmlns:mc="http://schemas.openxmlformats.org/markup-compatibility/2006" xmlns:m="http://schemas.openxmlformats.org/officeDocument/2006/math" xmlns:aink="http://schemas.microsoft.com/office/drawing/2016/ink" xmlns:am3d="http://schemas.microsoft.com/office/drawing/2017/model3d" xmlns:oel="http://schemas.microsoft.com/office/2019/extlst" xmlns:r="http://schemas.openxmlformats.org/officeDocument/2006/relationships" xmlns:wp14="http://schemas.microsoft.com/office/word/2010/wordprocessingDrawing" xmlns:wp="http://schemas.openxmlformats.org/drawingml/2006/wordprocessingDrawing" xmlns:wpg="http://schemas.microsoft.com/office/word/2010/wordprocessingGroup" xmlns:wpi="http://schemas.microsoft.com/office/word/2010/wordprocessingInk" xmlns:wps="http://schemas.microsoft.com/office/word/2010/wordprocessingShape" xmlns:o="urn:schemas-microsoft-com:office:office" xmlns:v="urn:schemas-microsoft-com:vml" xmlns:w10="urn:schemas-microsoft-com:office:word" xmlns:w="http://schemas.openxmlformats.org/wordprocessingml/2006/main" xmlns:w14="http://schemas.microsoft.com/office/word/2010/wordml" xmlns:w15="http://schemas.microsoft.com/office/word/2012/wordml" xmlns:w16cei="http://schemas.microsoft.com/office/word/2026/wordml/cei" xmlns:w16cex="http://schemas.microsoft.com/office/word/2018/wordml/cex" xmlns:w16cid="http://schemas.microsoft.com/office/word/2016/wordml/cid" xmlns:w16="http://schemas.microsoft.com/office/word/2018/wordml" xmlns:w16sdtdh="http://schemas.microsoft.com/office/word/2020/wordml/sdtdatahash" xmlns:w16sdtfl="http://schemas.microsoft.com/office/word/2024/wordml/sdtformatlock" xmlns:w16se="http://schemas.microsoft.com/office/word/2015/wordml/symex" xmlns:w16du="http://schemas.microsoft.com/office/word/2023/wordml/word16du" xmlns:wne="http://schemas.microsoft.com/office/word/2006/wordml" mc:Ignorable="w14 w15 w16se w16cid w16 w16cex w16sdtdh w16sdtfl w16du wp14">
   <w:footnote w:type="separator" w:id="-1">
     <w:p>
       <w:r>
@@ -2031,7 +1967,7 @@
 </file>
 
 <file path=word/numbering.xml><?xml version="1.0" encoding="utf-8"?>
-<w:numbering xmlns:wpc="http://schemas.microsoft.com/office/word/2010/wordprocessingCanvas" xmlns:cx="http://schemas.microsoft.com/office/drawing/2014/chartex" xmlns:cx1="http://schemas.microsoft.com/office/drawing/2015/9/8/chartex" xmlns:cx2="http://schemas.microsoft.com/office/drawing/2015/10/21/chartex" xmlns:cx3="http://schemas.microsoft.com/office/drawing/2016/5/9/chartex" xmlns:cx4="http://schemas.microsoft.com/office/drawing/2016/5/10/chartex" xmlns:cx5="http://schemas.microsoft.com/office/drawing/2016/5/11/chartex" xmlns:cx6="http://schemas.microsoft.com/office/drawing/2016/5/12/chartex" xmlns:cx7="http://schemas.microsoft.com/office/drawing/2016/5/13/chartex" xmlns:cx8="http://schemas.microsoft.com/office/drawing/2016/5/14/chartex" xmlns:mc="http://schemas.openxmlformats.org/markup-compatibility/2006" xmlns:aink="http://schemas.microsoft.com/office/drawing/2016/ink" xmlns:am3d="http://schemas.microsoft.com/office/drawing/2017/model3d" xmlns:o="urn:schemas-microsoft-com:office:office" xmlns:oel="http://schemas.microsoft.com/office/2019/extlst" xmlns:r="http://schemas.openxmlformats.org/officeDocument/2006/relationships" xmlns:m="http://schemas.openxmlformats.org/officeDocument/2006/math" xmlns:v="urn:schemas-microsoft-com:vml" xmlns:wp14="http://schemas.microsoft.com/office/word/2010/wordprocessingDrawing" xmlns:wp="http://schemas.openxmlformats.org/drawingml/2006/wordprocessingDrawing" xmlns:w10="urn:schemas-microsoft-com:office:word" xmlns:w="http://schemas.openxmlformats.org/wordprocessingml/2006/main" xmlns:w14="http://schemas.microsoft.com/office/word/2010/wordml" xmlns:w15="http://schemas.microsoft.com/office/word/2012/wordml" xmlns:w16cex="http://schemas.microsoft.com/office/word/2018/wordml/cex" xmlns:w16cid="http://schemas.microsoft.com/office/word/2016/wordml/cid" xmlns:w16="http://schemas.microsoft.com/office/word/2018/wordml" xmlns:w16du="http://schemas.microsoft.com/office/word/2023/wordml/word16du" xmlns:w16sdtdh="http://schemas.microsoft.com/office/word/2020/wordml/sdtdatahash" xmlns:w16sdtfl="http://schemas.microsoft.com/office/word/2024/wordml/sdtformatlock" xmlns:w16se="http://schemas.microsoft.com/office/word/2015/wordml/symex" xmlns:wpg="http://schemas.microsoft.com/office/word/2010/wordprocessingGroup" xmlns:wpi="http://schemas.microsoft.com/office/word/2010/wordprocessingInk" xmlns:wne="http://schemas.microsoft.com/office/word/2006/wordml" xmlns:wps="http://schemas.microsoft.com/office/word/2010/wordprocessingShape" mc:Ignorable="w14 w15 w16se w16cid w16 w16cex w16sdtdh w16sdtfl w16du wp14">
+<w:numbering xmlns:wpc="http://schemas.microsoft.com/office/word/2010/wordprocessingCanvas" xmlns:cx="http://schemas.microsoft.com/office/drawing/2014/chartex" xmlns:cx1="http://schemas.microsoft.com/office/drawing/2015/9/8/chartex" xmlns:cx2="http://schemas.microsoft.com/office/drawing/2015/10/21/chartex" xmlns:cx3="http://schemas.microsoft.com/office/drawing/2016/5/9/chartex" xmlns:cx4="http://schemas.microsoft.com/office/drawing/2016/5/10/chartex" xmlns:cx5="http://schemas.microsoft.com/office/drawing/2016/5/11/chartex" xmlns:cx6="http://schemas.microsoft.com/office/drawing/2016/5/12/chartex" xmlns:cx7="http://schemas.microsoft.com/office/drawing/2016/5/13/chartex" xmlns:cx8="http://schemas.microsoft.com/office/drawing/2016/5/14/chartex" xmlns:mc="http://schemas.openxmlformats.org/markup-compatibility/2006" xmlns:m="http://schemas.openxmlformats.org/officeDocument/2006/math" xmlns:aink="http://schemas.microsoft.com/office/drawing/2016/ink" xmlns:am3d="http://schemas.microsoft.com/office/drawing/2017/model3d" xmlns:oel="http://schemas.microsoft.com/office/2019/extlst" xmlns:r="http://schemas.openxmlformats.org/officeDocument/2006/relationships" xmlns:wp14="http://schemas.microsoft.com/office/word/2010/wordprocessingDrawing" xmlns:wp="http://schemas.openxmlformats.org/drawingml/2006/wordprocessingDrawing" xmlns:wpg="http://schemas.microsoft.com/office/word/2010/wordprocessingGroup" xmlns:wpi="http://schemas.microsoft.com/office/word/2010/wordprocessingInk" xmlns:wps="http://schemas.microsoft.com/office/word/2010/wordprocessingShape" xmlns:o="urn:schemas-microsoft-com:office:office" xmlns:v="urn:schemas-microsoft-com:vml" xmlns:w10="urn:schemas-microsoft-com:office:word" xmlns:w="http://schemas.openxmlformats.org/wordprocessingml/2006/main" xmlns:w14="http://schemas.microsoft.com/office/word/2010/wordml" xmlns:w15="http://schemas.microsoft.com/office/word/2012/wordml" xmlns:w16cei="http://schemas.microsoft.com/office/word/2026/wordml/cei" xmlns:w16cex="http://schemas.microsoft.com/office/word/2018/wordml/cex" xmlns:w16cid="http://schemas.microsoft.com/office/word/2016/wordml/cid" xmlns:w16="http://schemas.microsoft.com/office/word/2018/wordml" xmlns:w16sdtdh="http://schemas.microsoft.com/office/word/2020/wordml/sdtdatahash" xmlns:w16sdtfl="http://schemas.microsoft.com/office/word/2024/wordml/sdtformatlock" xmlns:w16se="http://schemas.microsoft.com/office/word/2015/wordml/symex" xmlns:w16du="http://schemas.microsoft.com/office/word/2023/wordml/word16du" xmlns:wne="http://schemas.microsoft.com/office/word/2006/wordml" mc:Ignorable="w14 w15 w16se w16cid w16 w16cex w16sdtdh w16sdtfl w16du wp14">
   <w:abstractNum w:abstractNumId="0" w15:restartNumberingAfterBreak="0">
     <w:nsid w:val="10554E45"/>
     <w:multiLevelType w:val="multilevel"/>
@@ -2492,7 +2428,7 @@
 </file>
 
 <file path=word/styles.xml><?xml version="1.0" encoding="utf-8"?>
-<w:styles xmlns:mc="http://schemas.openxmlformats.org/markup-compatibility/2006" xmlns:r="http://schemas.openxmlformats.org/officeDocument/2006/relationships" xmlns:w="http://schemas.openxmlformats.org/wordprocessingml/2006/main" xmlns:w14="http://schemas.microsoft.com/office/word/2010/wordml" xmlns:w15="http://schemas.microsoft.com/office/word/2012/wordml" xmlns:w16cex="http://schemas.microsoft.com/office/word/2018/wordml/cex" xmlns:w16cid="http://schemas.microsoft.com/office/word/2016/wordml/cid" xmlns:w16="http://schemas.microsoft.com/office/word/2018/wordml" xmlns:w16du="http://schemas.microsoft.com/office/word/2023/wordml/word16du" xmlns:w16sdtdh="http://schemas.microsoft.com/office/word/2020/wordml/sdtdatahash" xmlns:w16sdtfl="http://schemas.microsoft.com/office/word/2024/wordml/sdtformatlock" xmlns:w16se="http://schemas.microsoft.com/office/word/2015/wordml/symex" mc:Ignorable="w14 w15 w16se w16cid w16 w16cex w16sdtdh w16sdtfl w16du">
+<w:styles xmlns:mc="http://schemas.openxmlformats.org/markup-compatibility/2006" xmlns:r="http://schemas.openxmlformats.org/officeDocument/2006/relationships" xmlns:w="http://schemas.openxmlformats.org/wordprocessingml/2006/main" xmlns:w14="http://schemas.microsoft.com/office/word/2010/wordml" xmlns:w15="http://schemas.microsoft.com/office/word/2012/wordml" xmlns:w16cex="http://schemas.microsoft.com/office/word/2018/wordml/cex" xmlns:w16cid="http://schemas.microsoft.com/office/word/2016/wordml/cid" xmlns:w16="http://schemas.microsoft.com/office/word/2018/wordml" xmlns:w16sdtdh="http://schemas.microsoft.com/office/word/2020/wordml/sdtdatahash" xmlns:w16sdtfl="http://schemas.microsoft.com/office/word/2024/wordml/sdtformatlock" xmlns:w16se="http://schemas.microsoft.com/office/word/2015/wordml/symex" xmlns:w16du="http://schemas.microsoft.com/office/word/2023/wordml/word16du" mc:Ignorable="w14 w15 w16se w16cid w16 w16cex w16sdtdh w16sdtfl w16du">
   <w:docDefaults>
     <w:rPrDefault>
       <w:rPr>
